--- a/apps/api/templates/formulir-aplikasi.docx
+++ b/apps/api/templates/formulir-aplikasi.docx
@@ -174,8 +174,7 @@
       <w:tblGrid>
         <w:gridCol w:w="2447"/>
         <w:gridCol w:w="4896"/>
-        <w:gridCol w:w="349"/>
-        <w:gridCol w:w="2797"/>
+        <w:gridCol w:w="3185"/>
       </w:tblGrid>
       <w:tr>
         <w:trPr>
@@ -266,25 +265,7 @@
         </w:tc>
         <w:tc>
           <w:tcPr>
-            <w:tcW w:w="349" w:type="dxa"/>
-            <w:tcBorders>
-              <w:top w:val="single" w:sz="5" w:space="0" w:color="000000"/>
-              <w:left w:val="single" w:sz="5" w:space="0" w:color="000000"/>
-              <w:bottom w:val="single" w:sz="5" w:space="0" w:color="000000"/>
-              <w:right w:val="single" w:sz="5" w:space="0" w:color="000000"/>
-            </w:tcBorders>
-          </w:tcPr>
-          <w:p>
-            <w:pPr>
-              <w:rPr>
-                <w:rFonts w:ascii="Arial Narrow" w:hAnsi="Arial Narrow"/>
-              </w:rPr>
-            </w:pPr>
-          </w:p>
-        </w:tc>
-        <w:tc>
-          <w:tcPr>
-            <w:tcW w:w="2797" w:type="dxa"/>
+            <w:tcW w:w="3185" w:type="dxa"/>
             <w:vMerge w:val="restart"/>
             <w:tcBorders>
               <w:top w:val="single" w:sz="5" w:space="0" w:color="000000"/>
@@ -313,7 +294,7 @@
                   <wp:extent cx="1440000" cy="1944000"/>
                   <wp:effectExtent l="0" t="0" r="0" b="0"/>
                   <wp:wrapNone/>
-                  <wp:docPr id="25" name="FOTO_KARYAWAN" descr="Pas foto karyawan (diisi otomatis)"/>
+                  <wp:docPr id="21" name="FOTO_KARYAWAN"/>
                   <wp:cNvGraphicFramePr xmlns:a="http://schemas.openxmlformats.org/drawingml/2006/main">
                     <a:graphicFrameLocks noChangeAspect="1"/>
                   </wp:cNvGraphicFramePr>
@@ -435,25 +416,7 @@
         </w:tc>
         <w:tc>
           <w:tcPr>
-            <w:tcW w:w="349" w:type="dxa"/>
-            <w:tcBorders>
-              <w:top w:val="single" w:sz="5" w:space="0" w:color="000000"/>
-              <w:left w:val="single" w:sz="5" w:space="0" w:color="000000"/>
-              <w:bottom w:val="single" w:sz="5" w:space="0" w:color="000000"/>
-              <w:right w:val="single" w:sz="5" w:space="0" w:color="000000"/>
-            </w:tcBorders>
-          </w:tcPr>
-          <w:p>
-            <w:pPr>
-              <w:rPr>
-                <w:rFonts w:ascii="Arial Narrow" w:hAnsi="Arial Narrow"/>
-              </w:rPr>
-            </w:pPr>
-          </w:p>
-        </w:tc>
-        <w:tc>
-          <w:tcPr>
-            <w:tcW w:w="2797" w:type="dxa"/>
+            <w:tcW w:w="3185" w:type="dxa"/>
             <w:vMerge/>
             <w:tcBorders>
               <w:left w:val="nil"/>
@@ -558,25 +521,7 @@
         </w:tc>
         <w:tc>
           <w:tcPr>
-            <w:tcW w:w="349" w:type="dxa"/>
-            <w:tcBorders>
-              <w:top w:val="single" w:sz="5" w:space="0" w:color="000000"/>
-              <w:left w:val="single" w:sz="5" w:space="0" w:color="000000"/>
-              <w:bottom w:val="single" w:sz="5" w:space="0" w:color="000000"/>
-              <w:right w:val="single" w:sz="5" w:space="0" w:color="000000"/>
-            </w:tcBorders>
-          </w:tcPr>
-          <w:p>
-            <w:pPr>
-              <w:rPr>
-                <w:rFonts w:ascii="Arial Narrow" w:hAnsi="Arial Narrow"/>
-              </w:rPr>
-            </w:pPr>
-          </w:p>
-        </w:tc>
-        <w:tc>
-          <w:tcPr>
-            <w:tcW w:w="2797" w:type="dxa"/>
+            <w:tcW w:w="3185" w:type="dxa"/>
             <w:vMerge/>
             <w:tcBorders>
               <w:left w:val="nil"/>
@@ -681,25 +626,7 @@
         </w:tc>
         <w:tc>
           <w:tcPr>
-            <w:tcW w:w="349" w:type="dxa"/>
-            <w:tcBorders>
-              <w:top w:val="single" w:sz="5" w:space="0" w:color="000000"/>
-              <w:left w:val="single" w:sz="5" w:space="0" w:color="000000"/>
-              <w:bottom w:val="single" w:sz="5" w:space="0" w:color="000000"/>
-              <w:right w:val="single" w:sz="5" w:space="0" w:color="000000"/>
-            </w:tcBorders>
-          </w:tcPr>
-          <w:p>
-            <w:pPr>
-              <w:rPr>
-                <w:rFonts w:ascii="Arial Narrow" w:hAnsi="Arial Narrow"/>
-              </w:rPr>
-            </w:pPr>
-          </w:p>
-        </w:tc>
-        <w:tc>
-          <w:tcPr>
-            <w:tcW w:w="2797" w:type="dxa"/>
+            <w:tcW w:w="3185" w:type="dxa"/>
             <w:vMerge/>
             <w:tcBorders>
               <w:left w:val="nil"/>
@@ -804,25 +731,7 @@
         </w:tc>
         <w:tc>
           <w:tcPr>
-            <w:tcW w:w="349" w:type="dxa"/>
-            <w:tcBorders>
-              <w:top w:val="single" w:sz="5" w:space="0" w:color="000000"/>
-              <w:left w:val="single" w:sz="5" w:space="0" w:color="000000"/>
-              <w:bottom w:val="single" w:sz="5" w:space="0" w:color="000000"/>
-              <w:right w:val="single" w:sz="5" w:space="0" w:color="000000"/>
-            </w:tcBorders>
-          </w:tcPr>
-          <w:p>
-            <w:pPr>
-              <w:rPr>
-                <w:rFonts w:ascii="Arial Narrow" w:hAnsi="Arial Narrow"/>
-              </w:rPr>
-            </w:pPr>
-          </w:p>
-        </w:tc>
-        <w:tc>
-          <w:tcPr>
-            <w:tcW w:w="2797" w:type="dxa"/>
+            <w:tcW w:w="3185" w:type="dxa"/>
             <w:vMerge/>
             <w:tcBorders>
               <w:left w:val="nil"/>
@@ -921,25 +830,7 @@
         </w:tc>
         <w:tc>
           <w:tcPr>
-            <w:tcW w:w="349" w:type="dxa"/>
-            <w:tcBorders>
-              <w:top w:val="single" w:sz="5" w:space="0" w:color="000000"/>
-              <w:left w:val="single" w:sz="5" w:space="0" w:color="000000"/>
-              <w:bottom w:val="single" w:sz="5" w:space="0" w:color="000000"/>
-              <w:right w:val="single" w:sz="5" w:space="0" w:color="000000"/>
-            </w:tcBorders>
-          </w:tcPr>
-          <w:p>
-            <w:pPr>
-              <w:rPr>
-                <w:rFonts w:ascii="Arial Narrow" w:hAnsi="Arial Narrow"/>
-              </w:rPr>
-            </w:pPr>
-          </w:p>
-        </w:tc>
-        <w:tc>
-          <w:tcPr>
-            <w:tcW w:w="2797" w:type="dxa"/>
+            <w:tcW w:w="3185" w:type="dxa"/>
             <w:vMerge/>
             <w:tcBorders>
               <w:left w:val="nil"/>
@@ -5059,14 +4950,689 @@
     </w:tbl>
     <w:p>
       <w:pPr>
-        <w:spacing w:before="18" w:line="240" w:lineRule="exact"/>
+        <w:spacing w:before="31" w:line="258" w:lineRule="auto"/>
+        <w:ind w:right="4247"/>
         <w:rPr>
-          <w:rFonts w:ascii="Arial Narrow" w:hAnsi="Arial Narrow"/>
+          <w:rFonts w:ascii="Arial Narrow" w:eastAsia="Arial Narrow" w:hAnsi="Arial Narrow" w:cs="Arial Narrow"/>
           <w:sz w:val="24"/>
           <w:szCs w:val="24"/>
         </w:rPr>
       </w:pPr>
+      <w:r>
+        <w:rPr>
+          <w:rFonts w:ascii="Arial Narrow" w:eastAsia="Arial Narrow" w:hAnsi="Arial Narrow" w:cs="Arial Narrow"/>
+          <w:b/>
+          <w:sz w:val="24"/>
+          <w:szCs w:val="24"/>
+        </w:rPr>
+        <w:t>DATA KEPEGAWAIAN</w:t>
+      </w:r>
     </w:p>
+    <w:tbl>
+      <w:tblPr>
+        <w:tblW w:w="0" w:type="auto"/>
+        <w:tblInd w:w="136" w:type="dxa"/>
+        <w:tblLayout w:type="fixed"/>
+        <w:tblCellMar>
+          <w:left w:w="0" w:type="dxa"/>
+          <w:right w:w="0" w:type="dxa"/>
+        </w:tblCellMar>
+        <w:tblLook w:val="01E0" w:firstRow="1" w:lastRow="1" w:firstColumn="1" w:lastColumn="1" w:noHBand="0" w:noVBand="0"/>
+      </w:tblPr>
+      <w:tblGrid>
+        <w:gridCol w:w="2409"/>
+        <w:gridCol w:w="2798"/>
+        <w:gridCol w:w="2447"/>
+        <w:gridCol w:w="2797"/>
+      </w:tblGrid>
+      <w:tr>
+        <w:trPr>
+          <w:trHeight w:hRule="exact" w:val="520"/>
+        </w:trPr>
+        <w:tc>
+          <w:tcPr>
+            <w:tcW w:w="2409" w:type="dxa"/>
+            <w:tcBorders>
+              <w:top w:val="single" w:sz="5" w:space="0" w:color="000000"/>
+              <w:left w:val="single" w:sz="5" w:space="0" w:color="000000"/>
+              <w:bottom w:val="single" w:sz="5" w:space="0" w:color="000000"/>
+              <w:right w:val="single" w:sz="5" w:space="0" w:color="000000"/>
+            </w:tcBorders>
+          </w:tcPr>
+          <w:p>
+            <w:pPr>
+              <w:spacing w:before="35"/>
+              <w:ind w:left="102"/>
+              <w:rPr>
+                <w:rFonts w:ascii="Arial Narrow" w:eastAsia="Arial Narrow" w:hAnsi="Arial Narrow" w:cs="Arial Narrow"/>
+                <w:sz w:val="18"/>
+                <w:szCs w:val="18"/>
+              </w:rPr>
+            </w:pPr>
+            <w:r>
+              <w:rPr>
+                <w:rFonts w:ascii="Arial Narrow" w:eastAsia="Arial Narrow" w:hAnsi="Arial Narrow" w:cs="Arial Narrow"/>
+                <w:sz w:val="18"/>
+                <w:szCs w:val="18"/>
+              </w:rPr>
+              <w:t>Department</w:t>
+            </w:r>
+          </w:p>
+          <w:p>
+            <w:pPr>
+              <w:spacing w:before="41"/>
+              <w:ind w:left="102"/>
+              <w:rPr>
+                <w:rFonts w:ascii="Arial Narrow" w:eastAsia="Arial Narrow" w:hAnsi="Arial Narrow" w:cs="Arial Narrow"/>
+                <w:sz w:val="16"/>
+                <w:szCs w:val="16"/>
+              </w:rPr>
+            </w:pPr>
+            <w:r>
+              <w:rPr>
+                <w:rFonts w:ascii="Arial Narrow" w:eastAsia="Arial Narrow" w:hAnsi="Arial Narrow" w:cs="Arial Narrow"/>
+                <w:sz w:val="16"/>
+                <w:szCs w:val="16"/>
+              </w:rPr>
+              <w:t>Department</w:t>
+            </w:r>
+          </w:p>
+        </w:tc>
+        <w:tc>
+          <w:tcPr>
+            <w:tcW w:w="2798" w:type="dxa"/>
+            <w:tcBorders>
+              <w:top w:val="single" w:sz="5" w:space="0" w:color="000000"/>
+              <w:left w:val="single" w:sz="5" w:space="0" w:color="000000"/>
+              <w:bottom w:val="single" w:sz="5" w:space="0" w:color="000000"/>
+              <w:right w:val="single" w:sz="5" w:space="0" w:color="000000"/>
+            </w:tcBorders>
+          </w:tcPr>
+          <w:p>
+            <w:pPr>
+              <w:ind w:left="68"/>
+              <w:rPr>
+                <w:rFonts w:ascii="Arial Narrow" w:hAnsi="Arial Narrow"/>
+              </w:rPr>
+            </w:pPr>
+            <w:r>
+              <w:rPr>
+                <w:rFonts w:ascii="Arial Narrow" w:eastAsia="Arial Narrow" w:hAnsi="Arial Narrow" w:cs="Arial Narrow"/>
+                <w:b w:val="0"/>
+                <w:sz w:val="18"/>
+                <w:szCs w:val="18"/>
+              </w:rPr>
+              <w:t>{department}</w:t>
+            </w:r>
+          </w:p>
+        </w:tc>
+        <w:tc>
+          <w:tcPr>
+            <w:tcW w:w="2447" w:type="dxa"/>
+            <w:tcBorders>
+              <w:top w:val="single" w:sz="5" w:space="0" w:color="000000"/>
+              <w:left w:val="single" w:sz="5" w:space="0" w:color="000000"/>
+              <w:bottom w:val="single" w:sz="5" w:space="0" w:color="000000"/>
+              <w:right w:val="single" w:sz="5" w:space="0" w:color="000000"/>
+            </w:tcBorders>
+          </w:tcPr>
+          <w:p>
+            <w:pPr>
+              <w:spacing w:before="35"/>
+              <w:ind w:left="102"/>
+              <w:rPr>
+                <w:rFonts w:ascii="Arial Narrow" w:eastAsia="Arial Narrow" w:hAnsi="Arial Narrow" w:cs="Arial Narrow"/>
+                <w:sz w:val="18"/>
+                <w:szCs w:val="18"/>
+              </w:rPr>
+            </w:pPr>
+            <w:r>
+              <w:rPr>
+                <w:rFonts w:ascii="Arial Narrow" w:eastAsia="Arial Narrow" w:hAnsi="Arial Narrow" w:cs="Arial Narrow"/>
+                <w:sz w:val="18"/>
+                <w:szCs w:val="18"/>
+              </w:rPr>
+              <w:t>Jabatan</w:t>
+            </w:r>
+          </w:p>
+          <w:p>
+            <w:pPr>
+              <w:spacing w:before="41"/>
+              <w:ind w:left="102"/>
+              <w:rPr>
+                <w:rFonts w:ascii="Arial Narrow" w:eastAsia="Arial Narrow" w:hAnsi="Arial Narrow" w:cs="Arial Narrow"/>
+                <w:sz w:val="16"/>
+                <w:szCs w:val="16"/>
+              </w:rPr>
+            </w:pPr>
+            <w:r>
+              <w:rPr>
+                <w:rFonts w:ascii="Arial Narrow" w:eastAsia="Arial Narrow" w:hAnsi="Arial Narrow" w:cs="Arial Narrow"/>
+                <w:sz w:val="16"/>
+                <w:szCs w:val="16"/>
+              </w:rPr>
+              <w:t>P</w:t>
+            </w:r>
+            <w:r>
+              <w:rPr>
+                <w:rFonts w:ascii="Arial Narrow" w:eastAsia="Arial Narrow" w:hAnsi="Arial Narrow" w:cs="Arial Narrow"/>
+                <w:sz w:val="16"/>
+                <w:szCs w:val="16"/>
+              </w:rPr>
+              <w:t>osition</w:t>
+            </w:r>
+          </w:p>
+        </w:tc>
+        <w:tc>
+          <w:tcPr>
+            <w:tcW w:w="2797" w:type="dxa"/>
+            <w:tcBorders>
+              <w:top w:val="single" w:sz="5" w:space="0" w:color="000000"/>
+              <w:left w:val="single" w:sz="5" w:space="0" w:color="000000"/>
+              <w:bottom w:val="single" w:sz="5" w:space="0" w:color="000000"/>
+              <w:right w:val="single" w:sz="5" w:space="0" w:color="000000"/>
+            </w:tcBorders>
+          </w:tcPr>
+          <w:p>
+            <w:pPr>
+              <w:ind w:left="68"/>
+              <w:rPr>
+                <w:rFonts w:ascii="Arial Narrow" w:hAnsi="Arial Narrow"/>
+              </w:rPr>
+            </w:pPr>
+            <w:r>
+              <w:rPr>
+                <w:rFonts w:ascii="Arial Narrow" w:eastAsia="Arial Narrow" w:hAnsi="Arial Narrow" w:cs="Arial Narrow"/>
+                <w:b w:val="0"/>
+                <w:sz w:val="18"/>
+                <w:szCs w:val="18"/>
+              </w:rPr>
+              <w:t>{position}</w:t>
+            </w:r>
+          </w:p>
+        </w:tc>
+      </w:tr>
+      <w:tr>
+        <w:trPr>
+          <w:trHeight w:hRule="exact" w:val="521"/>
+        </w:trPr>
+        <w:tc>
+          <w:tcPr>
+            <w:tcW w:w="2409" w:type="dxa"/>
+            <w:tcBorders>
+              <w:top w:val="single" w:sz="5" w:space="0" w:color="000000"/>
+              <w:left w:val="single" w:sz="5" w:space="0" w:color="000000"/>
+              <w:bottom w:val="single" w:sz="5" w:space="0" w:color="000000"/>
+              <w:right w:val="single" w:sz="5" w:space="0" w:color="000000"/>
+            </w:tcBorders>
+          </w:tcPr>
+          <w:p>
+            <w:pPr>
+              <w:spacing w:before="36"/>
+              <w:ind w:left="102"/>
+              <w:rPr>
+                <w:rFonts w:ascii="Arial Narrow" w:eastAsia="Arial Narrow" w:hAnsi="Arial Narrow" w:cs="Arial Narrow"/>
+                <w:sz w:val="18"/>
+                <w:szCs w:val="18"/>
+              </w:rPr>
+            </w:pPr>
+            <w:r>
+              <w:rPr>
+                <w:rFonts w:ascii="Arial Narrow" w:eastAsia="Arial Narrow" w:hAnsi="Arial Narrow" w:cs="Arial Narrow"/>
+                <w:sz w:val="18"/>
+                <w:szCs w:val="18"/>
+              </w:rPr>
+              <w:t>Divisi</w:t>
+            </w:r>
+          </w:p>
+          <w:p>
+            <w:pPr>
+              <w:spacing w:before="40"/>
+              <w:ind w:left="102"/>
+              <w:rPr>
+                <w:rFonts w:ascii="Arial Narrow" w:eastAsia="Arial Narrow" w:hAnsi="Arial Narrow" w:cs="Arial Narrow"/>
+                <w:sz w:val="16"/>
+                <w:szCs w:val="16"/>
+              </w:rPr>
+            </w:pPr>
+            <w:r>
+              <w:rPr>
+                <w:rFonts w:ascii="Arial Narrow" w:eastAsia="Arial Narrow" w:hAnsi="Arial Narrow" w:cs="Arial Narrow"/>
+                <w:sz w:val="16"/>
+                <w:szCs w:val="16"/>
+              </w:rPr>
+              <w:t>Division</w:t>
+            </w:r>
+          </w:p>
+        </w:tc>
+        <w:tc>
+          <w:tcPr>
+            <w:tcW w:w="2798" w:type="dxa"/>
+            <w:tcBorders>
+              <w:top w:val="single" w:sz="5" w:space="0" w:color="000000"/>
+              <w:left w:val="single" w:sz="5" w:space="0" w:color="000000"/>
+              <w:bottom w:val="single" w:sz="5" w:space="0" w:color="000000"/>
+              <w:right w:val="single" w:sz="5" w:space="0" w:color="000000"/>
+            </w:tcBorders>
+          </w:tcPr>
+          <w:p>
+            <w:pPr>
+              <w:ind w:left="68"/>
+              <w:rPr>
+                <w:rFonts w:ascii="Arial Narrow" w:hAnsi="Arial Narrow"/>
+              </w:rPr>
+            </w:pPr>
+            <w:r>
+              <w:rPr>
+                <w:rFonts w:ascii="Arial Narrow" w:eastAsia="Arial Narrow" w:hAnsi="Arial Narrow" w:cs="Arial Narrow"/>
+                <w:b w:val="0"/>
+                <w:sz w:val="18"/>
+                <w:szCs w:val="18"/>
+              </w:rPr>
+              <w:t>{division}</w:t>
+            </w:r>
+          </w:p>
+        </w:tc>
+        <w:tc>
+          <w:tcPr>
+            <w:tcW w:w="2447" w:type="dxa"/>
+            <w:tcBorders>
+              <w:top w:val="single" w:sz="5" w:space="0" w:color="000000"/>
+              <w:left w:val="single" w:sz="5" w:space="0" w:color="000000"/>
+              <w:bottom w:val="single" w:sz="5" w:space="0" w:color="000000"/>
+              <w:right w:val="single" w:sz="5" w:space="0" w:color="000000"/>
+            </w:tcBorders>
+          </w:tcPr>
+          <w:p>
+            <w:pPr>
+              <w:spacing w:before="35"/>
+              <w:ind w:left="102"/>
+              <w:rPr>
+                <w:rFonts w:ascii="Arial Narrow" w:eastAsia="Arial Narrow" w:hAnsi="Arial Narrow" w:cs="Arial Narrow"/>
+                <w:sz w:val="18"/>
+                <w:szCs w:val="18"/>
+              </w:rPr>
+            </w:pPr>
+            <w:r>
+              <w:rPr>
+                <w:rFonts w:ascii="Arial Narrow" w:eastAsia="Arial Narrow" w:hAnsi="Arial Narrow" w:cs="Arial Narrow"/>
+                <w:sz w:val="18"/>
+                <w:szCs w:val="18"/>
+              </w:rPr>
+              <w:t>Tanggal Masuk</w:t>
+            </w:r>
+          </w:p>
+          <w:p>
+            <w:pPr>
+              <w:spacing w:before="41"/>
+              <w:ind w:left="102"/>
+              <w:rPr>
+                <w:rFonts w:ascii="Arial Narrow" w:eastAsia="Arial Narrow" w:hAnsi="Arial Narrow" w:cs="Arial Narrow"/>
+                <w:sz w:val="16"/>
+                <w:szCs w:val="16"/>
+              </w:rPr>
+            </w:pPr>
+            <w:r>
+              <w:rPr>
+                <w:rFonts w:ascii="Arial Narrow" w:eastAsia="Arial Narrow" w:hAnsi="Arial Narrow" w:cs="Arial Narrow"/>
+                <w:sz w:val="16"/>
+                <w:szCs w:val="16"/>
+              </w:rPr>
+              <w:t>Date of Joining</w:t>
+            </w:r>
+          </w:p>
+        </w:tc>
+        <w:tc>
+          <w:tcPr>
+            <w:tcW w:w="2797" w:type="dxa"/>
+            <w:tcBorders>
+              <w:top w:val="single" w:sz="5" w:space="0" w:color="000000"/>
+              <w:left w:val="single" w:sz="5" w:space="0" w:color="000000"/>
+              <w:bottom w:val="single" w:sz="5" w:space="0" w:color="000000"/>
+              <w:right w:val="single" w:sz="5" w:space="0" w:color="000000"/>
+            </w:tcBorders>
+          </w:tcPr>
+          <w:p>
+            <w:pPr>
+              <w:ind w:left="68"/>
+              <w:rPr>
+                <w:rFonts w:ascii="Arial Narrow" w:hAnsi="Arial Narrow"/>
+              </w:rPr>
+            </w:pPr>
+            <w:r>
+              <w:rPr>
+                <w:rFonts w:ascii="Arial Narrow" w:eastAsia="Arial Narrow" w:hAnsi="Arial Narrow" w:cs="Arial Narrow"/>
+                <w:b w:val="0"/>
+                <w:sz w:val="18"/>
+                <w:szCs w:val="18"/>
+              </w:rPr>
+              <w:t>{joinDate}</w:t>
+            </w:r>
+          </w:p>
+        </w:tc>
+      </w:tr>
+    </w:tbl>
+    <w:p>
+      <w:pPr>
+        <w:spacing w:before="33" w:line="240" w:lineRule="exact"/>
+        <w:rPr>
+          <w:rFonts w:ascii="Arial Narrow" w:eastAsia="Wingdings" w:hAnsi="Arial Narrow" w:cs="Wingdings"/>
+          <w:b/>
+          <w:position w:val="-1"/>
+          <w:sz w:val="22"/>
+          <w:szCs w:val="22"/>
+        </w:rPr>
+      </w:pPr>
+      <w:r>
+        <w:rPr>
+          <w:rFonts w:ascii="Arial Narrow" w:eastAsia="Wingdings" w:hAnsi="Arial Narrow" w:cs="Wingdings"/>
+          <w:b/>
+          <w:position w:val="-1"/>
+          <w:sz w:val="22"/>
+          <w:szCs w:val="22"/>
+        </w:rPr>
+        <w:t>DATA REKENING</w:t>
+      </w:r>
+    </w:p>
+    <w:tbl>
+      <w:tblPr>
+        <w:tblW w:w="0" w:type="auto"/>
+        <w:tblInd w:w="136" w:type="dxa"/>
+        <w:tblLayout w:type="fixed"/>
+        <w:tblCellMar>
+          <w:left w:w="0" w:type="dxa"/>
+          <w:right w:w="0" w:type="dxa"/>
+        </w:tblCellMar>
+        <w:tblLook w:val="01E0" w:firstRow="1" w:lastRow="1" w:firstColumn="1" w:lastColumn="1" w:noHBand="0" w:noVBand="0"/>
+      </w:tblPr>
+      <w:tblGrid>
+        <w:gridCol w:w="2409"/>
+        <w:gridCol w:w="2798"/>
+        <w:gridCol w:w="2447"/>
+        <w:gridCol w:w="2797"/>
+      </w:tblGrid>
+      <w:tr>
+        <w:trPr>
+          <w:trHeight w:hRule="exact" w:val="520"/>
+        </w:trPr>
+        <w:tc>
+          <w:tcPr>
+            <w:tcW w:w="2409" w:type="dxa"/>
+            <w:tcBorders>
+              <w:top w:val="single" w:sz="5" w:space="0" w:color="000000"/>
+              <w:left w:val="single" w:sz="5" w:space="0" w:color="000000"/>
+              <w:bottom w:val="single" w:sz="5" w:space="0" w:color="000000"/>
+              <w:right w:val="single" w:sz="5" w:space="0" w:color="000000"/>
+            </w:tcBorders>
+          </w:tcPr>
+          <w:p>
+            <w:pPr>
+              <w:spacing w:before="41"/>
+              <w:ind w:left="102"/>
+              <w:rPr>
+                <w:rFonts w:ascii="Arial Narrow" w:eastAsia="Arial Narrow" w:hAnsi="Arial Narrow" w:cs="Arial Narrow"/>
+                <w:sz w:val="18"/>
+                <w:szCs w:val="18"/>
+              </w:rPr>
+            </w:pPr>
+            <w:r>
+              <w:rPr>
+                <w:rFonts w:ascii="Arial Narrow" w:eastAsia="Arial Narrow" w:hAnsi="Arial Narrow" w:cs="Arial Narrow"/>
+                <w:sz w:val="18"/>
+                <w:szCs w:val="18"/>
+              </w:rPr>
+              <w:t>Nama Bank</w:t>
+            </w:r>
+          </w:p>
+          <w:p>
+            <w:pPr>
+              <w:spacing w:before="41"/>
+              <w:ind w:left="102"/>
+              <w:rPr>
+                <w:rFonts w:ascii="Arial Narrow" w:eastAsia="Arial Narrow" w:hAnsi="Arial Narrow" w:cs="Arial Narrow"/>
+                <w:sz w:val="16"/>
+                <w:szCs w:val="16"/>
+              </w:rPr>
+            </w:pPr>
+            <w:r>
+              <w:rPr>
+                <w:rFonts w:ascii="Arial Narrow" w:eastAsia="Arial Narrow" w:hAnsi="Arial Narrow" w:cs="Arial Narrow"/>
+                <w:sz w:val="16"/>
+                <w:szCs w:val="16"/>
+              </w:rPr>
+              <w:t>Bank Name</w:t>
+            </w:r>
+          </w:p>
+        </w:tc>
+        <w:tc>
+          <w:tcPr>
+            <w:tcW w:w="2798" w:type="dxa"/>
+            <w:tcBorders>
+              <w:top w:val="single" w:sz="5" w:space="0" w:color="000000"/>
+              <w:left w:val="single" w:sz="5" w:space="0" w:color="000000"/>
+              <w:bottom w:val="single" w:sz="5" w:space="0" w:color="000000"/>
+              <w:right w:val="single" w:sz="5" w:space="0" w:color="000000"/>
+            </w:tcBorders>
+          </w:tcPr>
+          <w:p>
+            <w:pPr>
+              <w:ind w:left="68"/>
+              <w:rPr>
+                <w:rFonts w:ascii="Arial Narrow" w:hAnsi="Arial Narrow"/>
+              </w:rPr>
+            </w:pPr>
+            <w:r>
+              <w:rPr>
+                <w:rFonts w:ascii="Arial Narrow" w:eastAsia="Arial Narrow" w:hAnsi="Arial Narrow" w:cs="Arial Narrow"/>
+                <w:b w:val="0"/>
+                <w:sz w:val="18"/>
+                <w:szCs w:val="18"/>
+              </w:rPr>
+              <w:t>{bankName}</w:t>
+            </w:r>
+          </w:p>
+        </w:tc>
+        <w:tc>
+          <w:tcPr>
+            <w:tcW w:w="2447" w:type="dxa"/>
+            <w:tcBorders>
+              <w:top w:val="single" w:sz="5" w:space="0" w:color="000000"/>
+              <w:left w:val="single" w:sz="5" w:space="0" w:color="000000"/>
+              <w:bottom w:val="single" w:sz="5" w:space="0" w:color="000000"/>
+              <w:right w:val="single" w:sz="5" w:space="0" w:color="000000"/>
+            </w:tcBorders>
+          </w:tcPr>
+          <w:p>
+            <w:pPr>
+              <w:spacing w:before="41"/>
+              <w:ind w:left="102"/>
+              <w:rPr>
+                <w:rFonts w:ascii="Arial Narrow" w:eastAsia="Arial Narrow" w:hAnsi="Arial Narrow" w:cs="Arial Narrow"/>
+                <w:sz w:val="18"/>
+                <w:szCs w:val="18"/>
+              </w:rPr>
+            </w:pPr>
+            <w:r>
+              <w:rPr>
+                <w:rFonts w:ascii="Arial Narrow" w:eastAsia="Arial Narrow" w:hAnsi="Arial Narrow" w:cs="Arial Narrow"/>
+                <w:sz w:val="18"/>
+                <w:szCs w:val="18"/>
+              </w:rPr>
+              <w:t>Nama Pemilik Rekening</w:t>
+            </w:r>
+          </w:p>
+          <w:p>
+            <w:pPr>
+              <w:spacing w:before="41"/>
+              <w:ind w:left="102"/>
+              <w:rPr>
+                <w:rFonts w:ascii="Arial Narrow" w:eastAsia="Arial Narrow" w:hAnsi="Arial Narrow" w:cs="Arial Narrow"/>
+                <w:sz w:val="16"/>
+                <w:szCs w:val="16"/>
+              </w:rPr>
+            </w:pPr>
+            <w:r>
+              <w:rPr>
+                <w:rFonts w:ascii="Arial Narrow" w:eastAsia="Arial Narrow" w:hAnsi="Arial Narrow" w:cs="Arial Narrow"/>
+                <w:sz w:val="16"/>
+                <w:szCs w:val="16"/>
+              </w:rPr>
+              <w:t>Account Holder Name</w:t>
+            </w:r>
+          </w:p>
+        </w:tc>
+        <w:tc>
+          <w:tcPr>
+            <w:tcW w:w="2797" w:type="dxa"/>
+            <w:tcBorders>
+              <w:top w:val="single" w:sz="5" w:space="0" w:color="000000"/>
+              <w:left w:val="single" w:sz="5" w:space="0" w:color="000000"/>
+              <w:bottom w:val="single" w:sz="5" w:space="0" w:color="000000"/>
+              <w:right w:val="single" w:sz="5" w:space="0" w:color="000000"/>
+            </w:tcBorders>
+          </w:tcPr>
+          <w:p>
+            <w:pPr>
+              <w:ind w:left="68"/>
+              <w:rPr>
+                <w:rFonts w:ascii="Arial Narrow" w:hAnsi="Arial Narrow"/>
+              </w:rPr>
+            </w:pPr>
+            <w:r>
+              <w:rPr>
+                <w:rFonts w:ascii="Arial Narrow" w:eastAsia="Arial Narrow" w:hAnsi="Arial Narrow" w:cs="Arial Narrow"/>
+                <w:b w:val="0"/>
+                <w:sz w:val="18"/>
+                <w:szCs w:val="18"/>
+              </w:rPr>
+              <w:t>{bankHolder}</w:t>
+            </w:r>
+          </w:p>
+        </w:tc>
+      </w:tr>
+      <w:tr>
+        <w:trPr>
+          <w:trHeight w:hRule="exact" w:val="521"/>
+        </w:trPr>
+        <w:tc>
+          <w:tcPr>
+            <w:tcW w:w="2409" w:type="dxa"/>
+            <w:tcBorders>
+              <w:top w:val="single" w:sz="5" w:space="0" w:color="000000"/>
+              <w:left w:val="single" w:sz="5" w:space="0" w:color="000000"/>
+              <w:bottom w:val="single" w:sz="5" w:space="0" w:color="000000"/>
+              <w:right w:val="single" w:sz="5" w:space="0" w:color="000000"/>
+            </w:tcBorders>
+          </w:tcPr>
+          <w:p>
+            <w:pPr>
+              <w:spacing w:before="40"/>
+              <w:ind w:left="102"/>
+              <w:rPr>
+                <w:rFonts w:ascii="Arial Narrow" w:eastAsia="Arial Narrow" w:hAnsi="Arial Narrow" w:cs="Arial Narrow"/>
+                <w:sz w:val="18"/>
+                <w:szCs w:val="18"/>
+              </w:rPr>
+            </w:pPr>
+            <w:r>
+              <w:rPr>
+                <w:rFonts w:ascii="Arial Narrow" w:eastAsia="Arial Narrow" w:hAnsi="Arial Narrow" w:cs="Arial Narrow"/>
+                <w:sz w:val="18"/>
+                <w:szCs w:val="18"/>
+              </w:rPr>
+              <w:t>Nomor Rekening</w:t>
+            </w:r>
+          </w:p>
+          <w:p>
+            <w:pPr>
+              <w:spacing w:before="40"/>
+              <w:ind w:left="102"/>
+              <w:rPr>
+                <w:rFonts w:ascii="Arial Narrow" w:eastAsia="Arial Narrow" w:hAnsi="Arial Narrow" w:cs="Arial Narrow"/>
+                <w:sz w:val="16"/>
+                <w:szCs w:val="16"/>
+              </w:rPr>
+            </w:pPr>
+            <w:r>
+              <w:rPr>
+                <w:rFonts w:ascii="Arial Narrow" w:eastAsia="Arial Narrow" w:hAnsi="Arial Narrow" w:cs="Arial Narrow"/>
+                <w:sz w:val="16"/>
+                <w:szCs w:val="16"/>
+              </w:rPr>
+              <w:t>Account Number</w:t>
+            </w:r>
+          </w:p>
+        </w:tc>
+        <w:tc>
+          <w:tcPr>
+            <w:tcW w:w="2798" w:type="dxa"/>
+            <w:tcBorders>
+              <w:top w:val="single" w:sz="5" w:space="0" w:color="000000"/>
+              <w:left w:val="single" w:sz="5" w:space="0" w:color="000000"/>
+              <w:bottom w:val="single" w:sz="5" w:space="0" w:color="000000"/>
+              <w:right w:val="single" w:sz="5" w:space="0" w:color="000000"/>
+            </w:tcBorders>
+          </w:tcPr>
+          <w:p>
+            <w:pPr>
+              <w:ind w:left="68"/>
+              <w:rPr>
+                <w:rFonts w:ascii="Arial Narrow" w:hAnsi="Arial Narrow"/>
+              </w:rPr>
+            </w:pPr>
+            <w:r>
+              <w:rPr>
+                <w:rFonts w:ascii="Arial Narrow" w:eastAsia="Arial Narrow" w:hAnsi="Arial Narrow" w:cs="Arial Narrow"/>
+                <w:b w:val="0"/>
+                <w:sz w:val="18"/>
+                <w:szCs w:val="18"/>
+              </w:rPr>
+              <w:t>{bankAccount}</w:t>
+            </w:r>
+          </w:p>
+        </w:tc>
+        <w:tc>
+          <w:tcPr>
+            <w:tcW w:w="2447" w:type="dxa"/>
+            <w:tcBorders>
+              <w:top w:val="single" w:sz="5" w:space="0" w:color="000000"/>
+              <w:left w:val="single" w:sz="5" w:space="0" w:color="000000"/>
+              <w:bottom w:val="single" w:sz="5" w:space="0" w:color="000000"/>
+              <w:right w:val="single" w:sz="5" w:space="0" w:color="000000"/>
+            </w:tcBorders>
+          </w:tcPr>
+          <w:p>
+            <w:pPr>
+              <w:spacing w:before="41"/>
+              <w:ind w:left="102"/>
+              <w:rPr>
+                <w:rFonts w:ascii="Arial Narrow" w:eastAsia="Arial Narrow" w:hAnsi="Arial Narrow" w:cs="Arial Narrow"/>
+                <w:sz w:val="16"/>
+                <w:szCs w:val="16"/>
+              </w:rPr>
+            </w:pPr>
+          </w:p>
+        </w:tc>
+        <w:tc>
+          <w:tcPr>
+            <w:tcW w:w="2797" w:type="dxa"/>
+            <w:tcBorders>
+              <w:top w:val="single" w:sz="5" w:space="0" w:color="000000"/>
+              <w:left w:val="single" w:sz="5" w:space="0" w:color="000000"/>
+              <w:bottom w:val="single" w:sz="5" w:space="0" w:color="000000"/>
+              <w:right w:val="single" w:sz="5" w:space="0" w:color="000000"/>
+            </w:tcBorders>
+          </w:tcPr>
+          <w:p>
+            <w:pPr>
+              <w:rPr>
+                <w:rFonts w:ascii="Arial Narrow" w:hAnsi="Arial Narrow"/>
+              </w:rPr>
+            </w:pPr>
+          </w:p>
+        </w:tc>
+      </w:tr>
+    </w:tbl>
     <w:p>
       <w:pPr>
         <w:spacing w:before="31" w:line="258" w:lineRule="auto"/>
@@ -5077,471 +5643,6 @@
           <w:szCs w:val="24"/>
         </w:rPr>
       </w:pPr>
-      <w:r>
-        <w:rPr>
-          <w:rFonts w:ascii="Arial Narrow" w:hAnsi="Arial Narrow"/>
-          <w:noProof/>
-        </w:rPr>
-        <mc:AlternateContent>
-          <mc:Choice Requires="wps">
-            <w:drawing>
-              <wp:anchor distT="0" distB="0" distL="114300" distR="114300" simplePos="0" relativeHeight="503314524" behindDoc="1" locked="0" layoutInCell="1" allowOverlap="1" wp14:anchorId="38731747" wp14:editId="3250C1EE">
-                <wp:simplePos x="0" y="0"/>
-                <wp:positionH relativeFrom="page">
-                  <wp:posOffset>443865</wp:posOffset>
-                </wp:positionH>
-                <wp:positionV relativeFrom="paragraph">
-                  <wp:posOffset>391795</wp:posOffset>
-                </wp:positionV>
-                <wp:extent cx="6677660" cy="762000"/>
-                <wp:effectExtent l="0" t="0" r="3175" b="0"/>
-                <wp:wrapNone/>
-                <wp:docPr id="24" name="Text Box 34"/>
-                <wp:cNvGraphicFramePr>
-                  <a:graphicFrameLocks xmlns:a="http://schemas.openxmlformats.org/drawingml/2006/main"/>
-                </wp:cNvGraphicFramePr>
-                <a:graphic xmlns:a="http://schemas.openxmlformats.org/drawingml/2006/main">
-                  <a:graphicData uri="http://schemas.microsoft.com/office/word/2010/wordprocessingShape">
-                    <wps:wsp>
-                      <wps:cNvSpPr txBox="1">
-                        <a:spLocks noChangeArrowheads="1"/>
-                      </wps:cNvSpPr>
-                      <wps:spPr bwMode="auto">
-                        <a:xfrm>
-                          <a:off x="0" y="0"/>
-                          <a:ext cx="6677660" cy="762000"/>
-                        </a:xfrm>
-                        <a:prstGeom prst="rect">
-                          <a:avLst/>
-                        </a:prstGeom>
-                        <a:noFill/>
-                        <a:ln>
-                          <a:noFill/>
-                        </a:ln>
-                        <a:extLst>
-                          <a:ext uri="{909E8E84-426E-40DD-AFC4-6F175D3DCCD1}">
-                            <a14:hiddenFill xmlns:a14="http://schemas.microsoft.com/office/drawing/2010/main">
-                              <a:solidFill>
-                                <a:srgbClr val="FFFFFF"/>
-                              </a:solidFill>
-                            </a14:hiddenFill>
-                          </a:ext>
-                          <a:ext uri="{91240B29-F687-4F45-9708-019B960494DF}">
-                            <a14:hiddenLine xmlns:a14="http://schemas.microsoft.com/office/drawing/2010/main" w="9525">
-                              <a:solidFill>
-                                <a:srgbClr val="000000"/>
-                              </a:solidFill>
-                              <a:miter lim="800000"/>
-                              <a:headEnd/>
-                              <a:tailEnd/>
-                            </a14:hiddenLine>
-                          </a:ext>
-                        </a:extLst>
-                      </wps:spPr>
-                      <wps:txbx>
-                        <w:txbxContent>
-                          <w:tbl>
-                            <w:tblPr>
-                              <w:tblW w:w="0" w:type="auto"/>
-                              <w:tblBorders>
-                                <w:top w:val="single" w:sz="4" w:space="0" w:color="auto"/>
-                                <w:left w:val="single" w:sz="4" w:space="0" w:color="auto"/>
-                                <w:bottom w:val="single" w:sz="4" w:space="0" w:color="auto"/>
-                                <w:right w:val="single" w:sz="4" w:space="0" w:color="auto"/>
-                                <w:insideH w:val="single" w:sz="4" w:space="0" w:color="auto"/>
-                                <w:insideV w:val="single" w:sz="4" w:space="0" w:color="auto"/>
-                              </w:tblBorders>
-                              <w:tblLayout w:type="fixed"/>
-                              <w:tblCellMar>
-                                <w:left w:w="0" w:type="dxa"/>
-                                <w:right w:w="0" w:type="dxa"/>
-                              </w:tblCellMar>
-                              <w:tblLook w:val="01E0" w:firstRow="1" w:lastRow="1" w:firstColumn="1" w:lastColumn="1" w:noHBand="0" w:noVBand="0"/>
-                            </w:tblPr>
-                            <w:tblGrid>
-                              <w:gridCol w:w="5245"/>
-                              <w:gridCol w:w="5244"/>
-                            </w:tblGrid>
-                            <w:tr>
-                              <w:trPr>
-                                <w:trHeight w:hRule="exact" w:val="589"/>
-                              </w:trPr>
-                              <w:tc>
-                                <w:tcPr>
-                                  <w:tcW w:w="5245" w:type="dxa"/>
-                                  <w:tcBorders>
-                                    <w:left w:val="nil"/>
-                                  </w:tcBorders>
-                                </w:tcPr>
-                                <w:p>
-                                  <w:pPr>
-                                    <w:spacing w:before="38" w:line="282" w:lineRule="auto"/>
-                                    <w:ind w:left="102" w:right="2604"/>
-                                    <w:rPr>
-                                      <w:rFonts w:ascii="Arial Narrow" w:eastAsia="Arial Narrow" w:hAnsi="Arial Narrow" w:cs="Arial Narrow"/>
-                                    </w:rPr>
-                                  </w:pPr>
-                                  <w:r>
-                                    <w:rPr>
-                                      <w:rFonts w:ascii="Arial Narrow" w:eastAsia="Arial Narrow" w:hAnsi="Arial Narrow" w:cs="Arial Narrow"/>
-                                    </w:rPr>
-                                    <w:t xml:space="preserve">Nama / Name : {ec1Name}</w:t>
-                                  </w:r>
-                                  <w:r>
-                                    <w:rPr>
-                                      <w:rFonts w:ascii="Arial Narrow" w:eastAsia="Arial Narrow" w:hAnsi="Arial Narrow" w:cs="Arial Narrow"/>
-                                      <w:spacing w:val="2"/>
-                                    </w:rPr>
-                                    <w:t xml:space="preserve"/>
-                                  </w:r>
-                                  <w:r>
-                                    <w:rPr>
-                                      <w:rFonts w:ascii="Arial Narrow" w:eastAsia="Arial Narrow" w:hAnsi="Arial Narrow" w:cs="Arial Narrow"/>
-                                    </w:rPr>
-                                    <w:t/>
-                                  </w:r>
-                                </w:p>
-                              </w:tc>
-                              <w:tc>
-                                <w:tcPr>
-                                  <w:tcW w:w="5244" w:type="dxa"/>
-                                </w:tcPr>
-                                <w:p>
-                                  <w:pPr>
-                                    <w:spacing w:before="38" w:line="282" w:lineRule="auto"/>
-                                    <w:ind w:left="102" w:right="2603"/>
-                                    <w:rPr>
-                                      <w:rFonts w:ascii="Arial Narrow" w:eastAsia="Arial Narrow" w:hAnsi="Arial Narrow" w:cs="Arial Narrow"/>
-                                    </w:rPr>
-                                  </w:pPr>
-                                  <w:r>
-                                    <w:rPr>
-                                      <w:rFonts w:ascii="Wingdings" w:eastAsia="Wingdings" w:hAnsi="Wingdings" w:cs="Wingdings"/>
-                                    </w:rPr>
-                                    <w:t></w:t>
-                                  </w:r>
-                                  <w:r>
-                                    <w:rPr>
-                                      <w:spacing w:val="-4"/>
-                                    </w:rPr>
-                                    <w:t xml:space="preserve"/>
-                                  </w:r>
-                                  <w:r>
-                                    <w:rPr>
-                                      <w:rFonts w:ascii="Arial Narrow" w:eastAsia="Arial Narrow" w:hAnsi="Arial Narrow" w:cs="Arial Narrow"/>
-                                    </w:rPr>
-                                    <w:t xml:space="preserve">No.Telepon / Telephone No. : {ec1Phone}</w:t>
-                                  </w:r>
-                                  <w:r>
-                                    <w:rPr>
-                                      <w:rFonts w:ascii="Arial Narrow" w:eastAsia="Arial Narrow" w:hAnsi="Arial Narrow" w:cs="Arial Narrow"/>
-                                      <w:spacing w:val="13"/>
-                                    </w:rPr>
-                                    <w:t xml:space="preserve"/>
-                                  </w:r>
-                                  <w:r>
-                                    <w:rPr>
-                                      <w:rFonts w:ascii="Arial Narrow" w:eastAsia="Arial Narrow" w:hAnsi="Arial Narrow" w:cs="Arial Narrow"/>
-                                    </w:rPr>
-                                    <w:t/>
-                                  </w:r>
-                                </w:p>
-                              </w:tc>
-                            </w:tr>
-                            <w:tr>
-                              <w:trPr>
-                                <w:trHeight w:hRule="exact" w:val="589"/>
-                              </w:trPr>
-                              <w:tc>
-                                <w:tcPr>
-                                  <w:tcW w:w="5245" w:type="dxa"/>
-                                  <w:tcBorders>
-                                    <w:left w:val="nil"/>
-                                  </w:tcBorders>
-                                </w:tcPr>
-                                <w:p>
-                                  <w:pPr>
-                                    <w:spacing w:before="38" w:line="282" w:lineRule="auto"/>
-                                    <w:ind w:left="102" w:right="2604"/>
-                                    <w:rPr>
-                                      <w:rFonts w:ascii="Arial Narrow" w:eastAsia="Arial Narrow" w:hAnsi="Arial Narrow" w:cs="Arial Narrow"/>
-                                    </w:rPr>
-                                  </w:pPr>
-                                  <w:r>
-                                    <w:rPr>
-                                      <w:rFonts w:ascii="Arial Narrow" w:eastAsia="Arial Narrow" w:hAnsi="Arial Narrow" w:cs="Arial Narrow"/>
-                                    </w:rPr>
-                                    <w:t xml:space="preserve">Hubungan / Relation : {ec1Relation}</w:t>
-                                  </w:r>
-                                  <w:r>
-                                    <w:rPr>
-                                      <w:rFonts w:ascii="Arial Narrow" w:eastAsia="Arial Narrow" w:hAnsi="Arial Narrow" w:cs="Arial Narrow"/>
-                                      <w:spacing w:val="2"/>
-                                    </w:rPr>
-                                    <w:t xml:space="preserve"/>
-                                  </w:r>
-                                  <w:r>
-                                    <w:rPr>
-                                      <w:rFonts w:ascii="Arial Narrow" w:eastAsia="Arial Narrow" w:hAnsi="Arial Narrow" w:cs="Arial Narrow"/>
-                                    </w:rPr>
-                                    <w:t/>
-                                  </w:r>
-                                </w:p>
-                              </w:tc>
-                              <w:tc>
-                                <w:tcPr>
-                                  <w:tcW w:w="5244" w:type="dxa"/>
-                                </w:tcPr>
-                                <w:p>
-                                  <w:pPr>
-                                    <w:spacing w:before="38" w:line="282" w:lineRule="auto"/>
-                                    <w:ind w:left="102" w:right="2603" w:firstLine="45"/>
-                                    <w:rPr>
-                                      <w:rFonts w:ascii="Arial Narrow" w:eastAsia="Arial Narrow" w:hAnsi="Arial Narrow" w:cs="Arial Narrow"/>
-                                    </w:rPr>
-                                  </w:pPr>
-                                  <w:r>
-                                    <w:rPr>
-                                      <w:rFonts w:ascii="Arial Narrow" w:eastAsia="Arial Narrow" w:hAnsi="Arial Narrow" w:cs="Arial Narrow"/>
-                                    </w:rPr>
-                                    <w:t xml:space="preserve">Alamat / Address : {ec1Address}</w:t>
-                                  </w:r>
-                                  <w:r>
-                                    <w:rPr>
-                                      <w:rFonts w:ascii="Arial Narrow" w:eastAsia="Arial Narrow" w:hAnsi="Arial Narrow" w:cs="Arial Narrow"/>
-                                      <w:spacing w:val="21"/>
-                                    </w:rPr>
-                                    <w:t xml:space="preserve"/>
-                                  </w:r>
-                                  <w:r>
-                                    <w:rPr>
-                                      <w:rFonts w:ascii="Arial Narrow" w:eastAsia="Arial Narrow" w:hAnsi="Arial Narrow" w:cs="Arial Narrow"/>
-                                    </w:rPr>
-                                    <w:t/>
-                                  </w:r>
-                                </w:p>
-                              </w:tc>
-                            </w:tr>
-                          </w:tbl>
-                          <w:p/>
-                        </w:txbxContent>
-                      </wps:txbx>
-                      <wps:bodyPr rot="0" vert="horz" wrap="square" lIns="0" tIns="0" rIns="0" bIns="0" anchor="t" anchorCtr="0" upright="1">
-                        <a:noAutofit/>
-                      </wps:bodyPr>
-                    </wps:wsp>
-                  </a:graphicData>
-                </a:graphic>
-                <wp14:sizeRelH relativeFrom="page">
-                  <wp14:pctWidth>0</wp14:pctWidth>
-                </wp14:sizeRelH>
-                <wp14:sizeRelV relativeFrom="page">
-                  <wp14:pctHeight>0</wp14:pctHeight>
-                </wp14:sizeRelV>
-              </wp:anchor>
-            </w:drawing>
-          </mc:Choice>
-          <mc:Fallback>
-            <w:pict>
-              <v:shapetype w14:anchorId="38731747" id="_x0000_t202" coordsize="21600,21600" o:spt="202" path="m,l,21600r21600,l21600,xe">
-                <v:stroke joinstyle="miter"/>
-                <v:path gradientshapeok="t" o:connecttype="rect"/>
-              </v:shapetype>
-              <v:shape id="Text Box 34" o:spid="_x0000_s1026" type="#_x0000_t202" style="position:absolute;margin-left:34.95pt;margin-top:30.85pt;width:525.8pt;height:60pt;z-index:-1956;visibility:visible;mso-wrap-style:square;mso-width-percent:0;mso-height-percent:0;mso-wrap-distance-left:9pt;mso-wrap-distance-top:0;mso-wrap-distance-right:9pt;mso-wrap-distance-bottom:0;mso-position-horizontal:absolute;mso-position-horizontal-relative:page;mso-position-vertical:absolute;mso-position-vertical-relative:text;mso-width-percent:0;mso-height-percent:0;mso-width-relative:page;mso-height-relative:page;v-text-anchor:top" o:gfxdata="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" filled="f" stroked="f">
-                <v:textbox inset="0,0,0,0">
-                  <w:txbxContent>
-                    <w:tbl>
-                      <w:tblPr>
-                        <w:tblW w:w="0" w:type="auto"/>
-                        <w:tblBorders>
-                          <w:top w:val="single" w:sz="4" w:space="0" w:color="auto"/>
-                          <w:left w:val="single" w:sz="4" w:space="0" w:color="auto"/>
-                          <w:bottom w:val="single" w:sz="4" w:space="0" w:color="auto"/>
-                          <w:right w:val="single" w:sz="4" w:space="0" w:color="auto"/>
-                          <w:insideH w:val="single" w:sz="4" w:space="0" w:color="auto"/>
-                          <w:insideV w:val="single" w:sz="4" w:space="0" w:color="auto"/>
-                        </w:tblBorders>
-                        <w:tblLayout w:type="fixed"/>
-                        <w:tblCellMar>
-                          <w:left w:w="0" w:type="dxa"/>
-                          <w:right w:w="0" w:type="dxa"/>
-                        </w:tblCellMar>
-                        <w:tblLook w:val="01E0" w:firstRow="1" w:lastRow="1" w:firstColumn="1" w:lastColumn="1" w:noHBand="0" w:noVBand="0"/>
-                      </w:tblPr>
-                      <w:tblGrid>
-                        <w:gridCol w:w="5245"/>
-                        <w:gridCol w:w="5244"/>
-                      </w:tblGrid>
-                      <w:tr>
-                        <w:trPr>
-                          <w:trHeight w:hRule="exact" w:val="589"/>
-                        </w:trPr>
-                        <w:tc>
-                          <w:tcPr>
-                            <w:tcW w:w="5245" w:type="dxa"/>
-                            <w:tcBorders>
-                              <w:left w:val="nil"/>
-                            </w:tcBorders>
-                          </w:tcPr>
-                          <w:p>
-                            <w:pPr>
-                              <w:spacing w:before="38" w:line="282" w:lineRule="auto"/>
-                              <w:ind w:left="102" w:right="2604"/>
-                              <w:rPr>
-                                <w:rFonts w:ascii="Arial Narrow" w:eastAsia="Arial Narrow" w:hAnsi="Arial Narrow" w:cs="Arial Narrow"/>
-                              </w:rPr>
-                            </w:pPr>
-                            <w:r>
-                              <w:rPr>
-                                <w:rFonts w:ascii="Arial Narrow" w:eastAsia="Arial Narrow" w:hAnsi="Arial Narrow" w:cs="Arial Narrow"/>
-                              </w:rPr>
-                              <w:t xml:space="preserve">Nama / Name : {ec1Name}</w:t>
-                            </w:r>
-                            <w:r>
-                              <w:rPr>
-                                <w:rFonts w:ascii="Arial Narrow" w:eastAsia="Arial Narrow" w:hAnsi="Arial Narrow" w:cs="Arial Narrow"/>
-                                <w:spacing w:val="2"/>
-                              </w:rPr>
-                              <w:t xml:space="preserve"/>
-                            </w:r>
-                            <w:r>
-                              <w:rPr>
-                                <w:rFonts w:ascii="Arial Narrow" w:eastAsia="Arial Narrow" w:hAnsi="Arial Narrow" w:cs="Arial Narrow"/>
-                              </w:rPr>
-                              <w:t/>
-                            </w:r>
-                          </w:p>
-                        </w:tc>
-                        <w:tc>
-                          <w:tcPr>
-                            <w:tcW w:w="5244" w:type="dxa"/>
-                          </w:tcPr>
-                          <w:p>
-                            <w:pPr>
-                              <w:spacing w:before="38" w:line="282" w:lineRule="auto"/>
-                              <w:ind w:left="102" w:right="2603"/>
-                              <w:rPr>
-                                <w:rFonts w:ascii="Arial Narrow" w:eastAsia="Arial Narrow" w:hAnsi="Arial Narrow" w:cs="Arial Narrow"/>
-                              </w:rPr>
-                            </w:pPr>
-                            <w:r>
-                              <w:rPr>
-                                <w:rFonts w:ascii="Wingdings" w:eastAsia="Wingdings" w:hAnsi="Wingdings" w:cs="Wingdings"/>
-                              </w:rPr>
-                              <w:t></w:t>
-                            </w:r>
-                            <w:r>
-                              <w:rPr>
-                                <w:spacing w:val="-4"/>
-                              </w:rPr>
-                              <w:t xml:space="preserve"/>
-                            </w:r>
-                            <w:r>
-                              <w:rPr>
-                                <w:rFonts w:ascii="Arial Narrow" w:eastAsia="Arial Narrow" w:hAnsi="Arial Narrow" w:cs="Arial Narrow"/>
-                              </w:rPr>
-                              <w:t xml:space="preserve">No.Telepon / Telephone No. : {ec1Phone}</w:t>
-                            </w:r>
-                            <w:r>
-                              <w:rPr>
-                                <w:rFonts w:ascii="Arial Narrow" w:eastAsia="Arial Narrow" w:hAnsi="Arial Narrow" w:cs="Arial Narrow"/>
-                                <w:spacing w:val="13"/>
-                              </w:rPr>
-                              <w:t xml:space="preserve"/>
-                            </w:r>
-                            <w:r>
-                              <w:rPr>
-                                <w:rFonts w:ascii="Arial Narrow" w:eastAsia="Arial Narrow" w:hAnsi="Arial Narrow" w:cs="Arial Narrow"/>
-                              </w:rPr>
-                              <w:t/>
-                            </w:r>
-                          </w:p>
-                        </w:tc>
-                      </w:tr>
-                      <w:tr>
-                        <w:trPr>
-                          <w:trHeight w:hRule="exact" w:val="589"/>
-                        </w:trPr>
-                        <w:tc>
-                          <w:tcPr>
-                            <w:tcW w:w="5245" w:type="dxa"/>
-                            <w:tcBorders>
-                              <w:left w:val="nil"/>
-                            </w:tcBorders>
-                          </w:tcPr>
-                          <w:p>
-                            <w:pPr>
-                              <w:spacing w:before="38" w:line="282" w:lineRule="auto"/>
-                              <w:ind w:left="102" w:right="2604"/>
-                              <w:rPr>
-                                <w:rFonts w:ascii="Arial Narrow" w:eastAsia="Arial Narrow" w:hAnsi="Arial Narrow" w:cs="Arial Narrow"/>
-                              </w:rPr>
-                            </w:pPr>
-                            <w:r>
-                              <w:rPr>
-                                <w:rFonts w:ascii="Arial Narrow" w:eastAsia="Arial Narrow" w:hAnsi="Arial Narrow" w:cs="Arial Narrow"/>
-                              </w:rPr>
-                              <w:t xml:space="preserve">Hubungan / Relation : {ec1Relation}</w:t>
-                            </w:r>
-                            <w:r>
-                              <w:rPr>
-                                <w:rFonts w:ascii="Arial Narrow" w:eastAsia="Arial Narrow" w:hAnsi="Arial Narrow" w:cs="Arial Narrow"/>
-                                <w:spacing w:val="2"/>
-                              </w:rPr>
-                              <w:t xml:space="preserve"/>
-                            </w:r>
-                            <w:r>
-                              <w:rPr>
-                                <w:rFonts w:ascii="Arial Narrow" w:eastAsia="Arial Narrow" w:hAnsi="Arial Narrow" w:cs="Arial Narrow"/>
-                              </w:rPr>
-                              <w:t/>
-                            </w:r>
-                          </w:p>
-                        </w:tc>
-                        <w:tc>
-                          <w:tcPr>
-                            <w:tcW w:w="5244" w:type="dxa"/>
-                          </w:tcPr>
-                          <w:p>
-                            <w:pPr>
-                              <w:spacing w:before="38" w:line="282" w:lineRule="auto"/>
-                              <w:ind w:left="102" w:right="2603" w:firstLine="45"/>
-                              <w:rPr>
-                                <w:rFonts w:ascii="Arial Narrow" w:eastAsia="Arial Narrow" w:hAnsi="Arial Narrow" w:cs="Arial Narrow"/>
-                              </w:rPr>
-                            </w:pPr>
-                            <w:r>
-                              <w:rPr>
-                                <w:rFonts w:ascii="Arial Narrow" w:eastAsia="Arial Narrow" w:hAnsi="Arial Narrow" w:cs="Arial Narrow"/>
-                              </w:rPr>
-                              <w:t xml:space="preserve">Alamat / Address : {ec1Address}</w:t>
-                            </w:r>
-                            <w:r>
-                              <w:rPr>
-                                <w:rFonts w:ascii="Arial Narrow" w:eastAsia="Arial Narrow" w:hAnsi="Arial Narrow" w:cs="Arial Narrow"/>
-                                <w:spacing w:val="21"/>
-                              </w:rPr>
-                              <w:t xml:space="preserve"/>
-                            </w:r>
-                            <w:r>
-                              <w:rPr>
-                                <w:rFonts w:ascii="Arial Narrow" w:eastAsia="Arial Narrow" w:hAnsi="Arial Narrow" w:cs="Arial Narrow"/>
-                              </w:rPr>
-                              <w:t/>
-                            </w:r>
-                          </w:p>
-                        </w:tc>
-                      </w:tr>
-                    </w:tbl>
-                    <w:p/>
-                  </w:txbxContent>
-                </v:textbox>
-                <w10:wrap anchorx="page"/>
-              </v:shape>
-            </w:pict>
-          </mc:Fallback>
-        </mc:AlternateContent>
-      </w:r>
       <w:r>
         <w:rPr>
           <w:rFonts w:ascii="Arial Narrow" w:eastAsia="Arial Narrow" w:hAnsi="Arial Narrow" w:cs="Arial Narrow"/>
@@ -5571,9 +5672,291 @@
         <w:t>I DALAM KEADAAN DARURAT / PERSON TO BE CONTACTED IN CASE OF EMERGENCY</w:t>
       </w:r>
     </w:p>
+    <w:tbl>
+      <w:tblPr>
+        <w:tblStyle w:val="TableGrid"/>
+        <w:tblW w:w="10490" w:type="dxa"/>
+        <w:tblInd w:w="137" w:type="dxa"/>
+        <w:tblLook w:val="04A0" w:firstRow="1" w:lastRow="0" w:firstColumn="1" w:lastColumn="0" w:noHBand="0" w:noVBand="1"/>
+      </w:tblPr>
+      <w:tblGrid>
+        <w:gridCol w:w="2682"/>
+        <w:gridCol w:w="2421"/>
+        <w:gridCol w:w="2410"/>
+        <w:gridCol w:w="2977"/>
+      </w:tblGrid>
+      <w:tr>
+        <w:trPr>
+          <w:trHeight w:val="567"/>
+        </w:trPr>
+        <w:tc>
+          <w:tcPr>
+            <w:tcW w:w="2682" w:type="dxa"/>
+            <w:vAlign w:val="center"/>
+          </w:tcPr>
+          <w:p>
+            <w:pPr>
+              <w:jc w:val="center"/>
+              <w:rPr>
+                <w:rFonts w:ascii="Arial Narrow" w:eastAsia="Arial Narrow" w:hAnsi="Arial Narrow" w:cs="Arial Narrow"/>
+                <w:sz w:val="18"/>
+                <w:szCs w:val="18"/>
+              </w:rPr>
+            </w:pPr>
+            <w:r>
+              <w:rPr>
+                <w:rFonts w:ascii="Arial Narrow" w:eastAsia="Arial Narrow" w:hAnsi="Arial Narrow" w:cs="Arial Narrow"/>
+                <w:spacing w:val="1"/>
+                <w:sz w:val="18"/>
+                <w:szCs w:val="18"/>
+              </w:rPr>
+              <w:t>Nama</w:t>
+            </w:r>
+          </w:p>
+          <w:p>
+            <w:pPr>
+              <w:spacing w:line="200" w:lineRule="exact"/>
+              <w:jc w:val="center"/>
+              <w:rPr>
+                <w:rFonts w:ascii="Arial Narrow" w:hAnsi="Arial Narrow"/>
+                <w:sz w:val="16"/>
+                <w:szCs w:val="16"/>
+              </w:rPr>
+            </w:pPr>
+            <w:r>
+              <w:rPr>
+                <w:rFonts w:ascii="Arial Narrow" w:hAnsi="Arial Narrow"/>
+                <w:sz w:val="16"/>
+                <w:szCs w:val="16"/>
+              </w:rPr>
+              <w:t>Name</w:t>
+            </w:r>
+          </w:p>
+        </w:tc>
+        <w:tc>
+          <w:tcPr>
+            <w:tcW w:w="2421" w:type="dxa"/>
+            <w:vAlign w:val="center"/>
+          </w:tcPr>
+          <w:p>
+            <w:pPr>
+              <w:spacing w:line="200" w:lineRule="exact"/>
+              <w:jc w:val="center"/>
+              <w:rPr>
+                <w:rFonts w:ascii="Arial Narrow" w:hAnsi="Arial Narrow"/>
+              </w:rPr>
+            </w:pPr>
+            <w:r>
+              <w:rPr>
+                <w:rFonts w:ascii="Arial Narrow" w:hAnsi="Arial Narrow"/>
+              </w:rPr>
+              <w:t>Hubungan</w:t>
+            </w:r>
+          </w:p>
+          <w:p>
+            <w:pPr>
+              <w:spacing w:line="200" w:lineRule="exact"/>
+              <w:jc w:val="center"/>
+              <w:rPr>
+                <w:rFonts w:ascii="Arial Narrow" w:hAnsi="Arial Narrow"/>
+                <w:sz w:val="16"/>
+                <w:szCs w:val="16"/>
+              </w:rPr>
+            </w:pPr>
+            <w:r>
+              <w:rPr>
+                <w:rFonts w:ascii="Arial Narrow" w:hAnsi="Arial Narrow"/>
+                <w:sz w:val="16"/>
+                <w:szCs w:val="16"/>
+              </w:rPr>
+              <w:t>Relation</w:t>
+            </w:r>
+          </w:p>
+        </w:tc>
+        <w:tc>
+          <w:tcPr>
+            <w:tcW w:w="2410" w:type="dxa"/>
+            <w:vAlign w:val="center"/>
+          </w:tcPr>
+          <w:p>
+            <w:pPr>
+              <w:spacing w:line="200" w:lineRule="exact"/>
+              <w:jc w:val="center"/>
+              <w:rPr>
+                <w:rFonts w:ascii="Arial Narrow" w:hAnsi="Arial Narrow"/>
+                <w:sz w:val="14"/>
+                <w:szCs w:val="14"/>
+              </w:rPr>
+            </w:pPr>
+            <w:r>
+              <w:rPr>
+                <w:rFonts w:ascii="Arial Narrow" w:hAnsi="Arial Narrow"/>
+              </w:rPr>
+              <w:t>No.</w:t>
+            </w:r>
+            <w:r>
+              <w:rPr>
+                <w:rFonts w:ascii="Arial Narrow" w:hAnsi="Arial Narrow"/>
+              </w:rPr>
+              <w:t>Telepon</w:t>
+            </w:r>
+            <w:r>
+              <w:rPr>
+                <w:rFonts w:ascii="Arial Narrow" w:hAnsi="Arial Narrow"/>
+              </w:rPr>
+              <w:br/>
+            </w:r>
+            <w:r>
+              <w:rPr>
+                <w:rFonts w:ascii="Arial Narrow" w:hAnsi="Arial Narrow"/>
+                <w:sz w:val="16"/>
+                <w:szCs w:val="16"/>
+              </w:rPr>
+              <w:t>Telephone no</w:t>
+            </w:r>
+          </w:p>
+        </w:tc>
+        <w:tc>
+          <w:tcPr>
+            <w:tcW w:w="2977" w:type="dxa"/>
+            <w:vAlign w:val="center"/>
+          </w:tcPr>
+          <w:p>
+            <w:pPr>
+              <w:spacing w:line="200" w:lineRule="exact"/>
+              <w:jc w:val="center"/>
+              <w:rPr>
+                <w:rFonts w:ascii="Arial Narrow" w:hAnsi="Arial Narrow"/>
+              </w:rPr>
+            </w:pPr>
+            <w:r>
+              <w:rPr>
+                <w:rFonts w:ascii="Arial Narrow" w:hAnsi="Arial Narrow"/>
+              </w:rPr>
+              <w:t>Alamat</w:t>
+            </w:r>
+            <w:r>
+              <w:rPr>
+                <w:rFonts w:ascii="Arial Narrow" w:hAnsi="Arial Narrow"/>
+              </w:rPr>
+              <w:br/>
+            </w:r>
+            <w:r>
+              <w:rPr>
+                <w:rFonts w:ascii="Arial Narrow" w:hAnsi="Arial Narrow"/>
+                <w:sz w:val="16"/>
+                <w:szCs w:val="16"/>
+              </w:rPr>
+              <w:t>Addres</w:t>
+            </w:r>
+          </w:p>
+        </w:tc>
+      </w:tr>
+      <w:tr>
+        <w:trPr>
+          <w:trHeight w:val="442"/>
+        </w:trPr>
+        <w:tc>
+          <w:tcPr>
+            <w:tcW w:w="2682" w:type="dxa"/>
+          </w:tcPr>
+          <w:p>
+            <w:pPr>
+              <w:spacing w:line="200" w:lineRule="exact"/>
+              <w:ind w:left="68"/>
+              <w:rPr>
+                <w:rFonts w:ascii="Arial Narrow" w:hAnsi="Arial Narrow"/>
+              </w:rPr>
+            </w:pPr>
+            <w:r>
+              <w:rPr>
+                <w:rFonts w:ascii="Arial Narrow" w:eastAsia="Arial Narrow" w:hAnsi="Arial Narrow" w:cs="Arial Narrow"/>
+                <w:b w:val="0"/>
+                <w:spacing w:val="1"/>
+                <w:sz w:val="18"/>
+                <w:szCs w:val="18"/>
+              </w:rPr>
+              <w:t>{#contacts}{name}</w:t>
+            </w:r>
+          </w:p>
+        </w:tc>
+        <w:tc>
+          <w:tcPr>
+            <w:tcW w:w="2421" w:type="dxa"/>
+          </w:tcPr>
+          <w:p>
+            <w:pPr>
+              <w:spacing w:line="200" w:lineRule="exact"/>
+              <w:ind w:left="68"/>
+              <w:rPr>
+                <w:rFonts w:ascii="Arial Narrow" w:hAnsi="Arial Narrow"/>
+              </w:rPr>
+            </w:pPr>
+            <w:r>
+              <w:rPr>
+                <w:rFonts w:ascii="Arial Narrow" w:eastAsia="Arial Narrow" w:hAnsi="Arial Narrow" w:cs="Arial Narrow"/>
+                <w:b w:val="0"/>
+                <w:spacing w:val="1"/>
+                <w:sz w:val="18"/>
+                <w:szCs w:val="18"/>
+              </w:rPr>
+              <w:t>{relation}</w:t>
+            </w:r>
+          </w:p>
+        </w:tc>
+        <w:tc>
+          <w:tcPr>
+            <w:tcW w:w="2410" w:type="dxa"/>
+          </w:tcPr>
+          <w:p>
+            <w:pPr>
+              <w:spacing w:line="200" w:lineRule="exact"/>
+              <w:ind w:left="68"/>
+              <w:rPr>
+                <w:rFonts w:ascii="Arial Narrow" w:hAnsi="Arial Narrow"/>
+              </w:rPr>
+            </w:pPr>
+            <w:r>
+              <w:rPr>
+                <w:rFonts w:ascii="Arial Narrow" w:eastAsia="Arial Narrow" w:hAnsi="Arial Narrow" w:cs="Arial Narrow"/>
+                <w:b w:val="0"/>
+                <w:spacing w:val="1"/>
+                <w:sz w:val="18"/>
+                <w:szCs w:val="18"/>
+              </w:rPr>
+              <w:t>{phone}</w:t>
+            </w:r>
+          </w:p>
+        </w:tc>
+        <w:tc>
+          <w:tcPr>
+            <w:tcW w:w="2977" w:type="dxa"/>
+          </w:tcPr>
+          <w:p>
+            <w:pPr>
+              <w:spacing w:line="200" w:lineRule="exact"/>
+              <w:ind w:left="68"/>
+              <w:rPr>
+                <w:rFonts w:ascii="Arial Narrow" w:hAnsi="Arial Narrow"/>
+              </w:rPr>
+            </w:pPr>
+            <w:r>
+              <w:rPr>
+                <w:rFonts w:ascii="Arial Narrow" w:eastAsia="Arial Narrow" w:hAnsi="Arial Narrow" w:cs="Arial Narrow"/>
+                <w:b w:val="0"/>
+                <w:spacing w:val="1"/>
+                <w:sz w:val="18"/>
+                <w:szCs w:val="18"/>
+              </w:rPr>
+              <w:t>{address}{/contacts}</w:t>
+            </w:r>
+          </w:p>
+        </w:tc>
+      </w:tr>
+    </w:tbl>
     <w:p>
       <w:pPr>
-        <w:spacing w:line="200" w:lineRule="exact"/>
+        <w:spacing w:before="1" w:line="280" w:lineRule="exact"/>
         <w:rPr>
           <w:rFonts w:ascii="Arial Narrow" w:hAnsi="Arial Narrow"/>
         </w:rPr>
@@ -5581,31 +5964,7 @@
     </w:p>
     <w:p>
       <w:pPr>
-        <w:spacing w:line="200" w:lineRule="exact"/>
-        <w:rPr>
-          <w:rFonts w:ascii="Arial Narrow" w:hAnsi="Arial Narrow"/>
-        </w:rPr>
-      </w:pPr>
-    </w:p>
-    <w:p>
-      <w:pPr>
-        <w:spacing w:line="200" w:lineRule="exact"/>
-        <w:rPr>
-          <w:rFonts w:ascii="Arial Narrow" w:hAnsi="Arial Narrow"/>
-        </w:rPr>
-      </w:pPr>
-    </w:p>
-    <w:p>
-      <w:pPr>
-        <w:spacing w:line="200" w:lineRule="exact"/>
-        <w:rPr>
-          <w:rFonts w:ascii="Arial Narrow" w:hAnsi="Arial Narrow"/>
-        </w:rPr>
-      </w:pPr>
-    </w:p>
-    <w:p>
-      <w:pPr>
-        <w:spacing w:line="200" w:lineRule="exact"/>
+        <w:spacing w:before="1" w:line="280" w:lineRule="exact"/>
         <w:rPr>
           <w:rFonts w:ascii="Arial Narrow" w:hAnsi="Arial Narrow"/>
         </w:rPr>
@@ -5637,6 +5996,7 @@
           <w:sz w:val="22"/>
           <w:szCs w:val="22"/>
         </w:rPr>
+        <w:lastRenderedPageBreak/>
         <w:t xml:space="preserve">PENDIDIKAN / EDUCATION  </w:t>
       </w:r>
     </w:p>
@@ -6194,40 +6554,6 @@
     </w:tbl>
     <w:p>
       <w:pPr>
-        <w:spacing w:before="2" w:line="40" w:lineRule="exact"/>
-        <w:rPr>
-          <w:rFonts w:ascii="Arial Narrow" w:hAnsi="Arial Narrow"/>
-          <w:sz w:val="4"/>
-          <w:szCs w:val="4"/>
-        </w:rPr>
-      </w:pPr>
-    </w:p>
-    <w:p>
-      <w:pPr>
-        <w:spacing w:before="33" w:line="240" w:lineRule="exact"/>
-        <w:rPr>
-          <w:rFonts w:ascii="Arial Narrow" w:eastAsia="Wingdings" w:hAnsi="Arial Narrow" w:cs="Wingdings"/>
-          <w:b/>
-          <w:position w:val="-1"/>
-          <w:sz w:val="22"/>
-          <w:szCs w:val="22"/>
-        </w:rPr>
-      </w:pPr>
-    </w:p>
-    <w:p>
-      <w:pPr>
-        <w:spacing w:before="33" w:line="240" w:lineRule="exact"/>
-        <w:rPr>
-          <w:rFonts w:ascii="Arial Narrow" w:eastAsia="Wingdings" w:hAnsi="Arial Narrow" w:cs="Wingdings"/>
-          <w:b/>
-          <w:position w:val="-1"/>
-          <w:sz w:val="22"/>
-          <w:szCs w:val="22"/>
-        </w:rPr>
-      </w:pPr>
-    </w:p>
-    <w:p>
-      <w:pPr>
         <w:spacing w:before="33" w:line="240" w:lineRule="exact"/>
         <w:rPr>
           <w:rFonts w:ascii="Arial Narrow" w:eastAsia="Wingdings" w:hAnsi="Arial Narrow" w:cs="Wingdings"/>
@@ -6256,7 +6582,6 @@
           <w:sz w:val="22"/>
           <w:szCs w:val="22"/>
         </w:rPr>
-        <w:lastRenderedPageBreak/>
         <w:t>SERTIFIKASI / CERTIFICATION</w:t>
       </w:r>
     </w:p>
@@ -6536,3398 +6861,6 @@
         <w:tabs>
           <w:tab w:val="left" w:pos="8726"/>
         </w:tabs>
-        <w:rPr>
-          <w:rFonts w:ascii="Arial Narrow" w:hAnsi="Arial Narrow"/>
-        </w:rPr>
-      </w:pPr>
-    </w:p>
-    <w:p>
-      <w:pPr>
-        <w:spacing w:line="240" w:lineRule="exact"/>
-        <w:ind w:left="217" w:right="198"/>
-        <w:rPr>
-          <w:rFonts w:ascii="Arial Narrow" w:eastAsia="Arial Narrow" w:hAnsi="Arial Narrow" w:cs="Arial Narrow"/>
-          <w:sz w:val="22"/>
-          <w:szCs w:val="22"/>
-        </w:rPr>
-      </w:pPr>
-      <w:r>
-        <w:rPr>
-          <w:rFonts w:ascii="Arial Narrow" w:eastAsia="Arial Narrow" w:hAnsi="Arial Narrow" w:cs="Arial Narrow"/>
-          <w:sz w:val="22"/>
-          <w:szCs w:val="22"/>
-        </w:rPr>
-        <w:t>D</w:t>
-      </w:r>
-      <w:r>
-        <w:rPr>
-          <w:rFonts w:ascii="Arial Narrow" w:eastAsia="Arial Narrow" w:hAnsi="Arial Narrow" w:cs="Arial Narrow"/>
-          <w:spacing w:val="1"/>
-          <w:sz w:val="22"/>
-          <w:szCs w:val="22"/>
-        </w:rPr>
-        <w:t>e</w:t>
-      </w:r>
-      <w:r>
-        <w:rPr>
-          <w:rFonts w:ascii="Arial Narrow" w:eastAsia="Arial Narrow" w:hAnsi="Arial Narrow" w:cs="Arial Narrow"/>
-          <w:sz w:val="22"/>
-          <w:szCs w:val="22"/>
-        </w:rPr>
-        <w:t>n</w:t>
-      </w:r>
-      <w:r>
-        <w:rPr>
-          <w:rFonts w:ascii="Arial Narrow" w:eastAsia="Arial Narrow" w:hAnsi="Arial Narrow" w:cs="Arial Narrow"/>
-          <w:spacing w:val="1"/>
-          <w:sz w:val="22"/>
-          <w:szCs w:val="22"/>
-        </w:rPr>
-        <w:t>ga</w:t>
-      </w:r>
-      <w:r>
-        <w:rPr>
-          <w:rFonts w:ascii="Arial Narrow" w:eastAsia="Arial Narrow" w:hAnsi="Arial Narrow" w:cs="Arial Narrow"/>
-          <w:sz w:val="22"/>
-          <w:szCs w:val="22"/>
-        </w:rPr>
-        <w:t>n</w:t>
-      </w:r>
-      <w:r>
-        <w:rPr>
-          <w:rFonts w:ascii="Arial Narrow" w:eastAsia="Arial Narrow" w:hAnsi="Arial Narrow" w:cs="Arial Narrow"/>
-          <w:spacing w:val="24"/>
-          <w:sz w:val="22"/>
-          <w:szCs w:val="22"/>
-        </w:rPr>
-        <w:t xml:space="preserve"> </w:t>
-      </w:r>
-      <w:r>
-        <w:rPr>
-          <w:rFonts w:ascii="Arial Narrow" w:eastAsia="Arial Narrow" w:hAnsi="Arial Narrow" w:cs="Arial Narrow"/>
-          <w:sz w:val="22"/>
-          <w:szCs w:val="22"/>
-        </w:rPr>
-        <w:t>ini</w:t>
-      </w:r>
-      <w:r>
-        <w:rPr>
-          <w:rFonts w:ascii="Arial Narrow" w:eastAsia="Arial Narrow" w:hAnsi="Arial Narrow" w:cs="Arial Narrow"/>
-          <w:spacing w:val="28"/>
-          <w:sz w:val="22"/>
-          <w:szCs w:val="22"/>
-        </w:rPr>
-        <w:t xml:space="preserve"> </w:t>
-      </w:r>
-      <w:r>
-        <w:rPr>
-          <w:rFonts w:ascii="Arial Narrow" w:eastAsia="Arial Narrow" w:hAnsi="Arial Narrow" w:cs="Arial Narrow"/>
-          <w:spacing w:val="1"/>
-          <w:sz w:val="22"/>
-          <w:szCs w:val="22"/>
-        </w:rPr>
-        <w:t>sa</w:t>
-      </w:r>
-      <w:r>
-        <w:rPr>
-          <w:rFonts w:ascii="Arial Narrow" w:eastAsia="Arial Narrow" w:hAnsi="Arial Narrow" w:cs="Arial Narrow"/>
-          <w:sz w:val="22"/>
-          <w:szCs w:val="22"/>
-        </w:rPr>
-        <w:t>ya</w:t>
-      </w:r>
-      <w:r>
-        <w:rPr>
-          <w:rFonts w:ascii="Arial Narrow" w:eastAsia="Arial Narrow" w:hAnsi="Arial Narrow" w:cs="Arial Narrow"/>
-          <w:spacing w:val="26"/>
-          <w:sz w:val="22"/>
-          <w:szCs w:val="22"/>
-        </w:rPr>
-        <w:t xml:space="preserve"> </w:t>
-      </w:r>
-      <w:r>
-        <w:rPr>
-          <w:rFonts w:ascii="Arial Narrow" w:eastAsia="Arial Narrow" w:hAnsi="Arial Narrow" w:cs="Arial Narrow"/>
-          <w:sz w:val="22"/>
-          <w:szCs w:val="22"/>
-        </w:rPr>
-        <w:t>m</w:t>
-      </w:r>
-      <w:r>
-        <w:rPr>
-          <w:rFonts w:ascii="Arial Narrow" w:eastAsia="Arial Narrow" w:hAnsi="Arial Narrow" w:cs="Arial Narrow"/>
-          <w:spacing w:val="1"/>
-          <w:sz w:val="22"/>
-          <w:szCs w:val="22"/>
-        </w:rPr>
-        <w:t>e</w:t>
-      </w:r>
-      <w:r>
-        <w:rPr>
-          <w:rFonts w:ascii="Arial Narrow" w:eastAsia="Arial Narrow" w:hAnsi="Arial Narrow" w:cs="Arial Narrow"/>
-          <w:sz w:val="22"/>
-          <w:szCs w:val="22"/>
-        </w:rPr>
-        <w:t>n</w:t>
-      </w:r>
-      <w:r>
-        <w:rPr>
-          <w:rFonts w:ascii="Arial Narrow" w:eastAsia="Arial Narrow" w:hAnsi="Arial Narrow" w:cs="Arial Narrow"/>
-          <w:spacing w:val="1"/>
-          <w:sz w:val="22"/>
-          <w:szCs w:val="22"/>
-        </w:rPr>
-        <w:t>y</w:t>
-      </w:r>
-      <w:r>
-        <w:rPr>
-          <w:rFonts w:ascii="Arial Narrow" w:eastAsia="Arial Narrow" w:hAnsi="Arial Narrow" w:cs="Arial Narrow"/>
-          <w:sz w:val="22"/>
-          <w:szCs w:val="22"/>
-        </w:rPr>
-        <w:t>ata</w:t>
-      </w:r>
-      <w:r>
-        <w:rPr>
-          <w:rFonts w:ascii="Arial Narrow" w:eastAsia="Arial Narrow" w:hAnsi="Arial Narrow" w:cs="Arial Narrow"/>
-          <w:spacing w:val="1"/>
-          <w:sz w:val="22"/>
-          <w:szCs w:val="22"/>
-        </w:rPr>
-        <w:t>ka</w:t>
-      </w:r>
-      <w:r>
-        <w:rPr>
-          <w:rFonts w:ascii="Arial Narrow" w:eastAsia="Arial Narrow" w:hAnsi="Arial Narrow" w:cs="Arial Narrow"/>
-          <w:sz w:val="22"/>
-          <w:szCs w:val="22"/>
-        </w:rPr>
-        <w:t>n</w:t>
-      </w:r>
-      <w:r>
-        <w:rPr>
-          <w:rFonts w:ascii="Arial Narrow" w:eastAsia="Arial Narrow" w:hAnsi="Arial Narrow" w:cs="Arial Narrow"/>
-          <w:spacing w:val="20"/>
-          <w:sz w:val="22"/>
-          <w:szCs w:val="22"/>
-        </w:rPr>
-        <w:t xml:space="preserve"> </w:t>
-      </w:r>
-      <w:r>
-        <w:rPr>
-          <w:rFonts w:ascii="Arial Narrow" w:eastAsia="Arial Narrow" w:hAnsi="Arial Narrow" w:cs="Arial Narrow"/>
-          <w:sz w:val="22"/>
-          <w:szCs w:val="22"/>
-        </w:rPr>
-        <w:t>b</w:t>
-      </w:r>
-      <w:r>
-        <w:rPr>
-          <w:rFonts w:ascii="Arial Narrow" w:eastAsia="Arial Narrow" w:hAnsi="Arial Narrow" w:cs="Arial Narrow"/>
-          <w:spacing w:val="1"/>
-          <w:sz w:val="22"/>
-          <w:szCs w:val="22"/>
-        </w:rPr>
-        <w:t>a</w:t>
-      </w:r>
-      <w:r>
-        <w:rPr>
-          <w:rFonts w:ascii="Arial Narrow" w:eastAsia="Arial Narrow" w:hAnsi="Arial Narrow" w:cs="Arial Narrow"/>
-          <w:sz w:val="22"/>
-          <w:szCs w:val="22"/>
-        </w:rPr>
-        <w:t>h</w:t>
-      </w:r>
-      <w:r>
-        <w:rPr>
-          <w:rFonts w:ascii="Arial Narrow" w:eastAsia="Arial Narrow" w:hAnsi="Arial Narrow" w:cs="Arial Narrow"/>
-          <w:spacing w:val="1"/>
-          <w:sz w:val="22"/>
-          <w:szCs w:val="22"/>
-        </w:rPr>
-        <w:t>w</w:t>
-      </w:r>
-      <w:r>
-        <w:rPr>
-          <w:rFonts w:ascii="Arial Narrow" w:eastAsia="Arial Narrow" w:hAnsi="Arial Narrow" w:cs="Arial Narrow"/>
-          <w:sz w:val="22"/>
-          <w:szCs w:val="22"/>
-        </w:rPr>
-        <w:t>a</w:t>
-      </w:r>
-      <w:r>
-        <w:rPr>
-          <w:rFonts w:ascii="Arial Narrow" w:eastAsia="Arial Narrow" w:hAnsi="Arial Narrow" w:cs="Arial Narrow"/>
-          <w:spacing w:val="25"/>
-          <w:sz w:val="22"/>
-          <w:szCs w:val="22"/>
-        </w:rPr>
-        <w:t xml:space="preserve"> </w:t>
-      </w:r>
-      <w:r>
-        <w:rPr>
-          <w:rFonts w:ascii="Arial Narrow" w:eastAsia="Arial Narrow" w:hAnsi="Arial Narrow" w:cs="Arial Narrow"/>
-          <w:sz w:val="22"/>
-          <w:szCs w:val="22"/>
-        </w:rPr>
-        <w:t>ke</w:t>
-      </w:r>
-      <w:r>
-        <w:rPr>
-          <w:rFonts w:ascii="Arial Narrow" w:eastAsia="Arial Narrow" w:hAnsi="Arial Narrow" w:cs="Arial Narrow"/>
-          <w:spacing w:val="2"/>
-          <w:sz w:val="22"/>
-          <w:szCs w:val="22"/>
-        </w:rPr>
-        <w:t>t</w:t>
-      </w:r>
-      <w:r>
-        <w:rPr>
-          <w:rFonts w:ascii="Arial Narrow" w:eastAsia="Arial Narrow" w:hAnsi="Arial Narrow" w:cs="Arial Narrow"/>
-          <w:spacing w:val="-1"/>
-          <w:sz w:val="22"/>
-          <w:szCs w:val="22"/>
-        </w:rPr>
-        <w:t>e</w:t>
-      </w:r>
-      <w:r>
-        <w:rPr>
-          <w:rFonts w:ascii="Arial Narrow" w:eastAsia="Arial Narrow" w:hAnsi="Arial Narrow" w:cs="Arial Narrow"/>
-          <w:spacing w:val="1"/>
-          <w:sz w:val="22"/>
-          <w:szCs w:val="22"/>
-        </w:rPr>
-        <w:t>r</w:t>
-      </w:r>
-      <w:r>
-        <w:rPr>
-          <w:rFonts w:ascii="Arial Narrow" w:eastAsia="Arial Narrow" w:hAnsi="Arial Narrow" w:cs="Arial Narrow"/>
-          <w:spacing w:val="-1"/>
-          <w:sz w:val="22"/>
-          <w:szCs w:val="22"/>
-        </w:rPr>
-        <w:t>a</w:t>
-      </w:r>
-      <w:r>
-        <w:rPr>
-          <w:rFonts w:ascii="Arial Narrow" w:eastAsia="Arial Narrow" w:hAnsi="Arial Narrow" w:cs="Arial Narrow"/>
-          <w:spacing w:val="1"/>
-          <w:sz w:val="22"/>
-          <w:szCs w:val="22"/>
-        </w:rPr>
-        <w:t>n</w:t>
-      </w:r>
-      <w:r>
-        <w:rPr>
-          <w:rFonts w:ascii="Arial Narrow" w:eastAsia="Arial Narrow" w:hAnsi="Arial Narrow" w:cs="Arial Narrow"/>
-          <w:spacing w:val="-1"/>
-          <w:sz w:val="22"/>
-          <w:szCs w:val="22"/>
-        </w:rPr>
-        <w:t>g</w:t>
-      </w:r>
-      <w:r>
-        <w:rPr>
-          <w:rFonts w:ascii="Arial Narrow" w:eastAsia="Arial Narrow" w:hAnsi="Arial Narrow" w:cs="Arial Narrow"/>
-          <w:spacing w:val="1"/>
-          <w:sz w:val="22"/>
-          <w:szCs w:val="22"/>
-        </w:rPr>
-        <w:t>a</w:t>
-      </w:r>
-      <w:r>
-        <w:rPr>
-          <w:rFonts w:ascii="Arial Narrow" w:eastAsia="Arial Narrow" w:hAnsi="Arial Narrow" w:cs="Arial Narrow"/>
-          <w:sz w:val="22"/>
-          <w:szCs w:val="22"/>
-        </w:rPr>
-        <w:t>n</w:t>
-      </w:r>
-      <w:r>
-        <w:rPr>
-          <w:rFonts w:ascii="Arial Narrow" w:eastAsia="Arial Narrow" w:hAnsi="Arial Narrow" w:cs="Arial Narrow"/>
-          <w:spacing w:val="22"/>
-          <w:sz w:val="22"/>
-          <w:szCs w:val="22"/>
-        </w:rPr>
-        <w:t xml:space="preserve"> </w:t>
-      </w:r>
-      <w:r>
-        <w:rPr>
-          <w:rFonts w:ascii="Arial Narrow" w:eastAsia="Arial Narrow" w:hAnsi="Arial Narrow" w:cs="Arial Narrow"/>
-          <w:sz w:val="22"/>
-          <w:szCs w:val="22"/>
-        </w:rPr>
-        <w:t>y</w:t>
-      </w:r>
-      <w:r>
-        <w:rPr>
-          <w:rFonts w:ascii="Arial Narrow" w:eastAsia="Arial Narrow" w:hAnsi="Arial Narrow" w:cs="Arial Narrow"/>
-          <w:spacing w:val="1"/>
-          <w:sz w:val="22"/>
-          <w:szCs w:val="22"/>
-        </w:rPr>
-        <w:t>an</w:t>
-      </w:r>
-      <w:r>
-        <w:rPr>
-          <w:rFonts w:ascii="Arial Narrow" w:eastAsia="Arial Narrow" w:hAnsi="Arial Narrow" w:cs="Arial Narrow"/>
-          <w:sz w:val="22"/>
-          <w:szCs w:val="22"/>
-        </w:rPr>
-        <w:t>g</w:t>
-      </w:r>
-      <w:r>
-        <w:rPr>
-          <w:rFonts w:ascii="Arial Narrow" w:eastAsia="Arial Narrow" w:hAnsi="Arial Narrow" w:cs="Arial Narrow"/>
-          <w:spacing w:val="26"/>
-          <w:sz w:val="22"/>
-          <w:szCs w:val="22"/>
-        </w:rPr>
-        <w:t xml:space="preserve"> </w:t>
-      </w:r>
-      <w:r>
-        <w:rPr>
-          <w:rFonts w:ascii="Arial Narrow" w:eastAsia="Arial Narrow" w:hAnsi="Arial Narrow" w:cs="Arial Narrow"/>
-          <w:sz w:val="22"/>
-          <w:szCs w:val="22"/>
-        </w:rPr>
-        <w:t>saya</w:t>
-      </w:r>
-      <w:r>
-        <w:rPr>
-          <w:rFonts w:ascii="Arial Narrow" w:eastAsia="Arial Narrow" w:hAnsi="Arial Narrow" w:cs="Arial Narrow"/>
-          <w:spacing w:val="27"/>
-          <w:sz w:val="22"/>
-          <w:szCs w:val="22"/>
-        </w:rPr>
-        <w:t xml:space="preserve"> </w:t>
-      </w:r>
-      <w:r>
-        <w:rPr>
-          <w:rFonts w:ascii="Arial Narrow" w:eastAsia="Arial Narrow" w:hAnsi="Arial Narrow" w:cs="Arial Narrow"/>
-          <w:sz w:val="22"/>
-          <w:szCs w:val="22"/>
-        </w:rPr>
-        <w:t>be</w:t>
-      </w:r>
-      <w:r>
-        <w:rPr>
-          <w:rFonts w:ascii="Arial Narrow" w:eastAsia="Arial Narrow" w:hAnsi="Arial Narrow" w:cs="Arial Narrow"/>
-          <w:spacing w:val="1"/>
-          <w:sz w:val="22"/>
-          <w:szCs w:val="22"/>
-        </w:rPr>
-        <w:t>r</w:t>
-      </w:r>
-      <w:r>
-        <w:rPr>
-          <w:rFonts w:ascii="Arial Narrow" w:eastAsia="Arial Narrow" w:hAnsi="Arial Narrow" w:cs="Arial Narrow"/>
-          <w:sz w:val="22"/>
-          <w:szCs w:val="22"/>
-        </w:rPr>
-        <w:t>ik</w:t>
-      </w:r>
-      <w:r>
-        <w:rPr>
-          <w:rFonts w:ascii="Arial Narrow" w:eastAsia="Arial Narrow" w:hAnsi="Arial Narrow" w:cs="Arial Narrow"/>
-          <w:spacing w:val="1"/>
-          <w:sz w:val="22"/>
-          <w:szCs w:val="22"/>
-        </w:rPr>
-        <w:t>a</w:t>
-      </w:r>
-      <w:r>
-        <w:rPr>
-          <w:rFonts w:ascii="Arial Narrow" w:eastAsia="Arial Narrow" w:hAnsi="Arial Narrow" w:cs="Arial Narrow"/>
-          <w:sz w:val="22"/>
-          <w:szCs w:val="22"/>
-        </w:rPr>
-        <w:t>n</w:t>
-      </w:r>
-      <w:r>
-        <w:rPr>
-          <w:rFonts w:ascii="Arial Narrow" w:eastAsia="Arial Narrow" w:hAnsi="Arial Narrow" w:cs="Arial Narrow"/>
-          <w:spacing w:val="24"/>
-          <w:sz w:val="22"/>
-          <w:szCs w:val="22"/>
-        </w:rPr>
-        <w:t xml:space="preserve"> </w:t>
-      </w:r>
-      <w:r>
-        <w:rPr>
-          <w:rFonts w:ascii="Arial Narrow" w:eastAsia="Arial Narrow" w:hAnsi="Arial Narrow" w:cs="Arial Narrow"/>
-          <w:spacing w:val="1"/>
-          <w:sz w:val="22"/>
-          <w:szCs w:val="22"/>
-        </w:rPr>
-        <w:t>d</w:t>
-      </w:r>
-      <w:r>
-        <w:rPr>
-          <w:rFonts w:ascii="Arial Narrow" w:eastAsia="Arial Narrow" w:hAnsi="Arial Narrow" w:cs="Arial Narrow"/>
-          <w:sz w:val="22"/>
-          <w:szCs w:val="22"/>
-        </w:rPr>
-        <w:t>i</w:t>
-      </w:r>
-      <w:r>
-        <w:rPr>
-          <w:rFonts w:ascii="Arial Narrow" w:eastAsia="Arial Narrow" w:hAnsi="Arial Narrow" w:cs="Arial Narrow"/>
-          <w:spacing w:val="30"/>
-          <w:sz w:val="22"/>
-          <w:szCs w:val="22"/>
-        </w:rPr>
-        <w:t xml:space="preserve"> </w:t>
-      </w:r>
-      <w:r>
-        <w:rPr>
-          <w:rFonts w:ascii="Arial Narrow" w:eastAsia="Arial Narrow" w:hAnsi="Arial Narrow" w:cs="Arial Narrow"/>
-          <w:sz w:val="22"/>
-          <w:szCs w:val="22"/>
-        </w:rPr>
-        <w:t>atas</w:t>
-      </w:r>
-      <w:r>
-        <w:rPr>
-          <w:rFonts w:ascii="Arial Narrow" w:eastAsia="Arial Narrow" w:hAnsi="Arial Narrow" w:cs="Arial Narrow"/>
-          <w:spacing w:val="27"/>
-          <w:sz w:val="22"/>
-          <w:szCs w:val="22"/>
-        </w:rPr>
-        <w:t xml:space="preserve"> </w:t>
-      </w:r>
-      <w:r>
-        <w:rPr>
-          <w:rFonts w:ascii="Arial Narrow" w:eastAsia="Arial Narrow" w:hAnsi="Arial Narrow" w:cs="Arial Narrow"/>
-          <w:spacing w:val="1"/>
-          <w:sz w:val="22"/>
-          <w:szCs w:val="22"/>
-        </w:rPr>
-        <w:t>b</w:t>
-      </w:r>
-      <w:r>
-        <w:rPr>
-          <w:rFonts w:ascii="Arial Narrow" w:eastAsia="Arial Narrow" w:hAnsi="Arial Narrow" w:cs="Arial Narrow"/>
-          <w:spacing w:val="-1"/>
-          <w:sz w:val="22"/>
-          <w:szCs w:val="22"/>
-        </w:rPr>
-        <w:t>e</w:t>
-      </w:r>
-      <w:r>
-        <w:rPr>
-          <w:rFonts w:ascii="Arial Narrow" w:eastAsia="Arial Narrow" w:hAnsi="Arial Narrow" w:cs="Arial Narrow"/>
-          <w:spacing w:val="1"/>
-          <w:sz w:val="22"/>
-          <w:szCs w:val="22"/>
-        </w:rPr>
-        <w:t>n</w:t>
-      </w:r>
-      <w:r>
-        <w:rPr>
-          <w:rFonts w:ascii="Arial Narrow" w:eastAsia="Arial Narrow" w:hAnsi="Arial Narrow" w:cs="Arial Narrow"/>
-          <w:spacing w:val="-1"/>
-          <w:sz w:val="22"/>
-          <w:szCs w:val="22"/>
-        </w:rPr>
-        <w:t>a</w:t>
-      </w:r>
-      <w:r>
-        <w:rPr>
-          <w:rFonts w:ascii="Arial Narrow" w:eastAsia="Arial Narrow" w:hAnsi="Arial Narrow" w:cs="Arial Narrow"/>
-          <w:sz w:val="22"/>
-          <w:szCs w:val="22"/>
-        </w:rPr>
-        <w:t>r</w:t>
-      </w:r>
-      <w:r>
-        <w:rPr>
-          <w:rFonts w:ascii="Arial Narrow" w:eastAsia="Arial Narrow" w:hAnsi="Arial Narrow" w:cs="Arial Narrow"/>
-          <w:spacing w:val="26"/>
-          <w:sz w:val="22"/>
-          <w:szCs w:val="22"/>
-        </w:rPr>
-        <w:t xml:space="preserve"> </w:t>
-      </w:r>
-      <w:r>
-        <w:rPr>
-          <w:rFonts w:ascii="Arial Narrow" w:eastAsia="Arial Narrow" w:hAnsi="Arial Narrow" w:cs="Arial Narrow"/>
-          <w:sz w:val="22"/>
-          <w:szCs w:val="22"/>
-        </w:rPr>
-        <w:t>is</w:t>
-      </w:r>
-      <w:r>
-        <w:rPr>
-          <w:rFonts w:ascii="Arial Narrow" w:eastAsia="Arial Narrow" w:hAnsi="Arial Narrow" w:cs="Arial Narrow"/>
-          <w:spacing w:val="1"/>
-          <w:sz w:val="22"/>
-          <w:szCs w:val="22"/>
-        </w:rPr>
-        <w:t>i</w:t>
-      </w:r>
-      <w:r>
-        <w:rPr>
-          <w:rFonts w:ascii="Arial Narrow" w:eastAsia="Arial Narrow" w:hAnsi="Arial Narrow" w:cs="Arial Narrow"/>
-          <w:spacing w:val="-1"/>
-          <w:sz w:val="22"/>
-          <w:szCs w:val="22"/>
-        </w:rPr>
-        <w:t>n</w:t>
-      </w:r>
-      <w:r>
-        <w:rPr>
-          <w:rFonts w:ascii="Arial Narrow" w:eastAsia="Arial Narrow" w:hAnsi="Arial Narrow" w:cs="Arial Narrow"/>
-          <w:sz w:val="22"/>
-          <w:szCs w:val="22"/>
-        </w:rPr>
-        <w:t>ya.</w:t>
-      </w:r>
-      <w:r>
-        <w:rPr>
-          <w:rFonts w:ascii="Arial Narrow" w:eastAsia="Arial Narrow" w:hAnsi="Arial Narrow" w:cs="Arial Narrow"/>
-          <w:spacing w:val="25"/>
-          <w:sz w:val="22"/>
-          <w:szCs w:val="22"/>
-        </w:rPr>
-        <w:t xml:space="preserve"> </w:t>
-      </w:r>
-      <w:r>
-        <w:rPr>
-          <w:rFonts w:ascii="Arial Narrow" w:eastAsia="Arial Narrow" w:hAnsi="Arial Narrow" w:cs="Arial Narrow"/>
-          <w:spacing w:val="1"/>
-          <w:sz w:val="22"/>
-          <w:szCs w:val="22"/>
-        </w:rPr>
-        <w:t>A</w:t>
-      </w:r>
-      <w:r>
-        <w:rPr>
-          <w:rFonts w:ascii="Arial Narrow" w:eastAsia="Arial Narrow" w:hAnsi="Arial Narrow" w:cs="Arial Narrow"/>
-          <w:spacing w:val="-1"/>
-          <w:sz w:val="22"/>
-          <w:szCs w:val="22"/>
-        </w:rPr>
-        <w:t>p</w:t>
-      </w:r>
-      <w:r>
-        <w:rPr>
-          <w:rFonts w:ascii="Arial Narrow" w:eastAsia="Arial Narrow" w:hAnsi="Arial Narrow" w:cs="Arial Narrow"/>
-          <w:spacing w:val="1"/>
-          <w:sz w:val="22"/>
-          <w:szCs w:val="22"/>
-        </w:rPr>
-        <w:t>a</w:t>
-      </w:r>
-      <w:r>
-        <w:rPr>
-          <w:rFonts w:ascii="Arial Narrow" w:eastAsia="Arial Narrow" w:hAnsi="Arial Narrow" w:cs="Arial Narrow"/>
-          <w:spacing w:val="-1"/>
-          <w:sz w:val="22"/>
-          <w:szCs w:val="22"/>
-        </w:rPr>
-        <w:t>b</w:t>
-      </w:r>
-      <w:r>
-        <w:rPr>
-          <w:rFonts w:ascii="Arial Narrow" w:eastAsia="Arial Narrow" w:hAnsi="Arial Narrow" w:cs="Arial Narrow"/>
-          <w:spacing w:val="1"/>
-          <w:sz w:val="22"/>
-          <w:szCs w:val="22"/>
-        </w:rPr>
-        <w:t>i</w:t>
-      </w:r>
-      <w:r>
-        <w:rPr>
-          <w:rFonts w:ascii="Arial Narrow" w:eastAsia="Arial Narrow" w:hAnsi="Arial Narrow" w:cs="Arial Narrow"/>
-          <w:sz w:val="22"/>
-          <w:szCs w:val="22"/>
-        </w:rPr>
-        <w:t>la</w:t>
-      </w:r>
-      <w:r>
-        <w:rPr>
-          <w:rFonts w:ascii="Arial Narrow" w:eastAsia="Arial Narrow" w:hAnsi="Arial Narrow" w:cs="Arial Narrow"/>
-          <w:spacing w:val="25"/>
-          <w:sz w:val="22"/>
-          <w:szCs w:val="22"/>
-        </w:rPr>
-        <w:t xml:space="preserve"> </w:t>
-      </w:r>
-      <w:r>
-        <w:rPr>
-          <w:rFonts w:ascii="Arial Narrow" w:eastAsia="Arial Narrow" w:hAnsi="Arial Narrow" w:cs="Arial Narrow"/>
-          <w:spacing w:val="2"/>
-          <w:sz w:val="22"/>
-          <w:szCs w:val="22"/>
-        </w:rPr>
-        <w:t>t</w:t>
-      </w:r>
-      <w:r>
-        <w:rPr>
-          <w:rFonts w:ascii="Arial Narrow" w:eastAsia="Arial Narrow" w:hAnsi="Arial Narrow" w:cs="Arial Narrow"/>
-          <w:spacing w:val="-1"/>
-          <w:sz w:val="22"/>
-          <w:szCs w:val="22"/>
-        </w:rPr>
-        <w:t>e</w:t>
-      </w:r>
-      <w:r>
-        <w:rPr>
-          <w:rFonts w:ascii="Arial Narrow" w:eastAsia="Arial Narrow" w:hAnsi="Arial Narrow" w:cs="Arial Narrow"/>
-          <w:sz w:val="22"/>
-          <w:szCs w:val="22"/>
-        </w:rPr>
-        <w:t>rn</w:t>
-      </w:r>
-      <w:r>
-        <w:rPr>
-          <w:rFonts w:ascii="Arial Narrow" w:eastAsia="Arial Narrow" w:hAnsi="Arial Narrow" w:cs="Arial Narrow"/>
-          <w:spacing w:val="1"/>
-          <w:sz w:val="22"/>
-          <w:szCs w:val="22"/>
-        </w:rPr>
-        <w:t>y</w:t>
-      </w:r>
-      <w:r>
-        <w:rPr>
-          <w:rFonts w:ascii="Arial Narrow" w:eastAsia="Arial Narrow" w:hAnsi="Arial Narrow" w:cs="Arial Narrow"/>
-          <w:spacing w:val="-1"/>
-          <w:sz w:val="22"/>
-          <w:szCs w:val="22"/>
-        </w:rPr>
-        <w:t>a</w:t>
-      </w:r>
-      <w:r>
-        <w:rPr>
-          <w:rFonts w:ascii="Arial Narrow" w:eastAsia="Arial Narrow" w:hAnsi="Arial Narrow" w:cs="Arial Narrow"/>
-          <w:sz w:val="22"/>
-          <w:szCs w:val="22"/>
-        </w:rPr>
-        <w:t>ta</w:t>
-      </w:r>
-      <w:r>
-        <w:rPr>
-          <w:rFonts w:ascii="Arial Narrow" w:eastAsia="Arial Narrow" w:hAnsi="Arial Narrow" w:cs="Arial Narrow"/>
-          <w:spacing w:val="24"/>
-          <w:sz w:val="22"/>
-          <w:szCs w:val="22"/>
-        </w:rPr>
-        <w:t xml:space="preserve"> </w:t>
-      </w:r>
-      <w:r>
-        <w:rPr>
-          <w:rFonts w:ascii="Arial Narrow" w:eastAsia="Arial Narrow" w:hAnsi="Arial Narrow" w:cs="Arial Narrow"/>
-          <w:sz w:val="22"/>
-          <w:szCs w:val="22"/>
-        </w:rPr>
-        <w:t>te</w:t>
-      </w:r>
-      <w:r>
-        <w:rPr>
-          <w:rFonts w:ascii="Arial Narrow" w:eastAsia="Arial Narrow" w:hAnsi="Arial Narrow" w:cs="Arial Narrow"/>
-          <w:spacing w:val="1"/>
-          <w:sz w:val="22"/>
-          <w:szCs w:val="22"/>
-        </w:rPr>
-        <w:t>rd</w:t>
-      </w:r>
-      <w:r>
-        <w:rPr>
-          <w:rFonts w:ascii="Arial Narrow" w:eastAsia="Arial Narrow" w:hAnsi="Arial Narrow" w:cs="Arial Narrow"/>
-          <w:sz w:val="22"/>
-          <w:szCs w:val="22"/>
-        </w:rPr>
-        <w:t>a</w:t>
-      </w:r>
-      <w:r>
-        <w:rPr>
-          <w:rFonts w:ascii="Arial Narrow" w:eastAsia="Arial Narrow" w:hAnsi="Arial Narrow" w:cs="Arial Narrow"/>
-          <w:spacing w:val="1"/>
-          <w:sz w:val="22"/>
-          <w:szCs w:val="22"/>
-        </w:rPr>
-        <w:t>p</w:t>
-      </w:r>
-      <w:r>
-        <w:rPr>
-          <w:rFonts w:ascii="Arial Narrow" w:eastAsia="Arial Narrow" w:hAnsi="Arial Narrow" w:cs="Arial Narrow"/>
-          <w:sz w:val="22"/>
-          <w:szCs w:val="22"/>
-        </w:rPr>
-        <w:t xml:space="preserve">at  </w:t>
-      </w:r>
-      <w:r>
-        <w:rPr>
-          <w:rFonts w:ascii="Arial Narrow" w:eastAsia="Arial Narrow" w:hAnsi="Arial Narrow" w:cs="Arial Narrow"/>
-          <w:spacing w:val="3"/>
-          <w:sz w:val="22"/>
-          <w:szCs w:val="22"/>
-        </w:rPr>
-        <w:t xml:space="preserve"> </w:t>
-      </w:r>
-      <w:r>
-        <w:rPr>
-          <w:rFonts w:ascii="Arial Narrow" w:eastAsia="Arial Narrow" w:hAnsi="Arial Narrow" w:cs="Arial Narrow"/>
-          <w:sz w:val="22"/>
-          <w:szCs w:val="22"/>
-        </w:rPr>
-        <w:t>keti</w:t>
-      </w:r>
-      <w:r>
-        <w:rPr>
-          <w:rFonts w:ascii="Arial Narrow" w:eastAsia="Arial Narrow" w:hAnsi="Arial Narrow" w:cs="Arial Narrow"/>
-          <w:spacing w:val="1"/>
-          <w:sz w:val="22"/>
-          <w:szCs w:val="22"/>
-        </w:rPr>
-        <w:t>d</w:t>
-      </w:r>
-      <w:r>
-        <w:rPr>
-          <w:rFonts w:ascii="Arial Narrow" w:eastAsia="Arial Narrow" w:hAnsi="Arial Narrow" w:cs="Arial Narrow"/>
-          <w:spacing w:val="-1"/>
-          <w:sz w:val="22"/>
-          <w:szCs w:val="22"/>
-        </w:rPr>
-        <w:t>a</w:t>
-      </w:r>
-      <w:r>
-        <w:rPr>
-          <w:rFonts w:ascii="Arial Narrow" w:eastAsia="Arial Narrow" w:hAnsi="Arial Narrow" w:cs="Arial Narrow"/>
-          <w:sz w:val="22"/>
-          <w:szCs w:val="22"/>
-        </w:rPr>
-        <w:t xml:space="preserve">k </w:t>
-      </w:r>
-      <w:r>
-        <w:rPr>
-          <w:rFonts w:ascii="Arial Narrow" w:eastAsia="Arial Narrow" w:hAnsi="Arial Narrow" w:cs="Arial Narrow"/>
-          <w:spacing w:val="-1"/>
-          <w:sz w:val="22"/>
-          <w:szCs w:val="22"/>
-        </w:rPr>
-        <w:t>b</w:t>
-      </w:r>
-      <w:r>
-        <w:rPr>
-          <w:rFonts w:ascii="Arial Narrow" w:eastAsia="Arial Narrow" w:hAnsi="Arial Narrow" w:cs="Arial Narrow"/>
-          <w:spacing w:val="1"/>
-          <w:sz w:val="22"/>
-          <w:szCs w:val="22"/>
-        </w:rPr>
-        <w:t>e</w:t>
-      </w:r>
-      <w:r>
-        <w:rPr>
-          <w:rFonts w:ascii="Arial Narrow" w:eastAsia="Arial Narrow" w:hAnsi="Arial Narrow" w:cs="Arial Narrow"/>
-          <w:spacing w:val="-1"/>
-          <w:sz w:val="22"/>
-          <w:szCs w:val="22"/>
-        </w:rPr>
-        <w:t>na</w:t>
-      </w:r>
-      <w:r>
-        <w:rPr>
-          <w:rFonts w:ascii="Arial Narrow" w:eastAsia="Arial Narrow" w:hAnsi="Arial Narrow" w:cs="Arial Narrow"/>
-          <w:spacing w:val="1"/>
-          <w:sz w:val="22"/>
-          <w:szCs w:val="22"/>
-        </w:rPr>
-        <w:t>ra</w:t>
-      </w:r>
-      <w:r>
-        <w:rPr>
-          <w:rFonts w:ascii="Arial Narrow" w:eastAsia="Arial Narrow" w:hAnsi="Arial Narrow" w:cs="Arial Narrow"/>
-          <w:sz w:val="22"/>
-          <w:szCs w:val="22"/>
-        </w:rPr>
-        <w:t>n</w:t>
-      </w:r>
-      <w:r>
-        <w:rPr>
-          <w:rFonts w:ascii="Arial Narrow" w:eastAsia="Arial Narrow" w:hAnsi="Arial Narrow" w:cs="Arial Narrow"/>
-          <w:spacing w:val="-6"/>
-          <w:sz w:val="22"/>
-          <w:szCs w:val="22"/>
-        </w:rPr>
-        <w:t xml:space="preserve"> </w:t>
-      </w:r>
-      <w:r>
-        <w:rPr>
-          <w:rFonts w:ascii="Arial Narrow" w:eastAsia="Arial Narrow" w:hAnsi="Arial Narrow" w:cs="Arial Narrow"/>
-          <w:spacing w:val="1"/>
-          <w:sz w:val="22"/>
-          <w:szCs w:val="22"/>
-        </w:rPr>
-        <w:t>d</w:t>
-      </w:r>
-      <w:r>
-        <w:rPr>
-          <w:rFonts w:ascii="Arial Narrow" w:eastAsia="Arial Narrow" w:hAnsi="Arial Narrow" w:cs="Arial Narrow"/>
-          <w:spacing w:val="-1"/>
-          <w:sz w:val="22"/>
-          <w:szCs w:val="22"/>
-        </w:rPr>
-        <w:t>a</w:t>
-      </w:r>
-      <w:r>
-        <w:rPr>
-          <w:rFonts w:ascii="Arial Narrow" w:eastAsia="Arial Narrow" w:hAnsi="Arial Narrow" w:cs="Arial Narrow"/>
-          <w:spacing w:val="1"/>
-          <w:sz w:val="22"/>
-          <w:szCs w:val="22"/>
-        </w:rPr>
-        <w:t>l</w:t>
-      </w:r>
-      <w:r>
-        <w:rPr>
-          <w:rFonts w:ascii="Arial Narrow" w:eastAsia="Arial Narrow" w:hAnsi="Arial Narrow" w:cs="Arial Narrow"/>
-          <w:spacing w:val="-1"/>
-          <w:sz w:val="22"/>
-          <w:szCs w:val="22"/>
-        </w:rPr>
-        <w:t>a</w:t>
-      </w:r>
-      <w:r>
-        <w:rPr>
-          <w:rFonts w:ascii="Arial Narrow" w:eastAsia="Arial Narrow" w:hAnsi="Arial Narrow" w:cs="Arial Narrow"/>
-          <w:sz w:val="22"/>
-          <w:szCs w:val="22"/>
-        </w:rPr>
-        <w:t>m</w:t>
-      </w:r>
-      <w:r>
-        <w:rPr>
-          <w:rFonts w:ascii="Arial Narrow" w:eastAsia="Arial Narrow" w:hAnsi="Arial Narrow" w:cs="Arial Narrow"/>
-          <w:spacing w:val="-4"/>
-          <w:sz w:val="22"/>
-          <w:szCs w:val="22"/>
-        </w:rPr>
-        <w:t xml:space="preserve"> </w:t>
-      </w:r>
-      <w:r>
-        <w:rPr>
-          <w:rFonts w:ascii="Arial Narrow" w:eastAsia="Arial Narrow" w:hAnsi="Arial Narrow" w:cs="Arial Narrow"/>
-          <w:spacing w:val="-1"/>
-          <w:sz w:val="22"/>
-          <w:szCs w:val="22"/>
-        </w:rPr>
-        <w:t>p</w:t>
-      </w:r>
-      <w:r>
-        <w:rPr>
-          <w:rFonts w:ascii="Arial Narrow" w:eastAsia="Arial Narrow" w:hAnsi="Arial Narrow" w:cs="Arial Narrow"/>
-          <w:spacing w:val="1"/>
-          <w:sz w:val="22"/>
-          <w:szCs w:val="22"/>
-        </w:rPr>
-        <w:t>e</w:t>
-      </w:r>
-      <w:r>
-        <w:rPr>
-          <w:rFonts w:ascii="Arial Narrow" w:eastAsia="Arial Narrow" w:hAnsi="Arial Narrow" w:cs="Arial Narrow"/>
-          <w:spacing w:val="-1"/>
-          <w:sz w:val="22"/>
-          <w:szCs w:val="22"/>
-        </w:rPr>
-        <w:t>n</w:t>
-      </w:r>
-      <w:r>
-        <w:rPr>
-          <w:rFonts w:ascii="Arial Narrow" w:eastAsia="Arial Narrow" w:hAnsi="Arial Narrow" w:cs="Arial Narrow"/>
-          <w:spacing w:val="1"/>
-          <w:sz w:val="22"/>
-          <w:szCs w:val="22"/>
-        </w:rPr>
-        <w:t>gisi</w:t>
-      </w:r>
-      <w:r>
-        <w:rPr>
-          <w:rFonts w:ascii="Arial Narrow" w:eastAsia="Arial Narrow" w:hAnsi="Arial Narrow" w:cs="Arial Narrow"/>
-          <w:spacing w:val="-1"/>
-          <w:sz w:val="22"/>
-          <w:szCs w:val="22"/>
-        </w:rPr>
-        <w:t>a</w:t>
-      </w:r>
-      <w:r>
-        <w:rPr>
-          <w:rFonts w:ascii="Arial Narrow" w:eastAsia="Arial Narrow" w:hAnsi="Arial Narrow" w:cs="Arial Narrow"/>
-          <w:sz w:val="22"/>
-          <w:szCs w:val="22"/>
-        </w:rPr>
-        <w:t>n</w:t>
-      </w:r>
-      <w:r>
-        <w:rPr>
-          <w:rFonts w:ascii="Arial Narrow" w:eastAsia="Arial Narrow" w:hAnsi="Arial Narrow" w:cs="Arial Narrow"/>
-          <w:spacing w:val="-7"/>
-          <w:sz w:val="22"/>
-          <w:szCs w:val="22"/>
-        </w:rPr>
-        <w:t xml:space="preserve"> </w:t>
-      </w:r>
-      <w:r>
-        <w:rPr>
-          <w:rFonts w:ascii="Arial Narrow" w:eastAsia="Arial Narrow" w:hAnsi="Arial Narrow" w:cs="Arial Narrow"/>
-          <w:spacing w:val="-1"/>
-          <w:sz w:val="22"/>
-          <w:szCs w:val="22"/>
-        </w:rPr>
-        <w:t>da</w:t>
-      </w:r>
-      <w:r>
-        <w:rPr>
-          <w:rFonts w:ascii="Arial Narrow" w:eastAsia="Arial Narrow" w:hAnsi="Arial Narrow" w:cs="Arial Narrow"/>
-          <w:spacing w:val="2"/>
-          <w:sz w:val="22"/>
-          <w:szCs w:val="22"/>
-        </w:rPr>
-        <w:t>t</w:t>
-      </w:r>
-      <w:r>
-        <w:rPr>
-          <w:rFonts w:ascii="Arial Narrow" w:eastAsia="Arial Narrow" w:hAnsi="Arial Narrow" w:cs="Arial Narrow"/>
-          <w:sz w:val="22"/>
-          <w:szCs w:val="22"/>
-        </w:rPr>
-        <w:t>a</w:t>
-      </w:r>
-      <w:r>
-        <w:rPr>
-          <w:rFonts w:ascii="Arial Narrow" w:eastAsia="Arial Narrow" w:hAnsi="Arial Narrow" w:cs="Arial Narrow"/>
-          <w:spacing w:val="-3"/>
-          <w:sz w:val="22"/>
-          <w:szCs w:val="22"/>
-        </w:rPr>
-        <w:t xml:space="preserve"> </w:t>
-      </w:r>
-      <w:r>
-        <w:rPr>
-          <w:rFonts w:ascii="Arial Narrow" w:eastAsia="Arial Narrow" w:hAnsi="Arial Narrow" w:cs="Arial Narrow"/>
-          <w:spacing w:val="1"/>
-          <w:sz w:val="22"/>
-          <w:szCs w:val="22"/>
-        </w:rPr>
-        <w:t>i</w:t>
-      </w:r>
-      <w:r>
-        <w:rPr>
-          <w:rFonts w:ascii="Arial Narrow" w:eastAsia="Arial Narrow" w:hAnsi="Arial Narrow" w:cs="Arial Narrow"/>
-          <w:spacing w:val="-1"/>
-          <w:sz w:val="22"/>
-          <w:szCs w:val="22"/>
-        </w:rPr>
-        <w:t>n</w:t>
-      </w:r>
-      <w:r>
-        <w:rPr>
-          <w:rFonts w:ascii="Arial Narrow" w:eastAsia="Arial Narrow" w:hAnsi="Arial Narrow" w:cs="Arial Narrow"/>
-          <w:spacing w:val="1"/>
-          <w:sz w:val="22"/>
-          <w:szCs w:val="22"/>
-        </w:rPr>
-        <w:t>i</w:t>
-      </w:r>
-      <w:r>
-        <w:rPr>
-          <w:rFonts w:ascii="Arial Narrow" w:eastAsia="Arial Narrow" w:hAnsi="Arial Narrow" w:cs="Arial Narrow"/>
-          <w:sz w:val="22"/>
-          <w:szCs w:val="22"/>
-        </w:rPr>
-        <w:t>,</w:t>
-      </w:r>
-      <w:r>
-        <w:rPr>
-          <w:rFonts w:ascii="Arial Narrow" w:eastAsia="Arial Narrow" w:hAnsi="Arial Narrow" w:cs="Arial Narrow"/>
-          <w:spacing w:val="-1"/>
-          <w:sz w:val="22"/>
-          <w:szCs w:val="22"/>
-        </w:rPr>
-        <w:t xml:space="preserve"> </w:t>
-      </w:r>
-      <w:r>
-        <w:rPr>
-          <w:rFonts w:ascii="Arial Narrow" w:eastAsia="Arial Narrow" w:hAnsi="Arial Narrow" w:cs="Arial Narrow"/>
-          <w:spacing w:val="1"/>
-          <w:sz w:val="22"/>
-          <w:szCs w:val="22"/>
-        </w:rPr>
-        <w:t>P</w:t>
-      </w:r>
-      <w:r>
-        <w:rPr>
-          <w:rFonts w:ascii="Arial Narrow" w:eastAsia="Arial Narrow" w:hAnsi="Arial Narrow" w:cs="Arial Narrow"/>
-          <w:spacing w:val="-1"/>
-          <w:sz w:val="22"/>
-          <w:szCs w:val="22"/>
-        </w:rPr>
-        <w:t>e</w:t>
-      </w:r>
-      <w:r>
-        <w:rPr>
-          <w:rFonts w:ascii="Arial Narrow" w:eastAsia="Arial Narrow" w:hAnsi="Arial Narrow" w:cs="Arial Narrow"/>
-          <w:spacing w:val="1"/>
-          <w:sz w:val="22"/>
-          <w:szCs w:val="22"/>
-        </w:rPr>
-        <w:t>r</w:t>
-      </w:r>
-      <w:r>
-        <w:rPr>
-          <w:rFonts w:ascii="Arial Narrow" w:eastAsia="Arial Narrow" w:hAnsi="Arial Narrow" w:cs="Arial Narrow"/>
-          <w:spacing w:val="-1"/>
-          <w:sz w:val="22"/>
-          <w:szCs w:val="22"/>
-        </w:rPr>
-        <w:t>u</w:t>
-      </w:r>
-      <w:r>
-        <w:rPr>
-          <w:rFonts w:ascii="Arial Narrow" w:eastAsia="Arial Narrow" w:hAnsi="Arial Narrow" w:cs="Arial Narrow"/>
-          <w:spacing w:val="1"/>
-          <w:sz w:val="22"/>
-          <w:szCs w:val="22"/>
-        </w:rPr>
-        <w:t>sa</w:t>
-      </w:r>
-      <w:r>
-        <w:rPr>
-          <w:rFonts w:ascii="Arial Narrow" w:eastAsia="Arial Narrow" w:hAnsi="Arial Narrow" w:cs="Arial Narrow"/>
-          <w:spacing w:val="-1"/>
-          <w:sz w:val="22"/>
-          <w:szCs w:val="22"/>
-        </w:rPr>
-        <w:t>h</w:t>
-      </w:r>
-      <w:r>
-        <w:rPr>
-          <w:rFonts w:ascii="Arial Narrow" w:eastAsia="Arial Narrow" w:hAnsi="Arial Narrow" w:cs="Arial Narrow"/>
-          <w:spacing w:val="1"/>
-          <w:sz w:val="22"/>
-          <w:szCs w:val="22"/>
-        </w:rPr>
-        <w:t>aa</w:t>
-      </w:r>
-      <w:r>
-        <w:rPr>
-          <w:rFonts w:ascii="Arial Narrow" w:eastAsia="Arial Narrow" w:hAnsi="Arial Narrow" w:cs="Arial Narrow"/>
-          <w:sz w:val="22"/>
-          <w:szCs w:val="22"/>
-        </w:rPr>
-        <w:t>n</w:t>
-      </w:r>
-      <w:r>
-        <w:rPr>
-          <w:rFonts w:ascii="Arial Narrow" w:eastAsia="Arial Narrow" w:hAnsi="Arial Narrow" w:cs="Arial Narrow"/>
-          <w:spacing w:val="-10"/>
-          <w:sz w:val="22"/>
-          <w:szCs w:val="22"/>
-        </w:rPr>
-        <w:t xml:space="preserve"> </w:t>
-      </w:r>
-      <w:r>
-        <w:rPr>
-          <w:rFonts w:ascii="Arial Narrow" w:eastAsia="Arial Narrow" w:hAnsi="Arial Narrow" w:cs="Arial Narrow"/>
-          <w:spacing w:val="1"/>
-          <w:sz w:val="22"/>
-          <w:szCs w:val="22"/>
-        </w:rPr>
-        <w:t>b</w:t>
-      </w:r>
-      <w:r>
-        <w:rPr>
-          <w:rFonts w:ascii="Arial Narrow" w:eastAsia="Arial Narrow" w:hAnsi="Arial Narrow" w:cs="Arial Narrow"/>
-          <w:spacing w:val="-1"/>
-          <w:sz w:val="22"/>
-          <w:szCs w:val="22"/>
-        </w:rPr>
-        <w:t>e</w:t>
-      </w:r>
-      <w:r>
-        <w:rPr>
-          <w:rFonts w:ascii="Arial Narrow" w:eastAsia="Arial Narrow" w:hAnsi="Arial Narrow" w:cs="Arial Narrow"/>
-          <w:spacing w:val="1"/>
-          <w:sz w:val="22"/>
-          <w:szCs w:val="22"/>
-        </w:rPr>
-        <w:t>rh</w:t>
-      </w:r>
-      <w:r>
-        <w:rPr>
-          <w:rFonts w:ascii="Arial Narrow" w:eastAsia="Arial Narrow" w:hAnsi="Arial Narrow" w:cs="Arial Narrow"/>
-          <w:spacing w:val="-1"/>
-          <w:sz w:val="22"/>
-          <w:szCs w:val="22"/>
-        </w:rPr>
-        <w:t>a</w:t>
-      </w:r>
-      <w:r>
-        <w:rPr>
-          <w:rFonts w:ascii="Arial Narrow" w:eastAsia="Arial Narrow" w:hAnsi="Arial Narrow" w:cs="Arial Narrow"/>
-          <w:sz w:val="22"/>
-          <w:szCs w:val="22"/>
-        </w:rPr>
-        <w:t>k</w:t>
-      </w:r>
-      <w:r>
-        <w:rPr>
-          <w:rFonts w:ascii="Arial Narrow" w:eastAsia="Arial Narrow" w:hAnsi="Arial Narrow" w:cs="Arial Narrow"/>
-          <w:spacing w:val="-6"/>
-          <w:sz w:val="22"/>
-          <w:szCs w:val="22"/>
-        </w:rPr>
-        <w:t xml:space="preserve"> </w:t>
-      </w:r>
-      <w:r>
-        <w:rPr>
-          <w:rFonts w:ascii="Arial Narrow" w:eastAsia="Arial Narrow" w:hAnsi="Arial Narrow" w:cs="Arial Narrow"/>
-          <w:spacing w:val="1"/>
-          <w:sz w:val="22"/>
-          <w:szCs w:val="22"/>
-        </w:rPr>
-        <w:t>m</w:t>
-      </w:r>
-      <w:r>
-        <w:rPr>
-          <w:rFonts w:ascii="Arial Narrow" w:eastAsia="Arial Narrow" w:hAnsi="Arial Narrow" w:cs="Arial Narrow"/>
-          <w:spacing w:val="-1"/>
-          <w:sz w:val="22"/>
-          <w:szCs w:val="22"/>
-        </w:rPr>
-        <w:t>e</w:t>
-      </w:r>
-      <w:r>
-        <w:rPr>
-          <w:rFonts w:ascii="Arial Narrow" w:eastAsia="Arial Narrow" w:hAnsi="Arial Narrow" w:cs="Arial Narrow"/>
-          <w:spacing w:val="1"/>
-          <w:sz w:val="22"/>
-          <w:szCs w:val="22"/>
-        </w:rPr>
-        <w:t>m</w:t>
-      </w:r>
-      <w:r>
-        <w:rPr>
-          <w:rFonts w:ascii="Arial Narrow" w:eastAsia="Arial Narrow" w:hAnsi="Arial Narrow" w:cs="Arial Narrow"/>
-          <w:spacing w:val="-1"/>
-          <w:sz w:val="22"/>
-          <w:szCs w:val="22"/>
-        </w:rPr>
-        <w:t>u</w:t>
-      </w:r>
-      <w:r>
-        <w:rPr>
-          <w:rFonts w:ascii="Arial Narrow" w:eastAsia="Arial Narrow" w:hAnsi="Arial Narrow" w:cs="Arial Narrow"/>
-          <w:spacing w:val="1"/>
-          <w:sz w:val="22"/>
-          <w:szCs w:val="22"/>
-        </w:rPr>
-        <w:t>t</w:t>
-      </w:r>
-      <w:r>
-        <w:rPr>
-          <w:rFonts w:ascii="Arial Narrow" w:eastAsia="Arial Narrow" w:hAnsi="Arial Narrow" w:cs="Arial Narrow"/>
-          <w:spacing w:val="-1"/>
-          <w:sz w:val="22"/>
-          <w:szCs w:val="22"/>
-        </w:rPr>
-        <w:t>u</w:t>
-      </w:r>
-      <w:r>
-        <w:rPr>
-          <w:rFonts w:ascii="Arial Narrow" w:eastAsia="Arial Narrow" w:hAnsi="Arial Narrow" w:cs="Arial Narrow"/>
-          <w:spacing w:val="1"/>
-          <w:sz w:val="22"/>
-          <w:szCs w:val="22"/>
-        </w:rPr>
-        <w:t>ska</w:t>
-      </w:r>
-      <w:r>
-        <w:rPr>
-          <w:rFonts w:ascii="Arial Narrow" w:eastAsia="Arial Narrow" w:hAnsi="Arial Narrow" w:cs="Arial Narrow"/>
-          <w:sz w:val="22"/>
-          <w:szCs w:val="22"/>
-        </w:rPr>
-        <w:t>n</w:t>
-      </w:r>
-      <w:r>
-        <w:rPr>
-          <w:rFonts w:ascii="Arial Narrow" w:eastAsia="Arial Narrow" w:hAnsi="Arial Narrow" w:cs="Arial Narrow"/>
-          <w:spacing w:val="-10"/>
-          <w:sz w:val="22"/>
-          <w:szCs w:val="22"/>
-        </w:rPr>
-        <w:t xml:space="preserve"> </w:t>
-      </w:r>
-      <w:r>
-        <w:rPr>
-          <w:rFonts w:ascii="Arial Narrow" w:eastAsia="Arial Narrow" w:hAnsi="Arial Narrow" w:cs="Arial Narrow"/>
-          <w:spacing w:val="1"/>
-          <w:sz w:val="22"/>
-          <w:szCs w:val="22"/>
-        </w:rPr>
-        <w:t>h</w:t>
-      </w:r>
-      <w:r>
-        <w:rPr>
-          <w:rFonts w:ascii="Arial Narrow" w:eastAsia="Arial Narrow" w:hAnsi="Arial Narrow" w:cs="Arial Narrow"/>
-          <w:spacing w:val="-1"/>
-          <w:sz w:val="22"/>
-          <w:szCs w:val="22"/>
-        </w:rPr>
-        <w:t>u</w:t>
-      </w:r>
-      <w:r>
-        <w:rPr>
-          <w:rFonts w:ascii="Arial Narrow" w:eastAsia="Arial Narrow" w:hAnsi="Arial Narrow" w:cs="Arial Narrow"/>
-          <w:spacing w:val="1"/>
-          <w:sz w:val="22"/>
-          <w:szCs w:val="22"/>
-        </w:rPr>
-        <w:t>b</w:t>
-      </w:r>
-      <w:r>
-        <w:rPr>
-          <w:rFonts w:ascii="Arial Narrow" w:eastAsia="Arial Narrow" w:hAnsi="Arial Narrow" w:cs="Arial Narrow"/>
-          <w:spacing w:val="-1"/>
-          <w:sz w:val="22"/>
-          <w:szCs w:val="22"/>
-        </w:rPr>
-        <w:t>u</w:t>
-      </w:r>
-      <w:r>
-        <w:rPr>
-          <w:rFonts w:ascii="Arial Narrow" w:eastAsia="Arial Narrow" w:hAnsi="Arial Narrow" w:cs="Arial Narrow"/>
-          <w:spacing w:val="1"/>
-          <w:sz w:val="22"/>
-          <w:szCs w:val="22"/>
-        </w:rPr>
-        <w:t>n</w:t>
-      </w:r>
-      <w:r>
-        <w:rPr>
-          <w:rFonts w:ascii="Arial Narrow" w:eastAsia="Arial Narrow" w:hAnsi="Arial Narrow" w:cs="Arial Narrow"/>
-          <w:spacing w:val="-1"/>
-          <w:sz w:val="22"/>
-          <w:szCs w:val="22"/>
-        </w:rPr>
-        <w:t>g</w:t>
-      </w:r>
-      <w:r>
-        <w:rPr>
-          <w:rFonts w:ascii="Arial Narrow" w:eastAsia="Arial Narrow" w:hAnsi="Arial Narrow" w:cs="Arial Narrow"/>
-          <w:spacing w:val="1"/>
-          <w:sz w:val="22"/>
-          <w:szCs w:val="22"/>
-        </w:rPr>
-        <w:t>a</w:t>
-      </w:r>
-      <w:r>
-        <w:rPr>
-          <w:rFonts w:ascii="Arial Narrow" w:eastAsia="Arial Narrow" w:hAnsi="Arial Narrow" w:cs="Arial Narrow"/>
-          <w:sz w:val="22"/>
-          <w:szCs w:val="22"/>
-        </w:rPr>
-        <w:t>n</w:t>
-      </w:r>
-      <w:r>
-        <w:rPr>
-          <w:rFonts w:ascii="Arial Narrow" w:eastAsia="Arial Narrow" w:hAnsi="Arial Narrow" w:cs="Arial Narrow"/>
-          <w:spacing w:val="-8"/>
-          <w:sz w:val="22"/>
-          <w:szCs w:val="22"/>
-        </w:rPr>
-        <w:t xml:space="preserve"> </w:t>
-      </w:r>
-      <w:r>
-        <w:rPr>
-          <w:rFonts w:ascii="Arial Narrow" w:eastAsia="Arial Narrow" w:hAnsi="Arial Narrow" w:cs="Arial Narrow"/>
-          <w:spacing w:val="1"/>
-          <w:sz w:val="22"/>
-          <w:szCs w:val="22"/>
-        </w:rPr>
-        <w:t>k</w:t>
-      </w:r>
-      <w:r>
-        <w:rPr>
-          <w:rFonts w:ascii="Arial Narrow" w:eastAsia="Arial Narrow" w:hAnsi="Arial Narrow" w:cs="Arial Narrow"/>
-          <w:spacing w:val="-1"/>
-          <w:sz w:val="22"/>
-          <w:szCs w:val="22"/>
-        </w:rPr>
-        <w:t>e</w:t>
-      </w:r>
-      <w:r>
-        <w:rPr>
-          <w:rFonts w:ascii="Arial Narrow" w:eastAsia="Arial Narrow" w:hAnsi="Arial Narrow" w:cs="Arial Narrow"/>
-          <w:spacing w:val="1"/>
-          <w:sz w:val="22"/>
-          <w:szCs w:val="22"/>
-        </w:rPr>
-        <w:t>rj</w:t>
-      </w:r>
-      <w:r>
-        <w:rPr>
-          <w:rFonts w:ascii="Arial Narrow" w:eastAsia="Arial Narrow" w:hAnsi="Arial Narrow" w:cs="Arial Narrow"/>
-          <w:sz w:val="22"/>
-          <w:szCs w:val="22"/>
-        </w:rPr>
-        <w:t>a</w:t>
-      </w:r>
-      <w:r>
-        <w:rPr>
-          <w:rFonts w:ascii="Arial Narrow" w:eastAsia="Arial Narrow" w:hAnsi="Arial Narrow" w:cs="Arial Narrow"/>
-          <w:spacing w:val="-4"/>
-          <w:sz w:val="22"/>
-          <w:szCs w:val="22"/>
-        </w:rPr>
-        <w:t xml:space="preserve"> </w:t>
-      </w:r>
-      <w:r>
-        <w:rPr>
-          <w:rFonts w:ascii="Arial Narrow" w:eastAsia="Arial Narrow" w:hAnsi="Arial Narrow" w:cs="Arial Narrow"/>
-          <w:spacing w:val="1"/>
-          <w:sz w:val="22"/>
-          <w:szCs w:val="22"/>
-        </w:rPr>
-        <w:t>t</w:t>
-      </w:r>
-      <w:r>
-        <w:rPr>
-          <w:rFonts w:ascii="Arial Narrow" w:eastAsia="Arial Narrow" w:hAnsi="Arial Narrow" w:cs="Arial Narrow"/>
-          <w:spacing w:val="-1"/>
-          <w:sz w:val="22"/>
-          <w:szCs w:val="22"/>
-        </w:rPr>
-        <w:t>a</w:t>
-      </w:r>
-      <w:r>
-        <w:rPr>
-          <w:rFonts w:ascii="Arial Narrow" w:eastAsia="Arial Narrow" w:hAnsi="Arial Narrow" w:cs="Arial Narrow"/>
-          <w:spacing w:val="1"/>
-          <w:sz w:val="22"/>
-          <w:szCs w:val="22"/>
-        </w:rPr>
-        <w:t>np</w:t>
-      </w:r>
-      <w:r>
-        <w:rPr>
-          <w:rFonts w:ascii="Arial Narrow" w:eastAsia="Arial Narrow" w:hAnsi="Arial Narrow" w:cs="Arial Narrow"/>
-          <w:sz w:val="22"/>
-          <w:szCs w:val="22"/>
-        </w:rPr>
-        <w:t>a</w:t>
-      </w:r>
-      <w:r>
-        <w:rPr>
-          <w:rFonts w:ascii="Arial Narrow" w:eastAsia="Arial Narrow" w:hAnsi="Arial Narrow" w:cs="Arial Narrow"/>
-          <w:spacing w:val="-5"/>
-          <w:sz w:val="22"/>
-          <w:szCs w:val="22"/>
-        </w:rPr>
-        <w:t xml:space="preserve"> </w:t>
-      </w:r>
-      <w:r>
-        <w:rPr>
-          <w:rFonts w:ascii="Arial Narrow" w:eastAsia="Arial Narrow" w:hAnsi="Arial Narrow" w:cs="Arial Narrow"/>
-          <w:spacing w:val="1"/>
-          <w:sz w:val="22"/>
-          <w:szCs w:val="22"/>
-        </w:rPr>
-        <w:t>sy</w:t>
-      </w:r>
-      <w:r>
-        <w:rPr>
-          <w:rFonts w:ascii="Arial Narrow" w:eastAsia="Arial Narrow" w:hAnsi="Arial Narrow" w:cs="Arial Narrow"/>
-          <w:spacing w:val="-1"/>
-          <w:sz w:val="22"/>
-          <w:szCs w:val="22"/>
-        </w:rPr>
-        <w:t>a</w:t>
-      </w:r>
-      <w:r>
-        <w:rPr>
-          <w:rFonts w:ascii="Arial Narrow" w:eastAsia="Arial Narrow" w:hAnsi="Arial Narrow" w:cs="Arial Narrow"/>
-          <w:spacing w:val="1"/>
-          <w:sz w:val="22"/>
-          <w:szCs w:val="22"/>
-        </w:rPr>
-        <w:t>r</w:t>
-      </w:r>
-      <w:r>
-        <w:rPr>
-          <w:rFonts w:ascii="Arial Narrow" w:eastAsia="Arial Narrow" w:hAnsi="Arial Narrow" w:cs="Arial Narrow"/>
-          <w:spacing w:val="-1"/>
-          <w:sz w:val="22"/>
-          <w:szCs w:val="22"/>
-        </w:rPr>
-        <w:t>a</w:t>
-      </w:r>
-      <w:r>
-        <w:rPr>
-          <w:rFonts w:ascii="Arial Narrow" w:eastAsia="Arial Narrow" w:hAnsi="Arial Narrow" w:cs="Arial Narrow"/>
-          <w:spacing w:val="1"/>
-          <w:sz w:val="22"/>
-          <w:szCs w:val="22"/>
-        </w:rPr>
-        <w:t>t.</w:t>
-      </w:r>
-    </w:p>
-    <w:p>
-      <w:pPr>
-        <w:spacing w:before="16" w:line="258" w:lineRule="auto"/>
-        <w:ind w:left="217" w:right="250"/>
-        <w:jc w:val="both"/>
-        <w:rPr>
-          <w:rFonts w:ascii="Arial Narrow" w:eastAsia="Arial Narrow" w:hAnsi="Arial Narrow" w:cs="Arial Narrow"/>
-          <w:sz w:val="22"/>
-          <w:szCs w:val="22"/>
-        </w:rPr>
-      </w:pPr>
-      <w:r>
-        <w:rPr>
-          <w:rFonts w:ascii="Arial Narrow" w:eastAsia="Arial Narrow" w:hAnsi="Arial Narrow" w:cs="Arial Narrow"/>
-          <w:sz w:val="22"/>
-          <w:szCs w:val="22"/>
-        </w:rPr>
-        <w:t>I dec</w:t>
-      </w:r>
-      <w:r>
-        <w:rPr>
-          <w:rFonts w:ascii="Arial Narrow" w:eastAsia="Arial Narrow" w:hAnsi="Arial Narrow" w:cs="Arial Narrow"/>
-          <w:spacing w:val="1"/>
-          <w:sz w:val="22"/>
-          <w:szCs w:val="22"/>
-        </w:rPr>
-        <w:t>l</w:t>
-      </w:r>
-      <w:r>
-        <w:rPr>
-          <w:rFonts w:ascii="Arial Narrow" w:eastAsia="Arial Narrow" w:hAnsi="Arial Narrow" w:cs="Arial Narrow"/>
-          <w:spacing w:val="-1"/>
-          <w:sz w:val="22"/>
-          <w:szCs w:val="22"/>
-        </w:rPr>
-        <w:t>a</w:t>
-      </w:r>
-      <w:r>
-        <w:rPr>
-          <w:rFonts w:ascii="Arial Narrow" w:eastAsia="Arial Narrow" w:hAnsi="Arial Narrow" w:cs="Arial Narrow"/>
-          <w:spacing w:val="1"/>
-          <w:sz w:val="22"/>
-          <w:szCs w:val="22"/>
-        </w:rPr>
-        <w:t>r</w:t>
-      </w:r>
-      <w:r>
-        <w:rPr>
-          <w:rFonts w:ascii="Arial Narrow" w:eastAsia="Arial Narrow" w:hAnsi="Arial Narrow" w:cs="Arial Narrow"/>
-          <w:sz w:val="22"/>
-          <w:szCs w:val="22"/>
-        </w:rPr>
-        <w:t>e</w:t>
-      </w:r>
-      <w:r>
-        <w:rPr>
-          <w:rFonts w:ascii="Arial Narrow" w:eastAsia="Arial Narrow" w:hAnsi="Arial Narrow" w:cs="Arial Narrow"/>
-          <w:spacing w:val="-5"/>
-          <w:sz w:val="22"/>
-          <w:szCs w:val="22"/>
-        </w:rPr>
-        <w:t xml:space="preserve"> </w:t>
-      </w:r>
-      <w:r>
-        <w:rPr>
-          <w:rFonts w:ascii="Arial Narrow" w:eastAsia="Arial Narrow" w:hAnsi="Arial Narrow" w:cs="Arial Narrow"/>
-          <w:sz w:val="22"/>
-          <w:szCs w:val="22"/>
-        </w:rPr>
-        <w:t>that</w:t>
-      </w:r>
-      <w:r>
-        <w:rPr>
-          <w:rFonts w:ascii="Arial Narrow" w:eastAsia="Arial Narrow" w:hAnsi="Arial Narrow" w:cs="Arial Narrow"/>
-          <w:spacing w:val="-3"/>
-          <w:sz w:val="22"/>
-          <w:szCs w:val="22"/>
-        </w:rPr>
-        <w:t xml:space="preserve"> </w:t>
-      </w:r>
-      <w:r>
-        <w:rPr>
-          <w:rFonts w:ascii="Arial Narrow" w:eastAsia="Arial Narrow" w:hAnsi="Arial Narrow" w:cs="Arial Narrow"/>
-          <w:spacing w:val="2"/>
-          <w:sz w:val="22"/>
-          <w:szCs w:val="22"/>
-        </w:rPr>
-        <w:t>t</w:t>
-      </w:r>
-      <w:r>
-        <w:rPr>
-          <w:rFonts w:ascii="Arial Narrow" w:eastAsia="Arial Narrow" w:hAnsi="Arial Narrow" w:cs="Arial Narrow"/>
-          <w:sz w:val="22"/>
-          <w:szCs w:val="22"/>
-        </w:rPr>
-        <w:t>he</w:t>
-      </w:r>
-      <w:r>
-        <w:rPr>
-          <w:rFonts w:ascii="Arial Narrow" w:eastAsia="Arial Narrow" w:hAnsi="Arial Narrow" w:cs="Arial Narrow"/>
-          <w:spacing w:val="-3"/>
-          <w:sz w:val="22"/>
-          <w:szCs w:val="22"/>
-        </w:rPr>
-        <w:t xml:space="preserve"> </w:t>
-      </w:r>
-      <w:r>
-        <w:rPr>
-          <w:rFonts w:ascii="Arial Narrow" w:eastAsia="Arial Narrow" w:hAnsi="Arial Narrow" w:cs="Arial Narrow"/>
-          <w:spacing w:val="1"/>
-          <w:sz w:val="22"/>
-          <w:szCs w:val="22"/>
-        </w:rPr>
-        <w:t>i</w:t>
-      </w:r>
-      <w:r>
-        <w:rPr>
-          <w:rFonts w:ascii="Arial Narrow" w:eastAsia="Arial Narrow" w:hAnsi="Arial Narrow" w:cs="Arial Narrow"/>
-          <w:spacing w:val="-1"/>
-          <w:sz w:val="22"/>
-          <w:szCs w:val="22"/>
-        </w:rPr>
-        <w:t>n</w:t>
-      </w:r>
-      <w:r>
-        <w:rPr>
-          <w:rFonts w:ascii="Arial Narrow" w:eastAsia="Arial Narrow" w:hAnsi="Arial Narrow" w:cs="Arial Narrow"/>
-          <w:sz w:val="22"/>
-          <w:szCs w:val="22"/>
-        </w:rPr>
-        <w:t>fo</w:t>
-      </w:r>
-      <w:r>
-        <w:rPr>
-          <w:rFonts w:ascii="Arial Narrow" w:eastAsia="Arial Narrow" w:hAnsi="Arial Narrow" w:cs="Arial Narrow"/>
-          <w:spacing w:val="1"/>
-          <w:sz w:val="22"/>
-          <w:szCs w:val="22"/>
-        </w:rPr>
-        <w:t>r</w:t>
-      </w:r>
-      <w:r>
-        <w:rPr>
-          <w:rFonts w:ascii="Arial Narrow" w:eastAsia="Arial Narrow" w:hAnsi="Arial Narrow" w:cs="Arial Narrow"/>
-          <w:sz w:val="22"/>
-          <w:szCs w:val="22"/>
-        </w:rPr>
-        <w:t>mat</w:t>
-      </w:r>
-      <w:r>
-        <w:rPr>
-          <w:rFonts w:ascii="Arial Narrow" w:eastAsia="Arial Narrow" w:hAnsi="Arial Narrow" w:cs="Arial Narrow"/>
-          <w:spacing w:val="1"/>
-          <w:sz w:val="22"/>
-          <w:szCs w:val="22"/>
-        </w:rPr>
-        <w:t>io</w:t>
-      </w:r>
-      <w:r>
-        <w:rPr>
-          <w:rFonts w:ascii="Arial Narrow" w:eastAsia="Arial Narrow" w:hAnsi="Arial Narrow" w:cs="Arial Narrow"/>
-          <w:sz w:val="22"/>
-          <w:szCs w:val="22"/>
-        </w:rPr>
-        <w:t>n</w:t>
-      </w:r>
-      <w:r>
-        <w:rPr>
-          <w:rFonts w:ascii="Arial Narrow" w:eastAsia="Arial Narrow" w:hAnsi="Arial Narrow" w:cs="Arial Narrow"/>
-          <w:spacing w:val="-8"/>
-          <w:sz w:val="22"/>
-          <w:szCs w:val="22"/>
-        </w:rPr>
-        <w:t xml:space="preserve"> </w:t>
-      </w:r>
-      <w:r>
-        <w:rPr>
-          <w:rFonts w:ascii="Arial Narrow" w:eastAsia="Arial Narrow" w:hAnsi="Arial Narrow" w:cs="Arial Narrow"/>
-          <w:sz w:val="22"/>
-          <w:szCs w:val="22"/>
-        </w:rPr>
-        <w:t>I ha</w:t>
-      </w:r>
-      <w:r>
-        <w:rPr>
-          <w:rFonts w:ascii="Arial Narrow" w:eastAsia="Arial Narrow" w:hAnsi="Arial Narrow" w:cs="Arial Narrow"/>
-          <w:spacing w:val="1"/>
-          <w:sz w:val="22"/>
-          <w:szCs w:val="22"/>
-        </w:rPr>
-        <w:t>v</w:t>
-      </w:r>
-      <w:r>
-        <w:rPr>
-          <w:rFonts w:ascii="Arial Narrow" w:eastAsia="Arial Narrow" w:hAnsi="Arial Narrow" w:cs="Arial Narrow"/>
-          <w:sz w:val="22"/>
-          <w:szCs w:val="22"/>
-        </w:rPr>
-        <w:t>e</w:t>
-      </w:r>
-      <w:r>
-        <w:rPr>
-          <w:rFonts w:ascii="Arial Narrow" w:eastAsia="Arial Narrow" w:hAnsi="Arial Narrow" w:cs="Arial Narrow"/>
-          <w:spacing w:val="-4"/>
-          <w:sz w:val="22"/>
-          <w:szCs w:val="22"/>
-        </w:rPr>
-        <w:t xml:space="preserve"> </w:t>
-      </w:r>
-      <w:r>
-        <w:rPr>
-          <w:rFonts w:ascii="Arial Narrow" w:eastAsia="Arial Narrow" w:hAnsi="Arial Narrow" w:cs="Arial Narrow"/>
-          <w:sz w:val="22"/>
-          <w:szCs w:val="22"/>
-        </w:rPr>
-        <w:t>g</w:t>
-      </w:r>
-      <w:r>
-        <w:rPr>
-          <w:rFonts w:ascii="Arial Narrow" w:eastAsia="Arial Narrow" w:hAnsi="Arial Narrow" w:cs="Arial Narrow"/>
-          <w:spacing w:val="1"/>
-          <w:sz w:val="22"/>
-          <w:szCs w:val="22"/>
-        </w:rPr>
-        <w:t>i</w:t>
-      </w:r>
-      <w:r>
-        <w:rPr>
-          <w:rFonts w:ascii="Arial Narrow" w:eastAsia="Arial Narrow" w:hAnsi="Arial Narrow" w:cs="Arial Narrow"/>
-          <w:sz w:val="22"/>
-          <w:szCs w:val="22"/>
-        </w:rPr>
-        <w:t>v</w:t>
-      </w:r>
-      <w:r>
-        <w:rPr>
-          <w:rFonts w:ascii="Arial Narrow" w:eastAsia="Arial Narrow" w:hAnsi="Arial Narrow" w:cs="Arial Narrow"/>
-          <w:spacing w:val="1"/>
-          <w:sz w:val="22"/>
-          <w:szCs w:val="22"/>
-        </w:rPr>
-        <w:t>e</w:t>
-      </w:r>
-      <w:r>
-        <w:rPr>
-          <w:rFonts w:ascii="Arial Narrow" w:eastAsia="Arial Narrow" w:hAnsi="Arial Narrow" w:cs="Arial Narrow"/>
-          <w:sz w:val="22"/>
-          <w:szCs w:val="22"/>
-        </w:rPr>
-        <w:t>n</w:t>
-      </w:r>
-      <w:r>
-        <w:rPr>
-          <w:rFonts w:ascii="Arial Narrow" w:eastAsia="Arial Narrow" w:hAnsi="Arial Narrow" w:cs="Arial Narrow"/>
-          <w:spacing w:val="-4"/>
-          <w:sz w:val="22"/>
-          <w:szCs w:val="22"/>
-        </w:rPr>
-        <w:t xml:space="preserve"> </w:t>
-      </w:r>
-      <w:r>
-        <w:rPr>
-          <w:rFonts w:ascii="Arial Narrow" w:eastAsia="Arial Narrow" w:hAnsi="Arial Narrow" w:cs="Arial Narrow"/>
-          <w:sz w:val="22"/>
-          <w:szCs w:val="22"/>
-        </w:rPr>
-        <w:t>is true.</w:t>
-      </w:r>
-      <w:r>
-        <w:rPr>
-          <w:rFonts w:ascii="Arial Narrow" w:eastAsia="Arial Narrow" w:hAnsi="Arial Narrow" w:cs="Arial Narrow"/>
-          <w:spacing w:val="-4"/>
-          <w:sz w:val="22"/>
-          <w:szCs w:val="22"/>
-        </w:rPr>
-        <w:t xml:space="preserve"> </w:t>
-      </w:r>
-      <w:r>
-        <w:rPr>
-          <w:rFonts w:ascii="Arial Narrow" w:eastAsia="Arial Narrow" w:hAnsi="Arial Narrow" w:cs="Arial Narrow"/>
-          <w:sz w:val="22"/>
-          <w:szCs w:val="22"/>
-        </w:rPr>
-        <w:t>If</w:t>
-      </w:r>
-      <w:r>
-        <w:rPr>
-          <w:rFonts w:ascii="Arial Narrow" w:eastAsia="Arial Narrow" w:hAnsi="Arial Narrow" w:cs="Arial Narrow"/>
-          <w:spacing w:val="-1"/>
-          <w:sz w:val="22"/>
-          <w:szCs w:val="22"/>
-        </w:rPr>
-        <w:t xml:space="preserve"> </w:t>
-      </w:r>
-      <w:r>
-        <w:rPr>
-          <w:rFonts w:ascii="Arial Narrow" w:eastAsia="Arial Narrow" w:hAnsi="Arial Narrow" w:cs="Arial Narrow"/>
-          <w:sz w:val="22"/>
-          <w:szCs w:val="22"/>
-        </w:rPr>
-        <w:t>any</w:t>
-      </w:r>
-      <w:r>
-        <w:rPr>
-          <w:rFonts w:ascii="Arial Narrow" w:eastAsia="Arial Narrow" w:hAnsi="Arial Narrow" w:cs="Arial Narrow"/>
-          <w:spacing w:val="-2"/>
-          <w:sz w:val="22"/>
-          <w:szCs w:val="22"/>
-        </w:rPr>
-        <w:t xml:space="preserve"> </w:t>
-      </w:r>
-      <w:r>
-        <w:rPr>
-          <w:rFonts w:ascii="Arial Narrow" w:eastAsia="Arial Narrow" w:hAnsi="Arial Narrow" w:cs="Arial Narrow"/>
-          <w:sz w:val="22"/>
-          <w:szCs w:val="22"/>
-        </w:rPr>
-        <w:t>unt</w:t>
-      </w:r>
-      <w:r>
-        <w:rPr>
-          <w:rFonts w:ascii="Arial Narrow" w:eastAsia="Arial Narrow" w:hAnsi="Arial Narrow" w:cs="Arial Narrow"/>
-          <w:spacing w:val="1"/>
-          <w:sz w:val="22"/>
-          <w:szCs w:val="22"/>
-        </w:rPr>
-        <w:t>r</w:t>
-      </w:r>
-      <w:r>
-        <w:rPr>
-          <w:rFonts w:ascii="Arial Narrow" w:eastAsia="Arial Narrow" w:hAnsi="Arial Narrow" w:cs="Arial Narrow"/>
-          <w:sz w:val="22"/>
-          <w:szCs w:val="22"/>
-        </w:rPr>
-        <w:t>ue</w:t>
-      </w:r>
-      <w:r>
-        <w:rPr>
-          <w:rFonts w:ascii="Arial Narrow" w:eastAsia="Arial Narrow" w:hAnsi="Arial Narrow" w:cs="Arial Narrow"/>
-          <w:spacing w:val="-5"/>
-          <w:sz w:val="22"/>
-          <w:szCs w:val="22"/>
-        </w:rPr>
-        <w:t xml:space="preserve"> </w:t>
-      </w:r>
-      <w:r>
-        <w:rPr>
-          <w:rFonts w:ascii="Arial Narrow" w:eastAsia="Arial Narrow" w:hAnsi="Arial Narrow" w:cs="Arial Narrow"/>
-          <w:spacing w:val="1"/>
-          <w:sz w:val="22"/>
-          <w:szCs w:val="22"/>
-        </w:rPr>
-        <w:t>i</w:t>
-      </w:r>
-      <w:r>
-        <w:rPr>
-          <w:rFonts w:ascii="Arial Narrow" w:eastAsia="Arial Narrow" w:hAnsi="Arial Narrow" w:cs="Arial Narrow"/>
-          <w:spacing w:val="-1"/>
-          <w:sz w:val="22"/>
-          <w:szCs w:val="22"/>
-        </w:rPr>
-        <w:t>n</w:t>
-      </w:r>
-      <w:r>
-        <w:rPr>
-          <w:rFonts w:ascii="Arial Narrow" w:eastAsia="Arial Narrow" w:hAnsi="Arial Narrow" w:cs="Arial Narrow"/>
-          <w:sz w:val="22"/>
-          <w:szCs w:val="22"/>
-        </w:rPr>
-        <w:t>fo</w:t>
-      </w:r>
-      <w:r>
-        <w:rPr>
-          <w:rFonts w:ascii="Arial Narrow" w:eastAsia="Arial Narrow" w:hAnsi="Arial Narrow" w:cs="Arial Narrow"/>
-          <w:spacing w:val="1"/>
-          <w:sz w:val="22"/>
-          <w:szCs w:val="22"/>
-        </w:rPr>
-        <w:t>r</w:t>
-      </w:r>
-      <w:r>
-        <w:rPr>
-          <w:rFonts w:ascii="Arial Narrow" w:eastAsia="Arial Narrow" w:hAnsi="Arial Narrow" w:cs="Arial Narrow"/>
-          <w:sz w:val="22"/>
-          <w:szCs w:val="22"/>
-        </w:rPr>
-        <w:t>mat</w:t>
-      </w:r>
-      <w:r>
-        <w:rPr>
-          <w:rFonts w:ascii="Arial Narrow" w:eastAsia="Arial Narrow" w:hAnsi="Arial Narrow" w:cs="Arial Narrow"/>
-          <w:spacing w:val="1"/>
-          <w:sz w:val="22"/>
-          <w:szCs w:val="22"/>
-        </w:rPr>
-        <w:t>io</w:t>
-      </w:r>
-      <w:r>
-        <w:rPr>
-          <w:rFonts w:ascii="Arial Narrow" w:eastAsia="Arial Narrow" w:hAnsi="Arial Narrow" w:cs="Arial Narrow"/>
-          <w:sz w:val="22"/>
-          <w:szCs w:val="22"/>
-        </w:rPr>
-        <w:t>n</w:t>
-      </w:r>
-      <w:r>
-        <w:rPr>
-          <w:rFonts w:ascii="Arial Narrow" w:eastAsia="Arial Narrow" w:hAnsi="Arial Narrow" w:cs="Arial Narrow"/>
-          <w:spacing w:val="-8"/>
-          <w:sz w:val="22"/>
-          <w:szCs w:val="22"/>
-        </w:rPr>
-        <w:t xml:space="preserve"> </w:t>
-      </w:r>
-      <w:r>
-        <w:rPr>
-          <w:rFonts w:ascii="Arial Narrow" w:eastAsia="Arial Narrow" w:hAnsi="Arial Narrow" w:cs="Arial Narrow"/>
-          <w:sz w:val="22"/>
-          <w:szCs w:val="22"/>
-        </w:rPr>
-        <w:t>gi</w:t>
-      </w:r>
-      <w:r>
-        <w:rPr>
-          <w:rFonts w:ascii="Arial Narrow" w:eastAsia="Arial Narrow" w:hAnsi="Arial Narrow" w:cs="Arial Narrow"/>
-          <w:spacing w:val="1"/>
-          <w:sz w:val="22"/>
-          <w:szCs w:val="22"/>
-        </w:rPr>
-        <w:t>v</w:t>
-      </w:r>
-      <w:r>
-        <w:rPr>
-          <w:rFonts w:ascii="Arial Narrow" w:eastAsia="Arial Narrow" w:hAnsi="Arial Narrow" w:cs="Arial Narrow"/>
-          <w:sz w:val="22"/>
-          <w:szCs w:val="22"/>
-        </w:rPr>
-        <w:t>en,</w:t>
-      </w:r>
-      <w:r>
-        <w:rPr>
-          <w:rFonts w:ascii="Arial Narrow" w:eastAsia="Arial Narrow" w:hAnsi="Arial Narrow" w:cs="Arial Narrow"/>
-          <w:spacing w:val="-5"/>
-          <w:sz w:val="22"/>
-          <w:szCs w:val="22"/>
-        </w:rPr>
-        <w:t xml:space="preserve"> </w:t>
-      </w:r>
-      <w:r>
-        <w:rPr>
-          <w:rFonts w:ascii="Arial Narrow" w:eastAsia="Arial Narrow" w:hAnsi="Arial Narrow" w:cs="Arial Narrow"/>
-          <w:sz w:val="22"/>
-          <w:szCs w:val="22"/>
-        </w:rPr>
-        <w:t>t</w:t>
-      </w:r>
-      <w:r>
-        <w:rPr>
-          <w:rFonts w:ascii="Arial Narrow" w:eastAsia="Arial Narrow" w:hAnsi="Arial Narrow" w:cs="Arial Narrow"/>
-          <w:spacing w:val="1"/>
-          <w:sz w:val="22"/>
-          <w:szCs w:val="22"/>
-        </w:rPr>
-        <w:t>h</w:t>
-      </w:r>
-      <w:r>
-        <w:rPr>
-          <w:rFonts w:ascii="Arial Narrow" w:eastAsia="Arial Narrow" w:hAnsi="Arial Narrow" w:cs="Arial Narrow"/>
-          <w:sz w:val="22"/>
-          <w:szCs w:val="22"/>
-        </w:rPr>
-        <w:t>e</w:t>
-      </w:r>
-      <w:r>
-        <w:rPr>
-          <w:rFonts w:ascii="Arial Narrow" w:eastAsia="Arial Narrow" w:hAnsi="Arial Narrow" w:cs="Arial Narrow"/>
-          <w:spacing w:val="-3"/>
-          <w:sz w:val="22"/>
-          <w:szCs w:val="22"/>
-        </w:rPr>
-        <w:t xml:space="preserve"> </w:t>
-      </w:r>
-      <w:r>
-        <w:rPr>
-          <w:rFonts w:ascii="Arial Narrow" w:eastAsia="Arial Narrow" w:hAnsi="Arial Narrow" w:cs="Arial Narrow"/>
-          <w:spacing w:val="1"/>
-          <w:sz w:val="22"/>
-          <w:szCs w:val="22"/>
-        </w:rPr>
-        <w:t>C</w:t>
-      </w:r>
-      <w:r>
-        <w:rPr>
-          <w:rFonts w:ascii="Arial Narrow" w:eastAsia="Arial Narrow" w:hAnsi="Arial Narrow" w:cs="Arial Narrow"/>
-          <w:spacing w:val="-1"/>
-          <w:sz w:val="22"/>
-          <w:szCs w:val="22"/>
-        </w:rPr>
-        <w:t>o</w:t>
-      </w:r>
-      <w:r>
-        <w:rPr>
-          <w:rFonts w:ascii="Arial Narrow" w:eastAsia="Arial Narrow" w:hAnsi="Arial Narrow" w:cs="Arial Narrow"/>
-          <w:spacing w:val="1"/>
-          <w:sz w:val="22"/>
-          <w:szCs w:val="22"/>
-        </w:rPr>
-        <w:t>m</w:t>
-      </w:r>
-      <w:r>
-        <w:rPr>
-          <w:rFonts w:ascii="Arial Narrow" w:eastAsia="Arial Narrow" w:hAnsi="Arial Narrow" w:cs="Arial Narrow"/>
-          <w:spacing w:val="-1"/>
-          <w:sz w:val="22"/>
-          <w:szCs w:val="22"/>
-        </w:rPr>
-        <w:t>p</w:t>
-      </w:r>
-      <w:r>
-        <w:rPr>
-          <w:rFonts w:ascii="Arial Narrow" w:eastAsia="Arial Narrow" w:hAnsi="Arial Narrow" w:cs="Arial Narrow"/>
-          <w:spacing w:val="1"/>
-          <w:sz w:val="22"/>
-          <w:szCs w:val="22"/>
-        </w:rPr>
-        <w:t>a</w:t>
-      </w:r>
-      <w:r>
-        <w:rPr>
-          <w:rFonts w:ascii="Arial Narrow" w:eastAsia="Arial Narrow" w:hAnsi="Arial Narrow" w:cs="Arial Narrow"/>
-          <w:spacing w:val="-1"/>
-          <w:sz w:val="22"/>
-          <w:szCs w:val="22"/>
-        </w:rPr>
-        <w:t>n</w:t>
-      </w:r>
-      <w:r>
-        <w:rPr>
-          <w:rFonts w:ascii="Arial Narrow" w:eastAsia="Arial Narrow" w:hAnsi="Arial Narrow" w:cs="Arial Narrow"/>
-          <w:sz w:val="22"/>
-          <w:szCs w:val="22"/>
-        </w:rPr>
-        <w:t>y</w:t>
-      </w:r>
-      <w:r>
-        <w:rPr>
-          <w:rFonts w:ascii="Arial Narrow" w:eastAsia="Arial Narrow" w:hAnsi="Arial Narrow" w:cs="Arial Narrow"/>
-          <w:spacing w:val="-8"/>
-          <w:sz w:val="22"/>
-          <w:szCs w:val="22"/>
-        </w:rPr>
-        <w:t xml:space="preserve"> </w:t>
-      </w:r>
-      <w:r>
-        <w:rPr>
-          <w:rFonts w:ascii="Arial Narrow" w:eastAsia="Arial Narrow" w:hAnsi="Arial Narrow" w:cs="Arial Narrow"/>
-          <w:spacing w:val="1"/>
-          <w:sz w:val="22"/>
-          <w:szCs w:val="22"/>
-        </w:rPr>
-        <w:t>h</w:t>
-      </w:r>
-      <w:r>
-        <w:rPr>
-          <w:rFonts w:ascii="Arial Narrow" w:eastAsia="Arial Narrow" w:hAnsi="Arial Narrow" w:cs="Arial Narrow"/>
-          <w:spacing w:val="-1"/>
-          <w:sz w:val="22"/>
-          <w:szCs w:val="22"/>
-        </w:rPr>
-        <w:t>a</w:t>
-      </w:r>
-      <w:r>
-        <w:rPr>
-          <w:rFonts w:ascii="Arial Narrow" w:eastAsia="Arial Narrow" w:hAnsi="Arial Narrow" w:cs="Arial Narrow"/>
-          <w:sz w:val="22"/>
-          <w:szCs w:val="22"/>
-        </w:rPr>
-        <w:t>s</w:t>
-      </w:r>
-      <w:r>
-        <w:rPr>
-          <w:rFonts w:ascii="Arial Narrow" w:eastAsia="Arial Narrow" w:hAnsi="Arial Narrow" w:cs="Arial Narrow"/>
-          <w:spacing w:val="-3"/>
-          <w:sz w:val="22"/>
-          <w:szCs w:val="22"/>
-        </w:rPr>
-        <w:t xml:space="preserve"> </w:t>
-      </w:r>
-      <w:r>
-        <w:rPr>
-          <w:rFonts w:ascii="Arial Narrow" w:eastAsia="Arial Narrow" w:hAnsi="Arial Narrow" w:cs="Arial Narrow"/>
-          <w:sz w:val="22"/>
-          <w:szCs w:val="22"/>
-        </w:rPr>
-        <w:t>t</w:t>
-      </w:r>
-      <w:r>
-        <w:rPr>
-          <w:rFonts w:ascii="Arial Narrow" w:eastAsia="Arial Narrow" w:hAnsi="Arial Narrow" w:cs="Arial Narrow"/>
-          <w:spacing w:val="1"/>
-          <w:sz w:val="22"/>
-          <w:szCs w:val="22"/>
-        </w:rPr>
-        <w:t>h</w:t>
-      </w:r>
-      <w:r>
-        <w:rPr>
-          <w:rFonts w:ascii="Arial Narrow" w:eastAsia="Arial Narrow" w:hAnsi="Arial Narrow" w:cs="Arial Narrow"/>
-          <w:sz w:val="22"/>
-          <w:szCs w:val="22"/>
-        </w:rPr>
-        <w:t>e</w:t>
-      </w:r>
-      <w:r>
-        <w:rPr>
-          <w:rFonts w:ascii="Arial Narrow" w:eastAsia="Arial Narrow" w:hAnsi="Arial Narrow" w:cs="Arial Narrow"/>
-          <w:spacing w:val="-3"/>
-          <w:sz w:val="22"/>
-          <w:szCs w:val="22"/>
-        </w:rPr>
-        <w:t xml:space="preserve"> </w:t>
-      </w:r>
-      <w:r>
-        <w:rPr>
-          <w:rFonts w:ascii="Arial Narrow" w:eastAsia="Arial Narrow" w:hAnsi="Arial Narrow" w:cs="Arial Narrow"/>
-          <w:sz w:val="22"/>
-          <w:szCs w:val="22"/>
-        </w:rPr>
-        <w:t>r</w:t>
-      </w:r>
-      <w:r>
-        <w:rPr>
-          <w:rFonts w:ascii="Arial Narrow" w:eastAsia="Arial Narrow" w:hAnsi="Arial Narrow" w:cs="Arial Narrow"/>
-          <w:spacing w:val="1"/>
-          <w:sz w:val="22"/>
-          <w:szCs w:val="22"/>
-        </w:rPr>
-        <w:t>i</w:t>
-      </w:r>
-      <w:r>
-        <w:rPr>
-          <w:rFonts w:ascii="Arial Narrow" w:eastAsia="Arial Narrow" w:hAnsi="Arial Narrow" w:cs="Arial Narrow"/>
-          <w:sz w:val="22"/>
-          <w:szCs w:val="22"/>
-        </w:rPr>
-        <w:t>ght</w:t>
-      </w:r>
-      <w:r>
-        <w:rPr>
-          <w:rFonts w:ascii="Arial Narrow" w:eastAsia="Arial Narrow" w:hAnsi="Arial Narrow" w:cs="Arial Narrow"/>
-          <w:spacing w:val="-3"/>
-          <w:sz w:val="22"/>
-          <w:szCs w:val="22"/>
-        </w:rPr>
-        <w:t xml:space="preserve"> </w:t>
-      </w:r>
-      <w:r>
-        <w:rPr>
-          <w:rFonts w:ascii="Arial Narrow" w:eastAsia="Arial Narrow" w:hAnsi="Arial Narrow" w:cs="Arial Narrow"/>
-          <w:sz w:val="22"/>
-          <w:szCs w:val="22"/>
-        </w:rPr>
-        <w:t>for</w:t>
-      </w:r>
-      <w:r>
-        <w:rPr>
-          <w:rFonts w:ascii="Arial Narrow" w:eastAsia="Arial Narrow" w:hAnsi="Arial Narrow" w:cs="Arial Narrow"/>
-          <w:spacing w:val="-1"/>
-          <w:sz w:val="22"/>
-          <w:szCs w:val="22"/>
-        </w:rPr>
-        <w:t xml:space="preserve"> </w:t>
-      </w:r>
-      <w:r>
-        <w:rPr>
-          <w:rFonts w:ascii="Arial Narrow" w:eastAsia="Arial Narrow" w:hAnsi="Arial Narrow" w:cs="Arial Narrow"/>
-          <w:sz w:val="22"/>
-          <w:szCs w:val="22"/>
-        </w:rPr>
-        <w:t>e</w:t>
-      </w:r>
-      <w:r>
-        <w:rPr>
-          <w:rFonts w:ascii="Arial Narrow" w:eastAsia="Arial Narrow" w:hAnsi="Arial Narrow" w:cs="Arial Narrow"/>
-          <w:spacing w:val="1"/>
-          <w:sz w:val="22"/>
-          <w:szCs w:val="22"/>
-        </w:rPr>
-        <w:t>m</w:t>
-      </w:r>
-      <w:r>
-        <w:rPr>
-          <w:rFonts w:ascii="Arial Narrow" w:eastAsia="Arial Narrow" w:hAnsi="Arial Narrow" w:cs="Arial Narrow"/>
-          <w:sz w:val="22"/>
-          <w:szCs w:val="22"/>
-        </w:rPr>
-        <w:t>p</w:t>
-      </w:r>
-      <w:r>
-        <w:rPr>
-          <w:rFonts w:ascii="Arial Narrow" w:eastAsia="Arial Narrow" w:hAnsi="Arial Narrow" w:cs="Arial Narrow"/>
-          <w:spacing w:val="1"/>
-          <w:sz w:val="22"/>
-          <w:szCs w:val="22"/>
-        </w:rPr>
-        <w:t>l</w:t>
-      </w:r>
-      <w:r>
-        <w:rPr>
-          <w:rFonts w:ascii="Arial Narrow" w:eastAsia="Arial Narrow" w:hAnsi="Arial Narrow" w:cs="Arial Narrow"/>
-          <w:sz w:val="22"/>
-          <w:szCs w:val="22"/>
-        </w:rPr>
-        <w:t>o</w:t>
-      </w:r>
-      <w:r>
-        <w:rPr>
-          <w:rFonts w:ascii="Arial Narrow" w:eastAsia="Arial Narrow" w:hAnsi="Arial Narrow" w:cs="Arial Narrow"/>
-          <w:spacing w:val="1"/>
-          <w:sz w:val="22"/>
-          <w:szCs w:val="22"/>
-        </w:rPr>
-        <w:t>y</w:t>
-      </w:r>
-      <w:r>
-        <w:rPr>
-          <w:rFonts w:ascii="Arial Narrow" w:eastAsia="Arial Narrow" w:hAnsi="Arial Narrow" w:cs="Arial Narrow"/>
-          <w:sz w:val="22"/>
-          <w:szCs w:val="22"/>
-        </w:rPr>
-        <w:t>ment</w:t>
-      </w:r>
-      <w:r>
-        <w:rPr>
-          <w:rFonts w:ascii="Arial Narrow" w:eastAsia="Arial Narrow" w:hAnsi="Arial Narrow" w:cs="Arial Narrow"/>
-          <w:sz w:val="22"/>
-          <w:szCs w:val="22"/>
-        </w:rPr>
-        <w:t xml:space="preserve"> </w:t>
-      </w:r>
-      <w:r>
-        <w:rPr>
-          <w:rFonts w:ascii="Arial Narrow" w:eastAsia="Arial Narrow" w:hAnsi="Arial Narrow" w:cs="Arial Narrow"/>
-          <w:sz w:val="22"/>
-          <w:szCs w:val="22"/>
-        </w:rPr>
-        <w:t>dis</w:t>
-      </w:r>
-      <w:r>
-        <w:rPr>
-          <w:rFonts w:ascii="Arial Narrow" w:eastAsia="Arial Narrow" w:hAnsi="Arial Narrow" w:cs="Arial Narrow"/>
-          <w:spacing w:val="1"/>
-          <w:sz w:val="22"/>
-          <w:szCs w:val="22"/>
-        </w:rPr>
-        <w:t>m</w:t>
-      </w:r>
-      <w:r>
-        <w:rPr>
-          <w:rFonts w:ascii="Arial Narrow" w:eastAsia="Arial Narrow" w:hAnsi="Arial Narrow" w:cs="Arial Narrow"/>
-          <w:sz w:val="22"/>
-          <w:szCs w:val="22"/>
-        </w:rPr>
-        <w:t>is</w:t>
-      </w:r>
-      <w:r>
-        <w:rPr>
-          <w:rFonts w:ascii="Arial Narrow" w:eastAsia="Arial Narrow" w:hAnsi="Arial Narrow" w:cs="Arial Narrow"/>
-          <w:spacing w:val="1"/>
-          <w:sz w:val="22"/>
-          <w:szCs w:val="22"/>
-        </w:rPr>
-        <w:t>s</w:t>
-      </w:r>
-      <w:r>
-        <w:rPr>
-          <w:rFonts w:ascii="Arial Narrow" w:eastAsia="Arial Narrow" w:hAnsi="Arial Narrow" w:cs="Arial Narrow"/>
-          <w:spacing w:val="-1"/>
-          <w:sz w:val="22"/>
-          <w:szCs w:val="22"/>
-        </w:rPr>
-        <w:t>a</w:t>
-      </w:r>
-      <w:r>
-        <w:rPr>
-          <w:rFonts w:ascii="Arial Narrow" w:eastAsia="Arial Narrow" w:hAnsi="Arial Narrow" w:cs="Arial Narrow"/>
-          <w:sz w:val="22"/>
-          <w:szCs w:val="22"/>
-        </w:rPr>
-        <w:t>l</w:t>
-      </w:r>
-      <w:r>
-        <w:rPr>
-          <w:rFonts w:ascii="Arial Narrow" w:eastAsia="Arial Narrow" w:hAnsi="Arial Narrow" w:cs="Arial Narrow"/>
-          <w:spacing w:val="-7"/>
-          <w:sz w:val="22"/>
-          <w:szCs w:val="22"/>
-        </w:rPr>
-        <w:t xml:space="preserve"> </w:t>
-      </w:r>
-      <w:r>
-        <w:rPr>
-          <w:rFonts w:ascii="Arial Narrow" w:eastAsia="Arial Narrow" w:hAnsi="Arial Narrow" w:cs="Arial Narrow"/>
-          <w:spacing w:val="1"/>
-          <w:sz w:val="22"/>
-          <w:szCs w:val="22"/>
-        </w:rPr>
-        <w:t>w</w:t>
-      </w:r>
-      <w:r>
-        <w:rPr>
-          <w:rFonts w:ascii="Arial Narrow" w:eastAsia="Arial Narrow" w:hAnsi="Arial Narrow" w:cs="Arial Narrow"/>
-          <w:sz w:val="22"/>
-          <w:szCs w:val="22"/>
-        </w:rPr>
-        <w:t>it</w:t>
-      </w:r>
-      <w:r>
-        <w:rPr>
-          <w:rFonts w:ascii="Arial Narrow" w:eastAsia="Arial Narrow" w:hAnsi="Arial Narrow" w:cs="Arial Narrow"/>
-          <w:spacing w:val="1"/>
-          <w:sz w:val="22"/>
-          <w:szCs w:val="22"/>
-        </w:rPr>
-        <w:t>ho</w:t>
-      </w:r>
-      <w:r>
-        <w:rPr>
-          <w:rFonts w:ascii="Arial Narrow" w:eastAsia="Arial Narrow" w:hAnsi="Arial Narrow" w:cs="Arial Narrow"/>
-          <w:spacing w:val="-1"/>
-          <w:sz w:val="22"/>
-          <w:szCs w:val="22"/>
-        </w:rPr>
-        <w:t>u</w:t>
-      </w:r>
-      <w:r>
-        <w:rPr>
-          <w:rFonts w:ascii="Arial Narrow" w:eastAsia="Arial Narrow" w:hAnsi="Arial Narrow" w:cs="Arial Narrow"/>
-          <w:sz w:val="22"/>
-          <w:szCs w:val="22"/>
-        </w:rPr>
-        <w:t>t</w:t>
-      </w:r>
-      <w:r>
-        <w:rPr>
-          <w:rFonts w:ascii="Arial Narrow" w:eastAsia="Arial Narrow" w:hAnsi="Arial Narrow" w:cs="Arial Narrow"/>
-          <w:spacing w:val="-6"/>
-          <w:sz w:val="22"/>
-          <w:szCs w:val="22"/>
-        </w:rPr>
-        <w:t xml:space="preserve"> </w:t>
-      </w:r>
-      <w:r>
-        <w:rPr>
-          <w:rFonts w:ascii="Arial Narrow" w:eastAsia="Arial Narrow" w:hAnsi="Arial Narrow" w:cs="Arial Narrow"/>
-          <w:sz w:val="22"/>
-          <w:szCs w:val="22"/>
-        </w:rPr>
-        <w:t>a</w:t>
-      </w:r>
-      <w:r>
-        <w:rPr>
-          <w:rFonts w:ascii="Arial Narrow" w:eastAsia="Arial Narrow" w:hAnsi="Arial Narrow" w:cs="Arial Narrow"/>
-          <w:spacing w:val="1"/>
-          <w:sz w:val="22"/>
-          <w:szCs w:val="22"/>
-        </w:rPr>
-        <w:t>n</w:t>
-      </w:r>
-      <w:r>
-        <w:rPr>
-          <w:rFonts w:ascii="Arial Narrow" w:eastAsia="Arial Narrow" w:hAnsi="Arial Narrow" w:cs="Arial Narrow"/>
-          <w:sz w:val="22"/>
-          <w:szCs w:val="22"/>
-        </w:rPr>
-        <w:t>y</w:t>
-      </w:r>
-      <w:r>
-        <w:rPr>
-          <w:rFonts w:ascii="Arial Narrow" w:eastAsia="Arial Narrow" w:hAnsi="Arial Narrow" w:cs="Arial Narrow"/>
-          <w:spacing w:val="-3"/>
-          <w:sz w:val="22"/>
-          <w:szCs w:val="22"/>
-        </w:rPr>
-        <w:t xml:space="preserve"> </w:t>
-      </w:r>
-      <w:r>
-        <w:rPr>
-          <w:rFonts w:ascii="Arial Narrow" w:eastAsia="Arial Narrow" w:hAnsi="Arial Narrow" w:cs="Arial Narrow"/>
-          <w:sz w:val="22"/>
-          <w:szCs w:val="22"/>
-        </w:rPr>
-        <w:t>r</w:t>
-      </w:r>
-      <w:r>
-        <w:rPr>
-          <w:rFonts w:ascii="Arial Narrow" w:eastAsia="Arial Narrow" w:hAnsi="Arial Narrow" w:cs="Arial Narrow"/>
-          <w:spacing w:val="1"/>
-          <w:sz w:val="22"/>
-          <w:szCs w:val="22"/>
-        </w:rPr>
-        <w:t>e</w:t>
-      </w:r>
-      <w:r>
-        <w:rPr>
-          <w:rFonts w:ascii="Arial Narrow" w:eastAsia="Arial Narrow" w:hAnsi="Arial Narrow" w:cs="Arial Narrow"/>
-          <w:sz w:val="22"/>
-          <w:szCs w:val="22"/>
-        </w:rPr>
-        <w:t>q</w:t>
-      </w:r>
-      <w:r>
-        <w:rPr>
-          <w:rFonts w:ascii="Arial Narrow" w:eastAsia="Arial Narrow" w:hAnsi="Arial Narrow" w:cs="Arial Narrow"/>
-          <w:spacing w:val="1"/>
-          <w:sz w:val="22"/>
-          <w:szCs w:val="22"/>
-        </w:rPr>
-        <w:t>u</w:t>
-      </w:r>
-      <w:r>
-        <w:rPr>
-          <w:rFonts w:ascii="Arial Narrow" w:eastAsia="Arial Narrow" w:hAnsi="Arial Narrow" w:cs="Arial Narrow"/>
-          <w:sz w:val="22"/>
-          <w:szCs w:val="22"/>
-        </w:rPr>
-        <w:t>ir</w:t>
-      </w:r>
-      <w:r>
-        <w:rPr>
-          <w:rFonts w:ascii="Arial Narrow" w:eastAsia="Arial Narrow" w:hAnsi="Arial Narrow" w:cs="Arial Narrow"/>
-          <w:spacing w:val="1"/>
-          <w:sz w:val="22"/>
-          <w:szCs w:val="22"/>
-        </w:rPr>
-        <w:t>e</w:t>
-      </w:r>
-      <w:r>
-        <w:rPr>
-          <w:rFonts w:ascii="Arial Narrow" w:eastAsia="Arial Narrow" w:hAnsi="Arial Narrow" w:cs="Arial Narrow"/>
-          <w:sz w:val="22"/>
-          <w:szCs w:val="22"/>
-        </w:rPr>
-        <w:t>ments</w:t>
-      </w:r>
-    </w:p>
-    <w:p>
-      <w:pPr>
-        <w:spacing w:before="9" w:line="160" w:lineRule="exact"/>
-        <w:rPr>
-          <w:rFonts w:ascii="Arial Narrow" w:hAnsi="Arial Narrow"/>
-          <w:sz w:val="16"/>
-          <w:szCs w:val="16"/>
-        </w:rPr>
-      </w:pPr>
-    </w:p>
-    <w:p>
-      <w:pPr>
-        <w:spacing w:line="200" w:lineRule="exact"/>
-        <w:rPr>
-          <w:rFonts w:ascii="Arial Narrow" w:hAnsi="Arial Narrow"/>
-        </w:rPr>
-      </w:pPr>
-      <w:r>
-        <w:rPr>
-          <w:rFonts w:ascii="Arial Narrow" w:hAnsi="Arial Narrow"/>
-          <w:noProof/>
-        </w:rPr>
-        <mc:AlternateContent>
-          <mc:Choice Requires="wpg">
-            <w:drawing>
-              <wp:anchor distT="0" distB="0" distL="114300" distR="114300" simplePos="0" relativeHeight="503315858" behindDoc="1" locked="0" layoutInCell="1" allowOverlap="1" wp14:anchorId="4C272B25" wp14:editId="15AEF9B8">
-                <wp:simplePos x="0" y="0"/>
-                <wp:positionH relativeFrom="page">
-                  <wp:posOffset>443865</wp:posOffset>
-                </wp:positionH>
-                <wp:positionV relativeFrom="paragraph">
-                  <wp:posOffset>76200</wp:posOffset>
-                </wp:positionV>
-                <wp:extent cx="3785870" cy="3178175"/>
-                <wp:effectExtent l="0" t="0" r="24130" b="0"/>
-                <wp:wrapNone/>
-                <wp:docPr id="10" name="Group 2"/>
-                <wp:cNvGraphicFramePr>
-                  <a:graphicFrameLocks xmlns:a="http://schemas.openxmlformats.org/drawingml/2006/main"/>
-                </wp:cNvGraphicFramePr>
-                <a:graphic xmlns:a="http://schemas.openxmlformats.org/drawingml/2006/main">
-                  <a:graphicData uri="http://schemas.microsoft.com/office/word/2010/wordprocessingGroup">
-                    <wpg:wgp>
-                      <wpg:cNvGrpSpPr>
-                        <a:grpSpLocks/>
-                      </wpg:cNvGrpSpPr>
-                      <wpg:grpSpPr bwMode="auto">
-                        <a:xfrm>
-                          <a:off x="0" y="0"/>
-                          <a:ext cx="3785870" cy="3178175"/>
-                          <a:chOff x="699" y="-1938"/>
-                          <a:chExt cx="5962" cy="4410"/>
-                        </a:xfrm>
-                      </wpg:grpSpPr>
-                      <wpg:grpSp>
-                        <wpg:cNvPr id="11" name="Group 3"/>
-                        <wpg:cNvGrpSpPr>
-                          <a:grpSpLocks/>
-                        </wpg:cNvGrpSpPr>
-                        <wpg:grpSpPr bwMode="auto">
-                          <a:xfrm>
-                            <a:off x="704" y="-1928"/>
-                            <a:ext cx="5951" cy="0"/>
-                            <a:chOff x="704" y="-1928"/>
-                            <a:chExt cx="5951" cy="0"/>
-                          </a:xfrm>
-                        </wpg:grpSpPr>
-                        <wps:wsp>
-                          <wps:cNvPr id="12" name="Freeform 10"/>
-                          <wps:cNvSpPr>
-                            <a:spLocks/>
-                          </wps:cNvSpPr>
-                          <wps:spPr bwMode="auto">
-                            <a:xfrm>
-                              <a:off x="704" y="-1928"/>
-                              <a:ext cx="5951" cy="0"/>
-                            </a:xfrm>
-                            <a:custGeom>
-                              <a:avLst/>
-                              <a:gdLst>
-                                <a:gd name="T0" fmla="+- 0 704 704"/>
-                                <a:gd name="T1" fmla="*/ T0 w 5951"/>
-                                <a:gd name="T2" fmla="+- 0 6655 704"/>
-                                <a:gd name="T3" fmla="*/ T2 w 5951"/>
-                              </a:gdLst>
-                              <a:ahLst/>
-                              <a:cxnLst>
-                                <a:cxn ang="0">
-                                  <a:pos x="T1" y="0"/>
-                                </a:cxn>
-                                <a:cxn ang="0">
-                                  <a:pos x="T3" y="0"/>
-                                </a:cxn>
-                              </a:cxnLst>
-                              <a:rect l="0" t="0" r="r" b="b"/>
-                              <a:pathLst>
-                                <a:path w="5951">
-                                  <a:moveTo>
-                                    <a:pt x="0" y="0"/>
-                                  </a:moveTo>
-                                  <a:lnTo>
-                                    <a:pt x="5951" y="0"/>
-                                  </a:lnTo>
-                                </a:path>
-                              </a:pathLst>
-                            </a:custGeom>
-                            <a:noFill/>
-                            <a:ln w="7366">
-                              <a:solidFill>
-                                <a:srgbClr val="000000"/>
-                              </a:solidFill>
-                              <a:round/>
-                              <a:headEnd/>
-                              <a:tailEnd/>
-                            </a:ln>
-                            <a:extLst>
-                              <a:ext uri="{909E8E84-426E-40DD-AFC4-6F175D3DCCD1}">
-                                <a14:hiddenFill xmlns:a14="http://schemas.microsoft.com/office/drawing/2010/main">
-                                  <a:solidFill>
-                                    <a:srgbClr val="FFFFFF"/>
-                                  </a:solidFill>
-                                </a14:hiddenFill>
-                              </a:ext>
-                            </a:extLst>
-                          </wps:spPr>
-                          <wps:bodyPr rot="0" vert="horz" wrap="square" lIns="91440" tIns="45720" rIns="91440" bIns="45720" anchor="t" anchorCtr="0" upright="1">
-                            <a:noAutofit/>
-                          </wps:bodyPr>
-                        </wps:wsp>
-                        <wpg:grpSp>
-                          <wpg:cNvPr id="13" name="Group 4"/>
-                          <wpg:cNvGrpSpPr>
-                            <a:grpSpLocks/>
-                          </wpg:cNvGrpSpPr>
-                          <wpg:grpSpPr bwMode="auto">
-                            <a:xfrm>
-                              <a:off x="709" y="-1933"/>
-                              <a:ext cx="0" cy="4398"/>
-                              <a:chOff x="709" y="-1933"/>
-                              <a:chExt cx="0" cy="4398"/>
-                            </a:xfrm>
-                          </wpg:grpSpPr>
-                          <wps:wsp>
-                            <wps:cNvPr id="14" name="Freeform 9"/>
-                            <wps:cNvSpPr>
-                              <a:spLocks/>
-                            </wps:cNvSpPr>
-                            <wps:spPr bwMode="auto">
-                              <a:xfrm>
-                                <a:off x="709" y="-1933"/>
-                                <a:ext cx="0" cy="4398"/>
-                              </a:xfrm>
-                              <a:custGeom>
-                                <a:avLst/>
-                                <a:gdLst>
-                                  <a:gd name="T0" fmla="+- 0 -1933 -1933"/>
-                                  <a:gd name="T1" fmla="*/ -1933 h 4398"/>
-                                  <a:gd name="T2" fmla="+- 0 2465 -1933"/>
-                                  <a:gd name="T3" fmla="*/ 2465 h 4398"/>
-                                </a:gdLst>
-                                <a:ahLst/>
-                                <a:cxnLst>
-                                  <a:cxn ang="0">
-                                    <a:pos x="0" y="T1"/>
-                                  </a:cxn>
-                                  <a:cxn ang="0">
-                                    <a:pos x="0" y="T3"/>
-                                  </a:cxn>
-                                </a:cxnLst>
-                                <a:rect l="0" t="0" r="r" b="b"/>
-                                <a:pathLst>
-                                  <a:path h="4398">
-                                    <a:moveTo>
-                                      <a:pt x="0" y="0"/>
-                                    </a:moveTo>
-                                    <a:lnTo>
-                                      <a:pt x="0" y="4398"/>
-                                    </a:lnTo>
-                                  </a:path>
-                                </a:pathLst>
-                              </a:custGeom>
-                              <a:noFill/>
-                              <a:ln w="7366">
-                                <a:solidFill>
-                                  <a:srgbClr val="000000"/>
-                                </a:solidFill>
-                                <a:round/>
-                                <a:headEnd/>
-                                <a:tailEnd/>
-                              </a:ln>
-                              <a:extLst>
-                                <a:ext uri="{909E8E84-426E-40DD-AFC4-6F175D3DCCD1}">
-                                  <a14:hiddenFill xmlns:a14="http://schemas.microsoft.com/office/drawing/2010/main">
-                                    <a:solidFill>
-                                      <a:srgbClr val="FFFFFF"/>
-                                    </a:solidFill>
-                                  </a14:hiddenFill>
-                                </a:ext>
-                              </a:extLst>
-                            </wps:spPr>
-                            <wps:bodyPr rot="0" vert="horz" wrap="square" lIns="91440" tIns="45720" rIns="91440" bIns="45720" anchor="t" anchorCtr="0" upright="1">
-                              <a:noAutofit/>
-                            </wps:bodyPr>
-                          </wps:wsp>
-                          <wpg:grpSp>
-                            <wpg:cNvPr id="15" name="Group 5"/>
-                            <wpg:cNvGrpSpPr>
-                              <a:grpSpLocks/>
-                            </wpg:cNvGrpSpPr>
-                            <wpg:grpSpPr bwMode="auto">
-                              <a:xfrm>
-                                <a:off x="704" y="2461"/>
-                                <a:ext cx="5941" cy="0"/>
-                                <a:chOff x="704" y="2461"/>
-                                <a:chExt cx="5941" cy="0"/>
-                              </a:xfrm>
-                            </wpg:grpSpPr>
-                            <wps:wsp>
-                              <wps:cNvPr id="16" name="Freeform 8"/>
-                              <wps:cNvSpPr>
-                                <a:spLocks/>
-                              </wps:cNvSpPr>
-                              <wps:spPr bwMode="auto">
-                                <a:xfrm>
-                                  <a:off x="704" y="2461"/>
-                                  <a:ext cx="5941" cy="0"/>
-                                </a:xfrm>
-                                <a:custGeom>
-                                  <a:avLst/>
-                                  <a:gdLst>
-                                    <a:gd name="T0" fmla="+- 0 704 704"/>
-                                    <a:gd name="T1" fmla="*/ T0 w 5941"/>
-                                    <a:gd name="T2" fmla="+- 0 6646 704"/>
-                                    <a:gd name="T3" fmla="*/ T2 w 5941"/>
-                                  </a:gdLst>
-                                  <a:ahLst/>
-                                  <a:cxnLst>
-                                    <a:cxn ang="0">
-                                      <a:pos x="T1" y="0"/>
-                                    </a:cxn>
-                                    <a:cxn ang="0">
-                                      <a:pos x="T3" y="0"/>
-                                    </a:cxn>
-                                  </a:cxnLst>
-                                  <a:rect l="0" t="0" r="r" b="b"/>
-                                  <a:pathLst>
-                                    <a:path w="5941">
-                                      <a:moveTo>
-                                        <a:pt x="0" y="0"/>
-                                      </a:moveTo>
-                                      <a:lnTo>
-                                        <a:pt x="5942" y="0"/>
-                                      </a:lnTo>
-                                    </a:path>
-                                  </a:pathLst>
-                                </a:custGeom>
-                                <a:noFill/>
-                                <a:ln w="7366">
-                                  <a:solidFill>
-                                    <a:srgbClr val="000000"/>
-                                  </a:solidFill>
-                                  <a:round/>
-                                  <a:headEnd/>
-                                  <a:tailEnd/>
-                                </a:ln>
-                                <a:extLst>
-                                  <a:ext uri="{909E8E84-426E-40DD-AFC4-6F175D3DCCD1}">
-                                    <a14:hiddenFill xmlns:a14="http://schemas.microsoft.com/office/drawing/2010/main">
-                                      <a:solidFill>
-                                        <a:srgbClr val="FFFFFF"/>
-                                      </a:solidFill>
-                                    </a14:hiddenFill>
-                                  </a:ext>
-                                </a:extLst>
-                              </wps:spPr>
-                              <wps:bodyPr rot="0" vert="horz" wrap="square" lIns="91440" tIns="45720" rIns="91440" bIns="45720" anchor="t" anchorCtr="0" upright="1">
-                                <a:noAutofit/>
-                              </wps:bodyPr>
-                            </wps:wsp>
-                            <wpg:grpSp>
-                              <wpg:cNvPr id="17" name="Group 6"/>
-                              <wpg:cNvGrpSpPr>
-                                <a:grpSpLocks/>
-                              </wpg:cNvGrpSpPr>
-                              <wpg:grpSpPr bwMode="auto">
-                                <a:xfrm>
-                                  <a:off x="6650" y="-1933"/>
-                                  <a:ext cx="0" cy="4398"/>
-                                  <a:chOff x="6650" y="-1933"/>
-                                  <a:chExt cx="0" cy="4398"/>
-                                </a:xfrm>
-                              </wpg:grpSpPr>
-                              <wps:wsp>
-                                <wps:cNvPr id="18" name="Freeform 7"/>
-                                <wps:cNvSpPr>
-                                  <a:spLocks/>
-                                </wps:cNvSpPr>
-                                <wps:spPr bwMode="auto">
-                                  <a:xfrm>
-                                    <a:off x="6650" y="-1933"/>
-                                    <a:ext cx="0" cy="4398"/>
-                                  </a:xfrm>
-                                  <a:custGeom>
-                                    <a:avLst/>
-                                    <a:gdLst>
-                                      <a:gd name="T0" fmla="+- 0 -1933 -1933"/>
-                                      <a:gd name="T1" fmla="*/ -1933 h 4398"/>
-                                      <a:gd name="T2" fmla="+- 0 2465 -1933"/>
-                                      <a:gd name="T3" fmla="*/ 2465 h 4398"/>
-                                    </a:gdLst>
-                                    <a:ahLst/>
-                                    <a:cxnLst>
-                                      <a:cxn ang="0">
-                                        <a:pos x="0" y="T1"/>
-                                      </a:cxn>
-                                      <a:cxn ang="0">
-                                        <a:pos x="0" y="T3"/>
-                                      </a:cxn>
-                                    </a:cxnLst>
-                                    <a:rect l="0" t="0" r="r" b="b"/>
-                                    <a:pathLst>
-                                      <a:path h="4398">
-                                        <a:moveTo>
-                                          <a:pt x="0" y="0"/>
-                                        </a:moveTo>
-                                        <a:lnTo>
-                                          <a:pt x="0" y="4398"/>
-                                        </a:lnTo>
-                                      </a:path>
-                                    </a:pathLst>
-                                  </a:custGeom>
-                                  <a:noFill/>
-                                  <a:ln w="7366">
-                                    <a:solidFill>
-                                      <a:srgbClr val="000000"/>
-                                    </a:solidFill>
-                                    <a:round/>
-                                    <a:headEnd/>
-                                    <a:tailEnd/>
-                                  </a:ln>
-                                  <a:extLst>
-                                    <a:ext uri="{909E8E84-426E-40DD-AFC4-6F175D3DCCD1}">
-                                      <a14:hiddenFill xmlns:a14="http://schemas.microsoft.com/office/drawing/2010/main">
-                                        <a:solidFill>
-                                          <a:srgbClr val="FFFFFF"/>
-                                        </a:solidFill>
-                                      </a14:hiddenFill>
-                                    </a:ext>
-                                  </a:extLst>
-                                </wps:spPr>
-                                <wps:bodyPr rot="0" vert="horz" wrap="square" lIns="91440" tIns="45720" rIns="91440" bIns="45720" anchor="t" anchorCtr="0" upright="1">
-                                  <a:noAutofit/>
-                                </wps:bodyPr>
-                              </wps:wsp>
-                            </wpg:grpSp>
-                          </wpg:grpSp>
-                        </wpg:grpSp>
-                      </wpg:grpSp>
-                    </wpg:wgp>
-                  </a:graphicData>
-                </a:graphic>
-                <wp14:sizeRelH relativeFrom="page">
-                  <wp14:pctWidth>0</wp14:pctWidth>
-                </wp14:sizeRelH>
-                <wp14:sizeRelV relativeFrom="page">
-                  <wp14:pctHeight>0</wp14:pctHeight>
-                </wp14:sizeRelV>
-              </wp:anchor>
-            </w:drawing>
-          </mc:Choice>
-          <mc:Fallback>
-            <w:pict>
-              <v:group w14:anchorId="551541B3" id="Group 2" o:spid="_x0000_s1026" style="position:absolute;margin-left:34.95pt;margin-top:6pt;width:298.1pt;height:250.25pt;z-index:-622;mso-position-horizontal-relative:page" coordorigin="699,-1938" coordsize="5962,4410" o:gfxdata="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">
-                <v:group id="Group 3" o:spid="_x0000_s1027" style="position:absolute;left:704;top:-1928;width:5951;height:0" coordorigin="704,-1928" coordsize="5951,0" o:gfxdata="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">
-                  <v:shape id="Freeform 10" o:spid="_x0000_s1028" style="position:absolute;left:704;top:-1928;width:5951;height:0;visibility:visible;mso-wrap-style:square;v-text-anchor:top" coordsize="5951,0" o:gfxdata="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" path="m,l5951,e" filled="f" strokeweight=".58pt">
-                    <v:path arrowok="t" o:connecttype="custom" o:connectlocs="0,0;5951,0" o:connectangles="0,0"/>
-                  </v:shape>
-                  <v:group id="Group 4" o:spid="_x0000_s1029" style="position:absolute;left:709;top:-1933;width:0;height:4398" coordorigin="709,-1933" coordsize="0,4398" o:gfxdata="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">
-                    <v:shape id="Freeform 9" o:spid="_x0000_s1030" style="position:absolute;left:709;top:-1933;width:0;height:4398;visibility:visible;mso-wrap-style:square;v-text-anchor:top" coordsize="0,4398" o:gfxdata="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" path="m,l,4398e" filled="f" strokeweight=".58pt">
-                      <v:path arrowok="t" o:connecttype="custom" o:connectlocs="0,-1933;0,2465" o:connectangles="0,0"/>
-                    </v:shape>
-                    <v:group id="Group 5" o:spid="_x0000_s1031" style="position:absolute;left:704;top:2461;width:5941;height:0" coordorigin="704,2461" coordsize="5941,0" o:gfxdata="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">
-                      <v:shape id="Freeform 8" o:spid="_x0000_s1032" style="position:absolute;left:704;top:2461;width:5941;height:0;visibility:visible;mso-wrap-style:square;v-text-anchor:top" coordsize="5941,0" o:gfxdata="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" path="m,l5942,e" filled="f" strokeweight=".58pt">
-                        <v:path arrowok="t" o:connecttype="custom" o:connectlocs="0,0;5942,0" o:connectangles="0,0"/>
-                      </v:shape>
-                      <v:group id="Group 6" o:spid="_x0000_s1033" style="position:absolute;left:6650;top:-1933;width:0;height:4398" coordorigin="6650,-1933" coordsize="0,4398" o:gfxdata="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">
-                        <v:shape id="Freeform 7" o:spid="_x0000_s1034" style="position:absolute;left:6650;top:-1933;width:0;height:4398;visibility:visible;mso-wrap-style:square;v-text-anchor:top" coordsize="0,4398" o:gfxdata="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" path="m,l,4398e" filled="f" strokeweight=".58pt">
-                          <v:path arrowok="t" o:connecttype="custom" o:connectlocs="0,-1933;0,2465" o:connectangles="0,0"/>
-                        </v:shape>
-                      </v:group>
-                    </v:group>
-                  </v:group>
-                </v:group>
-                <w10:wrap anchorx="page"/>
-              </v:group>
-            </w:pict>
-          </mc:Fallback>
-        </mc:AlternateContent>
-      </w:r>
-    </w:p>
-    <w:p>
-      <w:pPr>
-        <w:ind w:left="217"/>
-        <w:rPr>
-          <w:rFonts w:ascii="Arial Narrow" w:eastAsia="Arial Narrow" w:hAnsi="Arial Narrow" w:cs="Arial Narrow"/>
-          <w:sz w:val="22"/>
-          <w:szCs w:val="22"/>
-        </w:rPr>
-      </w:pPr>
-      <w:r>
-        <w:rPr>
-          <w:rFonts w:ascii="Arial Narrow" w:hAnsi="Arial Narrow"/>
-          <w:noProof/>
-        </w:rPr>
-        <mc:AlternateContent>
-          <mc:Choice Requires="wpg">
-            <w:drawing>
-              <wp:anchor distT="0" distB="0" distL="114300" distR="114300" simplePos="0" relativeHeight="503316168" behindDoc="1" locked="0" layoutInCell="1" allowOverlap="1" wp14:anchorId="74AEC20F" wp14:editId="6F57BED2">
-                <wp:simplePos x="0" y="0"/>
-                <wp:positionH relativeFrom="page">
-                  <wp:posOffset>4666615</wp:posOffset>
-                </wp:positionH>
-                <wp:positionV relativeFrom="paragraph">
-                  <wp:posOffset>1396365</wp:posOffset>
-                </wp:positionV>
-                <wp:extent cx="2222500" cy="0"/>
-                <wp:effectExtent l="8890" t="8890" r="6985" b="10160"/>
-                <wp:wrapNone/>
-                <wp:docPr id="19" name="Group 11"/>
-                <wp:cNvGraphicFramePr>
-                  <a:graphicFrameLocks xmlns:a="http://schemas.openxmlformats.org/drawingml/2006/main"/>
-                </wp:cNvGraphicFramePr>
-                <a:graphic xmlns:a="http://schemas.openxmlformats.org/drawingml/2006/main">
-                  <a:graphicData uri="http://schemas.microsoft.com/office/word/2010/wordprocessingGroup">
-                    <wpg:wgp>
-                      <wpg:cNvGrpSpPr>
-                        <a:grpSpLocks/>
-                      </wpg:cNvGrpSpPr>
-                      <wpg:grpSpPr bwMode="auto">
-                        <a:xfrm>
-                          <a:off x="0" y="0"/>
-                          <a:ext cx="2222500" cy="0"/>
-                          <a:chOff x="7349" y="2199"/>
-                          <a:chExt cx="3500" cy="0"/>
-                        </a:xfrm>
-                      </wpg:grpSpPr>
-                      <wps:wsp>
-                        <wps:cNvPr id="20" name="Freeform 12"/>
-                        <wps:cNvSpPr>
-                          <a:spLocks/>
-                        </wps:cNvSpPr>
-                        <wps:spPr bwMode="auto">
-                          <a:xfrm>
-                            <a:off x="7349" y="2199"/>
-                            <a:ext cx="3500" cy="0"/>
-                          </a:xfrm>
-                          <a:custGeom>
-                            <a:avLst/>
-                            <a:gdLst>
-                              <a:gd name="T0" fmla="+- 0 7349 7349"/>
-                              <a:gd name="T1" fmla="*/ T0 w 3500"/>
-                              <a:gd name="T2" fmla="+- 0 10849 7349"/>
-                              <a:gd name="T3" fmla="*/ T2 w 3500"/>
-                            </a:gdLst>
-                            <a:ahLst/>
-                            <a:cxnLst>
-                              <a:cxn ang="0">
-                                <a:pos x="T1" y="0"/>
-                              </a:cxn>
-                              <a:cxn ang="0">
-                                <a:pos x="T3" y="0"/>
-                              </a:cxn>
-                            </a:cxnLst>
-                            <a:rect l="0" t="0" r="r" b="b"/>
-                            <a:pathLst>
-                              <a:path w="3500">
-                                <a:moveTo>
-                                  <a:pt x="0" y="0"/>
-                                </a:moveTo>
-                                <a:lnTo>
-                                  <a:pt x="3500" y="0"/>
-                                </a:lnTo>
-                              </a:path>
-                            </a:pathLst>
-                          </a:custGeom>
-                          <a:noFill/>
-                          <a:ln w="7366">
-                            <a:solidFill>
-                              <a:srgbClr val="000000"/>
-                            </a:solidFill>
-                            <a:round/>
-                            <a:headEnd/>
-                            <a:tailEnd/>
-                          </a:ln>
-                          <a:extLst>
-                            <a:ext uri="{909E8E84-426E-40DD-AFC4-6F175D3DCCD1}">
-                              <a14:hiddenFill xmlns:a14="http://schemas.microsoft.com/office/drawing/2010/main">
-                                <a:solidFill>
-                                  <a:srgbClr val="FFFFFF"/>
-                                </a:solidFill>
-                              </a14:hiddenFill>
-                            </a:ext>
-                          </a:extLst>
-                        </wps:spPr>
-                        <wps:bodyPr rot="0" vert="horz" wrap="square" lIns="91440" tIns="45720" rIns="91440" bIns="45720" anchor="t" anchorCtr="0" upright="1">
-                          <a:noAutofit/>
-                        </wps:bodyPr>
-                      </wps:wsp>
-                    </wpg:wgp>
-                  </a:graphicData>
-                </a:graphic>
-                <wp14:sizeRelH relativeFrom="page">
-                  <wp14:pctWidth>0</wp14:pctWidth>
-                </wp14:sizeRelH>
-                <wp14:sizeRelV relativeFrom="page">
-                  <wp14:pctHeight>0</wp14:pctHeight>
-                </wp14:sizeRelV>
-              </wp:anchor>
-            </w:drawing>
-          </mc:Choice>
-          <mc:Fallback>
-            <w:pict>
-              <v:group w14:anchorId="3FFEDF56" id="Group 11" o:spid="_x0000_s1026" style="position:absolute;margin-left:367.45pt;margin-top:109.95pt;width:175pt;height:0;z-index:-312;mso-position-horizontal-relative:page" coordorigin="7349,2199" coordsize="3500,0" o:gfxdata="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">
-                <v:shape id="Freeform 12" o:spid="_x0000_s1027" style="position:absolute;left:7349;top:2199;width:3500;height:0;visibility:visible;mso-wrap-style:square;v-text-anchor:top" coordsize="3500,0" o:gfxdata="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" path="m,l3500,e" filled="f" strokeweight=".58pt">
-                  <v:path arrowok="t" o:connecttype="custom" o:connectlocs="0,0;3500,0" o:connectangles="0,0"/>
-                </v:shape>
-                <w10:wrap anchorx="page"/>
-              </v:group>
-            </w:pict>
-          </mc:Fallback>
-        </mc:AlternateContent>
-      </w:r>
-      <w:r>
-        <w:rPr>
-          <w:rFonts w:ascii="Arial Narrow" w:eastAsia="Arial Narrow" w:hAnsi="Arial Narrow" w:cs="Arial Narrow"/>
-        </w:rPr>
-        <w:t>DOKUM</w:t>
-      </w:r>
-      <w:r>
-        <w:rPr>
-          <w:rFonts w:ascii="Arial Narrow" w:eastAsia="Arial Narrow" w:hAnsi="Arial Narrow" w:cs="Arial Narrow"/>
-          <w:spacing w:val="-2"/>
-        </w:rPr>
-        <w:t>E</w:t>
-      </w:r>
-      <w:r>
-        <w:rPr>
-          <w:rFonts w:ascii="Arial Narrow" w:eastAsia="Arial Narrow" w:hAnsi="Arial Narrow" w:cs="Arial Narrow"/>
-        </w:rPr>
-        <w:t>N YG</w:t>
-      </w:r>
-      <w:r>
-        <w:rPr>
-          <w:rFonts w:ascii="Arial Narrow" w:eastAsia="Arial Narrow" w:hAnsi="Arial Narrow" w:cs="Arial Narrow"/>
-          <w:spacing w:val="-1"/>
-        </w:rPr>
-        <w:t xml:space="preserve"> </w:t>
-      </w:r>
-      <w:r>
-        <w:rPr>
-          <w:rFonts w:ascii="Arial Narrow" w:eastAsia="Arial Narrow" w:hAnsi="Arial Narrow" w:cs="Arial Narrow"/>
-        </w:rPr>
-        <w:t>HARUS DILE</w:t>
-      </w:r>
-      <w:r>
-        <w:rPr>
-          <w:rFonts w:ascii="Arial Narrow" w:eastAsia="Arial Narrow" w:hAnsi="Arial Narrow" w:cs="Arial Narrow"/>
-          <w:spacing w:val="-1"/>
-        </w:rPr>
-        <w:t>N</w:t>
-      </w:r>
-      <w:r>
-        <w:rPr>
-          <w:rFonts w:ascii="Arial Narrow" w:eastAsia="Arial Narrow" w:hAnsi="Arial Narrow" w:cs="Arial Narrow"/>
-          <w:spacing w:val="1"/>
-        </w:rPr>
-        <w:t>G</w:t>
-      </w:r>
-      <w:r>
-        <w:rPr>
-          <w:rFonts w:ascii="Arial Narrow" w:eastAsia="Arial Narrow" w:hAnsi="Arial Narrow" w:cs="Arial Narrow"/>
-        </w:rPr>
-        <w:t xml:space="preserve">KAPI:                                                                           </w:t>
-      </w:r>
-      <w:r>
-        <w:rPr>
-          <w:rFonts w:ascii="Arial Narrow" w:eastAsia="Arial Narrow" w:hAnsi="Arial Narrow" w:cs="Arial Narrow"/>
-          <w:spacing w:val="8"/>
-        </w:rPr>
-        <w:t xml:space="preserve"> </w:t>
-      </w:r>
-      <w:r>
-        <w:rPr>
-          <w:rFonts w:ascii="Arial Narrow" w:eastAsia="Arial Narrow" w:hAnsi="Arial Narrow" w:cs="Arial Narrow"/>
-          <w:sz w:val="22"/>
-          <w:szCs w:val="22"/>
-        </w:rPr>
-        <w:t>………………..,……………………………., 2026</w:t>
-      </w:r>
-    </w:p>
-    <w:p>
-      <w:pPr>
-        <w:spacing w:before="64"/>
-        <w:ind w:left="577"/>
-        <w:rPr>
-          <w:rFonts w:ascii="Arial Narrow" w:eastAsia="Arial Narrow" w:hAnsi="Arial Narrow" w:cs="Arial Narrow"/>
-        </w:rPr>
-      </w:pPr>
-      <w:r>
-        <w:rPr>
-          <w:rFonts w:ascii="Arial Narrow" w:eastAsia="Arial Narrow" w:hAnsi="Arial Narrow" w:cs="Arial Narrow"/>
-        </w:rPr>
-        <w:t xml:space="preserve">1.   </w:t>
-      </w:r>
-      <w:r>
-        <w:rPr>
-          <w:rFonts w:ascii="Arial Narrow" w:eastAsia="Arial Narrow" w:hAnsi="Arial Narrow" w:cs="Arial Narrow"/>
-          <w:spacing w:val="41"/>
-        </w:rPr>
-        <w:t xml:space="preserve"> </w:t>
-      </w:r>
-      <w:r>
-        <w:rPr>
-          <w:rFonts w:ascii="Arial Narrow" w:eastAsia="Arial Narrow" w:hAnsi="Arial Narrow" w:cs="Arial Narrow"/>
-        </w:rPr>
-        <w:t>Curiculum Vitae</w:t>
-      </w:r>
-    </w:p>
-    <w:p>
-      <w:pPr>
-        <w:spacing w:before="51"/>
-        <w:ind w:left="577"/>
-        <w:rPr>
-          <w:rFonts w:ascii="Arial Narrow" w:eastAsia="Arial Narrow" w:hAnsi="Arial Narrow" w:cs="Arial Narrow"/>
-        </w:rPr>
-      </w:pPr>
-      <w:r>
-        <w:rPr>
-          <w:rFonts w:ascii="Arial Narrow" w:eastAsia="Arial Narrow" w:hAnsi="Arial Narrow" w:cs="Arial Narrow"/>
-        </w:rPr>
-        <w:t xml:space="preserve">2.   </w:t>
-      </w:r>
-      <w:r>
-        <w:rPr>
-          <w:rFonts w:ascii="Arial Narrow" w:eastAsia="Arial Narrow" w:hAnsi="Arial Narrow" w:cs="Arial Narrow"/>
-          <w:spacing w:val="41"/>
-        </w:rPr>
-        <w:t xml:space="preserve"> </w:t>
-      </w:r>
-      <w:r>
-        <w:rPr>
-          <w:rFonts w:ascii="Arial Narrow" w:eastAsia="Arial Narrow" w:hAnsi="Arial Narrow" w:cs="Arial Narrow"/>
-        </w:rPr>
-        <w:t>Photocopy KTP</w:t>
-      </w:r>
-    </w:p>
-    <w:p>
-      <w:pPr>
-        <w:spacing w:before="39"/>
-        <w:ind w:left="577"/>
-        <w:rPr>
-          <w:rFonts w:ascii="Arial Narrow" w:eastAsia="Arial Narrow" w:hAnsi="Arial Narrow" w:cs="Arial Narrow"/>
-        </w:rPr>
-      </w:pPr>
-      <w:r>
-        <w:rPr>
-          <w:rFonts w:ascii="Arial Narrow" w:eastAsia="Arial Narrow" w:hAnsi="Arial Narrow" w:cs="Arial Narrow"/>
-        </w:rPr>
-        <w:t xml:space="preserve">3.   </w:t>
-      </w:r>
-      <w:r>
-        <w:rPr>
-          <w:rFonts w:ascii="Arial Narrow" w:eastAsia="Arial Narrow" w:hAnsi="Arial Narrow" w:cs="Arial Narrow"/>
-          <w:spacing w:val="41"/>
-        </w:rPr>
-        <w:t xml:space="preserve"> </w:t>
-      </w:r>
-      <w:r>
-        <w:rPr>
-          <w:rFonts w:ascii="Arial Narrow" w:eastAsia="Arial Narrow" w:hAnsi="Arial Narrow" w:cs="Arial Narrow"/>
-        </w:rPr>
-        <w:t>Photocopy Kartu</w:t>
-      </w:r>
-      <w:r>
-        <w:rPr>
-          <w:rFonts w:ascii="Arial Narrow" w:eastAsia="Arial Narrow" w:hAnsi="Arial Narrow" w:cs="Arial Narrow"/>
-          <w:spacing w:val="1"/>
-        </w:rPr>
-        <w:t xml:space="preserve"> </w:t>
-      </w:r>
-      <w:r>
-        <w:rPr>
-          <w:rFonts w:ascii="Arial Narrow" w:eastAsia="Arial Narrow" w:hAnsi="Arial Narrow" w:cs="Arial Narrow"/>
-        </w:rPr>
-        <w:t>keluarga/Keterangan domisili</w:t>
-      </w:r>
-    </w:p>
-    <w:p>
-      <w:pPr>
-        <w:spacing w:before="39"/>
-        <w:ind w:left="577"/>
-        <w:rPr>
-          <w:rFonts w:ascii="Arial Narrow" w:eastAsia="Arial Narrow" w:hAnsi="Arial Narrow" w:cs="Arial Narrow"/>
-        </w:rPr>
-      </w:pPr>
-      <w:r>
-        <w:rPr>
-          <w:rFonts w:ascii="Arial Narrow" w:eastAsia="Arial Narrow" w:hAnsi="Arial Narrow" w:cs="Arial Narrow"/>
-        </w:rPr>
-        <w:t>4.     SKCK</w:t>
-      </w:r>
-    </w:p>
-    <w:p>
-      <w:pPr>
-        <w:spacing w:before="40"/>
-        <w:ind w:left="577"/>
-        <w:rPr>
-          <w:rFonts w:ascii="Arial Narrow" w:eastAsia="Arial Narrow" w:hAnsi="Arial Narrow" w:cs="Arial Narrow"/>
-        </w:rPr>
-      </w:pPr>
-      <w:r>
-        <w:rPr>
-          <w:rFonts w:ascii="Arial Narrow" w:eastAsia="Arial Narrow" w:hAnsi="Arial Narrow" w:cs="Arial Narrow"/>
-        </w:rPr>
-        <w:t xml:space="preserve">5.   </w:t>
-      </w:r>
-      <w:r>
-        <w:rPr>
-          <w:rFonts w:ascii="Arial Narrow" w:eastAsia="Arial Narrow" w:hAnsi="Arial Narrow" w:cs="Arial Narrow"/>
-          <w:spacing w:val="41"/>
-        </w:rPr>
-        <w:t xml:space="preserve"> </w:t>
-      </w:r>
-      <w:r>
-        <w:rPr>
-          <w:rFonts w:ascii="Arial Narrow" w:eastAsia="Arial Narrow" w:hAnsi="Arial Narrow" w:cs="Arial Narrow"/>
-        </w:rPr>
-        <w:t>BPJS Kesehatan</w:t>
-      </w:r>
-    </w:p>
-    <w:p>
-      <w:pPr>
-        <w:spacing w:before="39"/>
-        <w:ind w:left="577"/>
-        <w:rPr>
-          <w:rFonts w:ascii="Arial Narrow" w:eastAsia="Arial Narrow" w:hAnsi="Arial Narrow" w:cs="Arial Narrow"/>
-        </w:rPr>
-      </w:pPr>
-      <w:r>
-        <w:rPr>
-          <w:rFonts w:ascii="Arial Narrow" w:eastAsia="Arial Narrow" w:hAnsi="Arial Narrow" w:cs="Arial Narrow"/>
-        </w:rPr>
-        <w:t xml:space="preserve">6.   </w:t>
-      </w:r>
-      <w:r>
-        <w:rPr>
-          <w:rFonts w:ascii="Arial Narrow" w:eastAsia="Arial Narrow" w:hAnsi="Arial Narrow" w:cs="Arial Narrow"/>
-          <w:spacing w:val="41"/>
-        </w:rPr>
-        <w:t xml:space="preserve"> </w:t>
-      </w:r>
-      <w:r>
-        <w:rPr>
-          <w:rFonts w:ascii="Arial Narrow" w:eastAsia="Arial Narrow" w:hAnsi="Arial Narrow" w:cs="Arial Narrow"/>
-        </w:rPr>
-        <w:t>BPJS Ketenagakerjaan</w:t>
-      </w:r>
-    </w:p>
-    <w:p>
-      <w:pPr>
-        <w:spacing w:before="39"/>
-        <w:ind w:left="577"/>
-        <w:rPr>
-          <w:rFonts w:ascii="Arial Narrow" w:eastAsia="Arial Narrow" w:hAnsi="Arial Narrow" w:cs="Arial Narrow"/>
-        </w:rPr>
-      </w:pPr>
-      <w:r>
-        <w:rPr>
-          <w:rFonts w:ascii="Arial Narrow" w:eastAsia="Arial Narrow" w:hAnsi="Arial Narrow" w:cs="Arial Narrow"/>
-        </w:rPr>
-        <w:t>7.     Photocopy ijazah terakhir</w:t>
-      </w:r>
-    </w:p>
-    <w:p>
-      <w:pPr>
-        <w:tabs>
-          <w:tab w:val="left" w:pos="7970"/>
-        </w:tabs>
-        <w:spacing w:before="39"/>
-        <w:ind w:left="577"/>
-        <w:rPr>
-          <w:rFonts w:ascii="Arial Narrow" w:eastAsia="Arial Narrow" w:hAnsi="Arial Narrow" w:cs="Arial Narrow"/>
-        </w:rPr>
-      </w:pPr>
-      <w:r>
-        <w:rPr>
-          <w:rFonts w:ascii="Arial Narrow" w:eastAsia="Arial Narrow" w:hAnsi="Arial Narrow" w:cs="Arial Narrow"/>
-        </w:rPr>
-        <w:t>8.     Photocopy surat</w:t>
-      </w:r>
-      <w:r>
-        <w:rPr>
-          <w:rFonts w:ascii="Arial Narrow" w:eastAsia="Arial Narrow" w:hAnsi="Arial Narrow" w:cs="Arial Narrow"/>
-          <w:spacing w:val="1"/>
-        </w:rPr>
-        <w:t xml:space="preserve"> </w:t>
-      </w:r>
-      <w:r>
-        <w:rPr>
-          <w:rFonts w:ascii="Arial Narrow" w:eastAsia="Arial Narrow" w:hAnsi="Arial Narrow" w:cs="Arial Narrow"/>
-        </w:rPr>
-        <w:t>pengalaman kerja/Paklaring</w:t>
-      </w:r>
-      <w:r>
-        <w:rPr>
-          <w:rFonts w:ascii="Arial Narrow" w:eastAsia="Arial Narrow" w:hAnsi="Arial Narrow" w:cs="Arial Narrow"/>
-        </w:rPr>
-        <w:tab/>
-        <w:t>Pelamar</w:t>
-      </w:r>
-    </w:p>
-    <w:p>
-      <w:pPr>
-        <w:spacing w:before="40"/>
-        <w:ind w:left="577"/>
-        <w:rPr>
-          <w:rFonts w:ascii="Arial Narrow" w:eastAsia="Arial Narrow" w:hAnsi="Arial Narrow" w:cs="Arial Narrow"/>
-          <w:position w:val="-1"/>
-        </w:rPr>
-      </w:pPr>
-      <w:r>
-        <w:rPr>
-          <w:rFonts w:ascii="Arial Narrow" w:eastAsia="Arial Narrow" w:hAnsi="Arial Narrow" w:cs="Arial Narrow"/>
-        </w:rPr>
-        <w:t xml:space="preserve">9.   </w:t>
-      </w:r>
-      <w:r>
-        <w:rPr>
-          <w:rFonts w:ascii="Arial Narrow" w:eastAsia="Arial Narrow" w:hAnsi="Arial Narrow" w:cs="Arial Narrow"/>
-          <w:spacing w:val="41"/>
-        </w:rPr>
-        <w:t xml:space="preserve"> </w:t>
-      </w:r>
-      <w:r>
-        <w:rPr>
-          <w:rFonts w:ascii="Arial Narrow" w:eastAsia="Arial Narrow" w:hAnsi="Arial Narrow" w:cs="Arial Narrow"/>
-          <w:position w:val="-1"/>
-        </w:rPr>
-        <w:t>Pas photo berwarna ukuran 4x6 dan 3x4 masin</w:t>
-      </w:r>
-      <w:r>
-        <w:rPr>
-          <w:rFonts w:ascii="Arial Narrow" w:eastAsia="Arial Narrow" w:hAnsi="Arial Narrow" w:cs="Arial Narrow"/>
-          <w:spacing w:val="1"/>
-          <w:position w:val="-1"/>
-        </w:rPr>
-        <w:t>g</w:t>
-      </w:r>
-      <w:r>
-        <w:rPr>
-          <w:rFonts w:ascii="Arial Narrow" w:eastAsia="Arial Narrow" w:hAnsi="Arial Narrow" w:cs="Arial Narrow"/>
-          <w:position w:val="-1"/>
-        </w:rPr>
-        <w:t>-masing 3 lembar</w:t>
-      </w:r>
-    </w:p>
-    <w:p>
-      <w:pPr>
-        <w:spacing w:before="40"/>
-        <w:rPr>
-          <w:rFonts w:ascii="Arial Narrow" w:eastAsia="Arial Narrow" w:hAnsi="Arial Narrow" w:cs="Arial Narrow"/>
-          <w:position w:val="-1"/>
-        </w:rPr>
-      </w:pPr>
-      <w:r>
-        <w:rPr>
-          <w:rFonts w:ascii="Arial Narrow" w:eastAsia="Arial Narrow" w:hAnsi="Arial Narrow" w:cs="Arial Narrow"/>
-          <w:position w:val="-1"/>
-        </w:rPr>
-        <w:t xml:space="preserve">           10.    Photocopy Buku Rekening</w:t>
-      </w:r>
-    </w:p>
-    <w:p>
-      <w:pPr>
-        <w:spacing w:before="40"/>
-        <w:rPr>
-          <w:rFonts w:ascii="Arial Narrow" w:eastAsia="Arial Narrow" w:hAnsi="Arial Narrow" w:cs="Arial Narrow"/>
-          <w:position w:val="-1"/>
-        </w:rPr>
-      </w:pPr>
-      <w:r>
-        <w:rPr>
-          <w:rFonts w:ascii="Arial Narrow" w:eastAsia="Arial Narrow" w:hAnsi="Arial Narrow" w:cs="Arial Narrow"/>
-          <w:position w:val="-1"/>
-        </w:rPr>
-        <w:t xml:space="preserve">           11.    NPWP (Jika ada)</w:t>
-      </w:r>
-    </w:p>
-    <w:p>
-      <w:pPr>
-        <w:spacing w:before="40"/>
-        <w:ind w:left="577"/>
-        <w:rPr>
-          <w:rFonts w:ascii="Arial Narrow" w:eastAsia="Arial Narrow" w:hAnsi="Arial Narrow" w:cs="Arial Narrow"/>
-        </w:rPr>
-      </w:pPr>
-      <w:r>
-        <w:rPr>
-          <w:rFonts w:ascii="Arial Narrow" w:eastAsia="Arial Narrow" w:hAnsi="Arial Narrow" w:cs="Arial Narrow"/>
-        </w:rPr>
-        <w:t xml:space="preserve">  </w:t>
-      </w:r>
-      <w:r>
-        <w:rPr>
-          <w:rFonts w:ascii="Arial Narrow" w:eastAsia="Arial Narrow" w:hAnsi="Arial Narrow" w:cs="Arial Narrow"/>
-          <w:spacing w:val="41"/>
-        </w:rPr>
-        <w:t xml:space="preserve"> </w:t>
-      </w:r>
-    </w:p>
-    <w:p>
-      <w:pPr>
-        <w:tabs>
-          <w:tab w:val="left" w:pos="7950"/>
-        </w:tabs>
-        <w:spacing w:before="50"/>
-        <w:ind w:left="577"/>
-        <w:rPr>
-          <w:rFonts w:ascii="Arial Narrow" w:eastAsia="Arial Narrow" w:hAnsi="Arial Narrow" w:cs="Arial Narrow"/>
-        </w:rPr>
-      </w:pPr>
-      <w:r>
-        <w:rPr>
-          <w:rFonts w:ascii="Arial Narrow" w:eastAsia="Arial Narrow" w:hAnsi="Arial Narrow" w:cs="Arial Narrow"/>
-        </w:rPr>
-        <w:tab/>
-      </w:r>
-    </w:p>
-    <w:p>
-      <w:pPr>
-        <w:spacing w:before="39"/>
-        <w:ind w:left="577"/>
-        <w:rPr>
-          <w:rFonts w:ascii="Arial Narrow" w:eastAsia="Arial Narrow" w:hAnsi="Arial Narrow" w:cs="Arial Narrow"/>
-        </w:rPr>
-      </w:pPr>
-    </w:p>
-    <w:p>
-      <w:pPr>
-        <w:spacing w:before="10" w:line="140" w:lineRule="exact"/>
-        <w:rPr>
-          <w:rFonts w:ascii="Arial Narrow" w:hAnsi="Arial Narrow"/>
-          <w:sz w:val="14"/>
-          <w:szCs w:val="14"/>
-        </w:rPr>
-      </w:pPr>
-    </w:p>
-    <w:p>
-      <w:pPr>
-        <w:spacing w:line="200" w:lineRule="exact"/>
-        <w:rPr>
-          <w:rFonts w:ascii="Arial Narrow" w:hAnsi="Arial Narrow"/>
-        </w:rPr>
-      </w:pPr>
-    </w:p>
-    <w:p>
-      <w:pPr>
-        <w:spacing w:line="200" w:lineRule="exact"/>
-        <w:rPr>
-          <w:rFonts w:ascii="Arial Narrow" w:hAnsi="Arial Narrow"/>
-        </w:rPr>
-      </w:pPr>
-    </w:p>
-    <w:p>
-      <w:pPr>
-        <w:spacing w:line="200" w:lineRule="exact"/>
-        <w:rPr>
-          <w:rFonts w:ascii="Arial Narrow" w:hAnsi="Arial Narrow"/>
-        </w:rPr>
-      </w:pPr>
-    </w:p>
-    <w:p>
-      <w:pPr>
-        <w:spacing w:line="200" w:lineRule="exact"/>
-        <w:rPr>
-          <w:rFonts w:ascii="Arial Narrow" w:hAnsi="Arial Narrow"/>
-        </w:rPr>
-      </w:pPr>
-    </w:p>
-    <w:p>
-      <w:pPr>
-        <w:spacing w:line="200" w:lineRule="exact"/>
-        <w:rPr>
-          <w:rFonts w:ascii="Arial Narrow" w:hAnsi="Arial Narrow"/>
-        </w:rPr>
-      </w:pPr>
-    </w:p>
-    <w:p>
-      <w:pPr>
-        <w:spacing w:line="200" w:lineRule="exact"/>
-        <w:rPr>
-          <w:rFonts w:ascii="Arial Narrow" w:hAnsi="Arial Narrow"/>
-        </w:rPr>
-      </w:pPr>
-    </w:p>
-    <w:p>
-      <w:pPr>
         <w:rPr>
           <w:rFonts w:ascii="Arial Narrow" w:hAnsi="Arial Narrow"/>
         </w:rPr>
@@ -10079,7 +7012,7 @@
             </wp:anchor>
           </w:drawing>
         </mc:Choice>
-        <mc:Fallback xmlns:w16du="http://schemas.microsoft.com/office/word/2023/wordml/word16du" xmlns:w16sdtfl="http://schemas.microsoft.com/office/word/2024/wordml/sdtformatlock">
+        <mc:Fallback xmlns:w16sdtfl="http://schemas.microsoft.com/office/word/2024/wordml/sdtformatlock" xmlns:w16du="http://schemas.microsoft.com/office/word/2023/wordml/word16du">
           <w:pict>
             <v:group w14:anchorId="2B4E60A5" id="Group 3" o:spid="_x0000_s1026" style="position:absolute;margin-left:35.4pt;margin-top:805.7pt;width:524.5pt;height:0;z-index:-1953;mso-position-horizontal-relative:page;mso-position-vertical-relative:page" coordorigin="708,16114" coordsize="10490,0" o:gfxdata="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">
               <v:shape id="Freeform 4" o:spid="_x0000_s1027" style="position:absolute;left:708;top:16114;width:10490;height:0;visibility:visible;mso-wrap-style:square;v-text-anchor:top" coordsize="10490,0" o:gfxdata="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" path="m,l10490,e" filled="f" strokeweight=".58pt">
@@ -10281,7 +7214,7 @@
               <v:stroke joinstyle="miter"/>
               <v:path gradientshapeok="t" o:connecttype="rect"/>
             </v:shapetype>
-            <v:shape id="Text Box 5" o:spid="_x0000_s1027" type="#_x0000_t202" style="position:absolute;margin-left:39.8pt;margin-top:808.9pt;width:205.7pt;height:12.05pt;z-index:-1952;visibility:visible;mso-wrap-style:square;mso-width-percent:0;mso-height-percent:0;mso-wrap-distance-left:9pt;mso-wrap-distance-top:0;mso-wrap-distance-right:9pt;mso-wrap-distance-bottom:0;mso-position-horizontal:absolute;mso-position-horizontal-relative:page;mso-position-vertical:absolute;mso-position-vertical-relative:page;mso-width-percent:0;mso-height-percent:0;mso-width-relative:page;mso-height-relative:page;v-text-anchor:top" o:gfxdata="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" filled="f" stroked="f">
+            <v:shape id="Text Box 5" o:spid="_x0000_s1026" type="#_x0000_t202" style="position:absolute;margin-left:39.8pt;margin-top:808.9pt;width:205.7pt;height:12.05pt;z-index:-1952;visibility:visible;mso-wrap-style:square;mso-width-percent:0;mso-height-percent:0;mso-wrap-distance-left:9pt;mso-wrap-distance-top:0;mso-wrap-distance-right:9pt;mso-wrap-distance-bottom:0;mso-position-horizontal:absolute;mso-position-horizontal-relative:page;mso-position-vertical:absolute;mso-position-vertical-relative:page;mso-width-percent:0;mso-height-percent:0;mso-width-relative:page;mso-height-relative:page;v-text-anchor:top" o:gfxdata="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" filled="f" stroked="f">
               <v:textbox inset="0,0,0,0">
                 <w:txbxContent>
                   <w:p>
@@ -10529,7 +7462,7 @@
         </mc:Choice>
         <mc:Fallback>
           <w:pict>
-            <v:shape w14:anchorId="218BB299" id="Text Box 6" o:spid="_x0000_s1028" type="#_x0000_t202" style="position:absolute;margin-left:497.6pt;margin-top:808.9pt;width:43.95pt;height:12pt;z-index:-1951;visibility:visible;mso-wrap-style:square;mso-width-percent:0;mso-height-percent:0;mso-wrap-distance-left:9pt;mso-wrap-distance-top:0;mso-wrap-distance-right:9pt;mso-wrap-distance-bottom:0;mso-position-horizontal:absolute;mso-position-horizontal-relative:page;mso-position-vertical:absolute;mso-position-vertical-relative:page;mso-width-percent:0;mso-height-percent:0;mso-width-relative:page;mso-height-relative:page;v-text-anchor:top" o:gfxdata="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" filled="f" stroked="f">
+            <v:shape w14:anchorId="218BB299" id="Text Box 6" o:spid="_x0000_s1027" type="#_x0000_t202" style="position:absolute;margin-left:497.6pt;margin-top:808.9pt;width:43.95pt;height:12pt;z-index:-1951;visibility:visible;mso-wrap-style:square;mso-width-percent:0;mso-height-percent:0;mso-wrap-distance-left:9pt;mso-wrap-distance-top:0;mso-wrap-distance-right:9pt;mso-wrap-distance-bottom:0;mso-position-horizontal:absolute;mso-position-horizontal-relative:page;mso-position-vertical:absolute;mso-position-vertical-relative:page;mso-width-percent:0;mso-height-percent:0;mso-width-relative:page;mso-height-relative:page;v-text-anchor:top" o:gfxdata="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" filled="f" stroked="f">
               <v:textbox inset="0,0,0,0">
                 <w:txbxContent>
                   <w:p>
@@ -11656,7 +8589,7 @@
   <w:style w:type="paragraph" w:default="1" w:styleId="Normal">
     <w:name w:val="Normal"/>
     <w:qFormat/>
-    <w:rsid w:val="001B3490"/>
+    <w:rsid w:val="00CC5CE2"/>
   </w:style>
   <w:style w:type="paragraph" w:styleId="Heading1">
     <w:name w:val="heading 1"/>
@@ -11893,7 +8826,6 @@
   <w:style w:type="character" w:default="1" w:styleId="DefaultParagraphFont">
     <w:name w:val="Default Paragraph Font"/>
     <w:uiPriority w:val="1"/>
-    <w:semiHidden/>
     <w:unhideWhenUsed/>
   </w:style>
   <w:style w:type="table" w:default="1" w:styleId="TableNormal">
@@ -12114,7 +9046,6 @@
     <w:name w:val="Table Grid"/>
     <w:basedOn w:val="TableNormal"/>
     <w:uiPriority w:val="59"/>
-    <w:semiHidden/>
     <w:unhideWhenUsed/>
     <w:rsid w:val="009F2E54"/>
     <w:tblPr>
